--- a/040_5anno/verifiche/5h-2025-26_2026-04-20/a.docx
+++ b/040_5anno/verifiche/5h-2025-26_2026-04-20/a.docx
@@ -10,7 +10,1136 @@
         <w:spacing w:before="360" w:after="80"/>
         <w:rPr/>
       </w:pPr>
-      <w:bookmarkStart w:id="0" w:name="verifica-pdp"/>
+      <w:bookmarkStart w:id="0" w:name="verifica-standard-versione-a"/>
+      <w:bookmarkEnd w:id="0"/>
+      <w:r>
+        <w:rPr/>
+        <w:t>VERIFICA STANDARD – VERSIONE A</w:t>
+      </w:r>
+    </w:p>
+    <w:p>
+      <w:pPr>
+        <w:pStyle w:val="Heading2"/>
+        <w:rPr/>
+      </w:pPr>
+      <w:bookmarkStart w:id="1" w:name="domande-medio-basse"/>
+      <w:r>
+        <w:rPr/>
+        <w:t>Domande medio-basse</w:t>
+      </w:r>
+    </w:p>
+    <w:p>
+      <w:pPr>
+        <w:pStyle w:val="Heading6"/>
+        <w:rPr/>
+      </w:pPr>
+      <w:r>
+        <w:rPr/>
+      </w:r>
+    </w:p>
+    <w:p>
+      <w:pPr>
+        <w:pStyle w:val="Heading2"/>
+        <w:rPr/>
+      </w:pPr>
+      <w:r>
+        <w:rPr/>
+        <w:t>UD 5</w:t>
+      </w:r>
+    </w:p>
+    <w:p>
+      <w:pPr>
+        <w:pStyle w:val="Heading6"/>
+        <w:rPr/>
+      </w:pPr>
+      <w:bookmarkStart w:id="2" w:name="X1d3cde17de0b75897e3e56bb45cff935914a35c"/>
+      <w:r>
+        <w:rPr/>
+        <w:t>Descrivere la struttura di una rete cellulare e l’hand over</w:t>
+      </w:r>
+    </w:p>
+    <w:p>
+      <w:pPr>
+        <w:pStyle w:val="FirstParagraph"/>
+        <w:rPr/>
+      </w:pPr>
+      <w:r>
+        <w:rPr/>
+        <w:t>……………………………………………………………………………………………………</w:t>
+      </w:r>
+      <w:r>
+        <w:rPr/>
+        <w:t>.. …………………………………………………………………………………………………….. …………………………………………………………………………………………………….. …………………………………………………………………………………………………….. …………………………………………………………………………………………………….. …………………………………………………………………………………………………….. ……………………………………………………………………………………………………..</w:t>
+      </w:r>
+      <w:bookmarkEnd w:id="2"/>
+    </w:p>
+    <w:p>
+      <w:pPr>
+        <w:pStyle w:val="Heading6"/>
+        <w:rPr/>
+      </w:pPr>
+      <w:r>
+        <w:rPr/>
+        <w:t>P</w:t>
+      </w:r>
+      <w:bookmarkStart w:id="3" w:name="X999f57079262f0e0dc80411f008c8a1ce37902a"/>
+      <w:r>
+        <w:rPr/>
+        <w:t xml:space="preserve">roblematiche e </w:t>
+      </w:r>
+      <w:r>
+        <w:rPr/>
+        <w:t>gestione della mobilità nelle reti IP (un dispositivo si sposta ad altra rete)</w:t>
+      </w:r>
+    </w:p>
+    <w:p>
+      <w:pPr>
+        <w:pStyle w:val="FirstParagraph"/>
+        <w:rPr/>
+      </w:pPr>
+      <w:r>
+        <w:rPr/>
+        <w:t>……………………………………………………………………………………………………</w:t>
+      </w:r>
+      <w:r>
+        <w:rPr/>
+        <w:t>.. …………………………………………………………………………………………………….. …………………………………………………………………………………………………….. …………………………………………………………………………………………………….. …………………………………………………………………………………………………….. …………………………………………………………………………………………………….. ……………………………………………………………………………………………………..</w:t>
+      </w:r>
+      <w:bookmarkEnd w:id="3"/>
+    </w:p>
+    <w:p>
+      <w:pPr>
+        <w:pStyle w:val="Heading6"/>
+        <w:rPr/>
+      </w:pPr>
+      <w:bookmarkStart w:id="4" w:name="descrivere-il-protocollo-mobile-ip"/>
+      <w:r>
+        <w:rPr/>
+        <w:t>Descrivere il protocollo Mobile IP</w:t>
+      </w:r>
+    </w:p>
+    <w:p>
+      <w:pPr>
+        <w:pStyle w:val="FirstParagraph"/>
+        <w:rPr/>
+      </w:pPr>
+      <w:r>
+        <w:rPr/>
+        <w:t>……………………………………………………………………………………………………</w:t>
+      </w:r>
+      <w:r>
+        <w:rPr/>
+        <w:t>.. …………………………………………………………………………………………………….. …………………………………………………………………………………………………….. …………………………………………………………………………………………………….. …………………………………………………………………………………………………….. …………………………………………………………………………………………………….. …………………………………………………………………………………………………….. …………………………………………………………………………………………………….. ……………………………………………………………………………………………………..</w:t>
+      </w:r>
+      <w:bookmarkEnd w:id="4"/>
+    </w:p>
+    <w:p>
+      <w:pPr>
+        <w:pStyle w:val="Heading6"/>
+        <w:rPr/>
+      </w:pPr>
+      <w:r>
+        <w:rPr/>
+        <w:t xml:space="preserve">Cosa è il </w:t>
+      </w:r>
+      <w:bookmarkStart w:id="5" w:name="X8a0cd84a004d5ed02bf7bb7de9fe0066efe1601"/>
+      <w:r>
+        <w:rPr/>
+        <w:t>roaming?</w:t>
+      </w:r>
+    </w:p>
+    <w:p>
+      <w:pPr>
+        <w:pStyle w:val="FirstParagraph"/>
+        <w:rPr/>
+      </w:pPr>
+      <w:r>
+        <w:rPr/>
+        <w:t>……………………………………………………………………………………………………</w:t>
+      </w:r>
+      <w:r>
+        <w:rPr/>
+        <w:t>.. …………………………………………………………………………………………………….. …………………………………………………………………………………………………….. ……………………………………………………………………………………………………..</w:t>
+      </w:r>
+      <w:bookmarkEnd w:id="5"/>
+    </w:p>
+    <w:p>
+      <w:pPr>
+        <w:pStyle w:val="Heading6"/>
+        <w:rPr/>
+      </w:pPr>
+      <w:r>
+        <w:rPr/>
+        <w:t xml:space="preserve">Descrivere </w:t>
+      </w:r>
+      <w:bookmarkStart w:id="6" w:name="medio-basse-2"/>
+      <w:bookmarkStart w:id="7" w:name="cosè-4g-lte"/>
+      <w:r>
+        <w:rPr/>
+        <w:t>4G LTE</w:t>
+      </w:r>
+    </w:p>
+    <w:p>
+      <w:pPr>
+        <w:pStyle w:val="FirstParagraph"/>
+        <w:rPr/>
+      </w:pPr>
+      <w:r>
+        <w:rPr/>
+        <w:t>……………………………………………………………………………………………………</w:t>
+      </w:r>
+      <w:r>
+        <w:rPr/>
+        <w:t>.. …………………………………………………………………………………………………….. …………………………………………………………………………………………………….. …………………………………………………………………………………………………….. ……………………………………………………………………………………………………..</w:t>
+      </w:r>
+      <w:bookmarkEnd w:id="6"/>
+      <w:bookmarkEnd w:id="7"/>
+    </w:p>
+    <w:p>
+      <w:pPr>
+        <w:pStyle w:val="Heading6"/>
+        <w:rPr/>
+      </w:pPr>
+      <w:bookmarkStart w:id="8" w:name="Xcd9b56a23b4af24c4fbfa6271459a15b7c6483a"/>
+      <w:r>
+        <w:rPr/>
+        <w:t xml:space="preserve">Descrivere il 5G, caratteristiche </w:t>
+      </w:r>
+      <w:r>
+        <w:rPr/>
+        <w:t>distintive</w:t>
+      </w:r>
+      <w:r>
+        <w:rPr/>
+        <w:t xml:space="preserve"> e vantaggi </w:t>
+      </w:r>
+      <w:r>
+        <w:rPr/>
+        <w:t>attesi</w:t>
+      </w:r>
+    </w:p>
+    <w:p>
+      <w:pPr>
+        <w:pStyle w:val="FirstParagraph"/>
+        <w:rPr/>
+      </w:pPr>
+      <w:r>
+        <w:rPr/>
+        <w:t>……………………………………………………………………………………………………</w:t>
+      </w:r>
+      <w:r>
+        <w:rPr/>
+        <w:t>.. …………………………………………………………………………………………………….. …………………………………………………………………………………………………….. ……………………………………………………………………………………………………..</w:t>
+      </w:r>
+      <w:bookmarkEnd w:id="8"/>
+    </w:p>
+    <w:p>
+      <w:pPr>
+        <w:pStyle w:val="Heading6"/>
+        <w:rPr/>
+      </w:pPr>
+      <w:bookmarkStart w:id="9" w:name="differenze-tra-4g-lte-e-5g"/>
+      <w:r>
+        <w:rPr/>
+        <w:t>Differenze tra 4G LTE e 5G</w:t>
+      </w:r>
+    </w:p>
+    <w:p>
+      <w:pPr>
+        <w:pStyle w:val="FirstParagraph"/>
+        <w:rPr/>
+      </w:pPr>
+      <w:r>
+        <w:rPr/>
+        <w:t>……………………………………………………………………………………………………</w:t>
+      </w:r>
+      <w:r>
+        <w:rPr/>
+        <w:t>.. …………………………………………………………………………………………………….. …………………………………………………………………………………………………….. …………………………………………………………………………………………………….. …………………………………………………………………………………………………….. ……………………………………………………………………………………………………..</w:t>
+      </w:r>
+      <w:bookmarkEnd w:id="1"/>
+      <w:bookmarkEnd w:id="9"/>
+    </w:p>
+    <w:p>
+      <w:pPr>
+        <w:pStyle w:val="Heading6"/>
+        <w:rPr/>
+      </w:pPr>
+      <w:bookmarkStart w:id="10" w:name="verifica-standard-versione-a"/>
+      <w:bookmarkStart w:id="11" w:name="verifica-standard-versione-c"/>
+      <w:bookmarkStart w:id="12" w:name="medie-1"/>
+      <w:bookmarkStart w:id="13" w:name="Xc08eb48db5f9a09b3869eeb6c953f329326d023"/>
+      <w:bookmarkEnd w:id="10"/>
+      <w:bookmarkEnd w:id="11"/>
+      <w:r>
+        <w:rPr/>
+        <w:t>Cosa è un NMS? Con quali altri sistemi sono possibili sinergie?</w:t>
+      </w:r>
+    </w:p>
+    <w:p>
+      <w:pPr>
+        <w:pStyle w:val="FirstParagraph"/>
+        <w:rPr/>
+      </w:pPr>
+      <w:r>
+        <w:rPr/>
+        <w:t>……………………………………………………………………………………………………</w:t>
+      </w:r>
+      <w:r>
+        <w:rPr/>
+        <w:t>.. …………………………………………………………………………………………………….. …………………………………………………………………………………………………….. …………………………………………………………………………………………………….. …………………………………………………………………………………………………….. ……………………………………………………………………………………………………..</w:t>
+      </w:r>
+      <w:bookmarkEnd w:id="12"/>
+      <w:bookmarkEnd w:id="13"/>
+    </w:p>
+    <w:p>
+      <w:pPr>
+        <w:pStyle w:val="Heading2"/>
+        <w:rPr/>
+      </w:pPr>
+      <w:r>
+        <w:rPr/>
+        <w:t>UD 6 - Dal Cablaggio al cloud</w:t>
+      </w:r>
+    </w:p>
+    <w:p>
+      <w:pPr>
+        <w:pStyle w:val="Heading6"/>
+        <w:rPr/>
+      </w:pPr>
+      <w:bookmarkStart w:id="14" w:name="descrivere-il-cablaggio-di-rete"/>
+      <w:r>
+        <w:rPr/>
+        <w:t xml:space="preserve">Descrivere il cablaggio di rete, </w:t>
+      </w:r>
+      <w:r>
+        <w:rPr/>
+        <w:t>eventuali standard, media di trasmissione e loro caratteristiche e prestazioni</w:t>
+      </w:r>
+    </w:p>
+    <w:p>
+      <w:pPr>
+        <w:pStyle w:val="FirstParagraph"/>
+        <w:rPr/>
+      </w:pPr>
+      <w:r>
+        <w:rPr/>
+        <w:t>……………………………………………………………………………………………………</w:t>
+      </w:r>
+      <w:r>
+        <w:rPr/>
+        <w:t>.. …………………………………………………………………………………………………….. …………………………………………………………………………………………………….. …………………………………………………………………………………………………….. …………………………………………………………………………………………………….. ……………………………………………………………………………………………………..</w:t>
+      </w:r>
+      <w:bookmarkEnd w:id="14"/>
+    </w:p>
+    <w:p>
+      <w:pPr>
+        <w:pStyle w:val="Heading6"/>
+        <w:rPr/>
+      </w:pPr>
+      <w:bookmarkStart w:id="15" w:name="cosè-una-macchina-virtuale"/>
+      <w:r>
+        <w:rPr/>
+        <w:t xml:space="preserve">Cos’è </w:t>
+      </w:r>
+      <w:r>
+        <w:rPr/>
+        <w:t xml:space="preserve">la virtualizzazione? Cos’è </w:t>
+      </w:r>
+      <w:r>
+        <w:rPr/>
+        <w:t>una macchina virtuale?</w:t>
+      </w:r>
+    </w:p>
+    <w:p>
+      <w:pPr>
+        <w:pStyle w:val="FirstParagraph"/>
+        <w:rPr/>
+      </w:pPr>
+      <w:r>
+        <w:rPr/>
+        <w:t>……………………………………………………………………………………………………</w:t>
+      </w:r>
+      <w:r>
+        <w:rPr/>
+        <w:t>.. …………………………………………………………………………………………………….. …………………………………………………………………………………………………….. …………………………………………………………………………………………………….. …………………………………………………………………………………………………….. …………………………………………………………………………………………………….. …………………………………………………………………………………………………….. ……………………………………………………………………………………………………..</w:t>
+      </w:r>
+      <w:bookmarkEnd w:id="15"/>
+    </w:p>
+    <w:p>
+      <w:pPr>
+        <w:pStyle w:val="Heading6"/>
+        <w:rPr/>
+      </w:pPr>
+      <w:bookmarkStart w:id="16" w:name="vantaggi-virtualizzazione"/>
+      <w:r>
+        <w:rPr/>
+        <w:t>Vantaggi virtualizzazione</w:t>
+      </w:r>
+    </w:p>
+    <w:p>
+      <w:pPr>
+        <w:pStyle w:val="FirstParagraph"/>
+        <w:rPr/>
+      </w:pPr>
+      <w:r>
+        <w:rPr/>
+        <w:t>……………………………………………………………………………………………………</w:t>
+      </w:r>
+      <w:r>
+        <w:rPr/>
+        <w:t>.. …………………………………………………………………………………………………….. …………………………………………………………………………………………………….. ……………………………………………………………………………………………………..</w:t>
+      </w:r>
+      <w:bookmarkEnd w:id="16"/>
+    </w:p>
+    <w:p>
+      <w:pPr>
+        <w:pStyle w:val="Heading6"/>
+        <w:rPr/>
+      </w:pPr>
+      <w:bookmarkStart w:id="17" w:name="Xb762992f22019b766a706a449f52543b86856b4"/>
+      <w:r>
+        <w:rPr/>
+        <w:t>Differenza fra server virtualization e application virtualization</w:t>
+      </w:r>
+    </w:p>
+    <w:p>
+      <w:pPr>
+        <w:pStyle w:val="FirstParagraph"/>
+        <w:rPr/>
+      </w:pPr>
+      <w:r>
+        <w:rPr/>
+        <w:t>……………………………………………………………………………………………………</w:t>
+      </w:r>
+      <w:r>
+        <w:rPr/>
+        <w:t>.. …………………………………………………………………………………………………….. …………………………………………………………………………………………………….. …………………………………………………………………………………………………….. ……………………………………………………………………………………………………..</w:t>
+      </w:r>
+      <w:bookmarkEnd w:id="17"/>
+    </w:p>
+    <w:p>
+      <w:pPr>
+        <w:pStyle w:val="Heading6"/>
+        <w:rPr/>
+      </w:pPr>
+      <w:bookmarkStart w:id="18" w:name="descrivere-la-server-virtualization"/>
+      <w:r>
+        <w:rPr/>
+        <w:t>Descrivere la server virtualization</w:t>
+      </w:r>
+    </w:p>
+    <w:p>
+      <w:pPr>
+        <w:pStyle w:val="FirstParagraph"/>
+        <w:rPr/>
+      </w:pPr>
+      <w:r>
+        <w:rPr/>
+        <w:t>……………………………………………………………………………………………………</w:t>
+      </w:r>
+      <w:r>
+        <w:rPr/>
+        <w:t>.. …………………………………………………………………………………………………….. …………………………………………………………………………………………………….. ……………………………………………………………………………………………………..</w:t>
+      </w:r>
+      <w:bookmarkEnd w:id="18"/>
+    </w:p>
+    <w:p>
+      <w:pPr>
+        <w:pStyle w:val="Heading6"/>
+        <w:rPr/>
+      </w:pPr>
+      <w:bookmarkStart w:id="19" w:name="domande-medie"/>
+      <w:bookmarkEnd w:id="19"/>
+      <w:r>
+        <w:rPr/>
+        <w:t>T</w:t>
+      </w:r>
+      <w:r>
+        <w:rPr/>
+        <w:t xml:space="preserve">ipologie di cloud: </w:t>
+      </w:r>
+      <w:r>
+        <w:rPr/>
+        <w:t>e</w:t>
+      </w:r>
+      <w:bookmarkStart w:id="20" w:name="X5e0187a482188ef29fb89becc125dd91d1f8bd1"/>
+      <w:r>
+        <w:rPr/>
+        <w:t>lencar</w:t>
+      </w:r>
+      <w:r>
+        <w:rPr/>
+        <w:t>le</w:t>
+      </w:r>
+      <w:r>
+        <w:rPr/>
+        <w:t xml:space="preserve"> e descriverle </w:t>
+      </w:r>
+    </w:p>
+    <w:p>
+      <w:pPr>
+        <w:pStyle w:val="FirstParagraph"/>
+        <w:rPr/>
+      </w:pPr>
+      <w:r>
+        <w:rPr/>
+        <w:t>……………………………………………………………………………………………………</w:t>
+      </w:r>
+      <w:r>
+        <w:rPr/>
+        <w:t>.. …………………………………………………………………………………………………….. …………………………………………………………………………………………………….. …………………………………………………………………………………………………….. …………………………………………………………………………………………………….. ……………………………………………………………………………………………………..</w:t>
+      </w:r>
+      <w:bookmarkEnd w:id="20"/>
+    </w:p>
+    <w:p>
+      <w:pPr>
+        <w:pStyle w:val="Heading6"/>
+        <w:rPr/>
+      </w:pPr>
+      <w:bookmarkStart w:id="21" w:name="domande-medie"/>
+      <w:bookmarkStart w:id="22" w:name="domande-alte"/>
+      <w:bookmarkStart w:id="23" w:name="Xbbcc2f5b967cec507343696805faac4aa8d77b5"/>
+      <w:bookmarkEnd w:id="21"/>
+      <w:bookmarkEnd w:id="22"/>
+      <w:r>
+        <w:rPr/>
+        <w:t>Elencare vantaggi e svantaggi del cloud rispetto a inhouse/on-premises</w:t>
+      </w:r>
+    </w:p>
+    <w:p>
+      <w:pPr>
+        <w:pStyle w:val="FirstParagraph"/>
+        <w:rPr/>
+      </w:pPr>
+      <w:r>
+        <w:rPr/>
+        <w:t>……………………………………………………………………………………………………</w:t>
+      </w:r>
+      <w:r>
+        <w:rPr/>
+        <w:t>.. …………………………………………………………………………………………………….. …………………………………………………………………………………………………….. …………………………………………………………………………………………………….. …………………………………………………………………………………………………….. ……………………………………………………………………………………………………..</w:t>
+      </w:r>
+      <w:bookmarkEnd w:id="23"/>
+    </w:p>
+    <w:p>
+      <w:pPr>
+        <w:pStyle w:val="Heading6"/>
+        <w:rPr/>
+      </w:pPr>
+      <w:bookmarkStart w:id="24" w:name="domande-alte"/>
+      <w:bookmarkStart w:id="25" w:name="X305784e5bd7edf650b6aacfb3d299b024bdc26a"/>
+      <w:bookmarkStart w:id="26" w:name="verifica-standard-versione-b"/>
+      <w:bookmarkStart w:id="27" w:name="medio-basse"/>
+      <w:bookmarkStart w:id="28" w:name="medie"/>
+      <w:bookmarkStart w:id="29" w:name="vantaggi-e-sfide-del-cloud-ibrido"/>
+      <w:bookmarkEnd w:id="24"/>
+      <w:bookmarkEnd w:id="25"/>
+      <w:bookmarkEnd w:id="26"/>
+      <w:bookmarkEnd w:id="27"/>
+      <w:bookmarkEnd w:id="28"/>
+      <w:r>
+        <w:rPr/>
+        <w:t>Vantaggi e sfide del cloud ibrido</w:t>
+      </w:r>
+    </w:p>
+    <w:p>
+      <w:pPr>
+        <w:pStyle w:val="FirstParagraph"/>
+        <w:rPr/>
+      </w:pPr>
+      <w:r>
+        <w:rPr/>
+        <w:t>……………………………………………………………………………………………………</w:t>
+      </w:r>
+      <w:r>
+        <w:rPr/>
+        <w:t>.. …………………………………………………………………………………………………….. …………………………………………………………………………………………………….. …………………………………………………………………………………………………….. ……………………………………………………………………………………………………..</w:t>
+      </w:r>
+      <w:bookmarkEnd w:id="29"/>
+    </w:p>
+    <w:p>
+      <w:pPr>
+        <w:pStyle w:val="Heading6"/>
+        <w:rPr/>
+      </w:pPr>
+      <w:bookmarkStart w:id="30" w:name="medie"/>
+      <w:bookmarkStart w:id="31" w:name="alte"/>
+      <w:bookmarkStart w:id="32" w:name="collocazione-server-in-azienda"/>
+      <w:bookmarkEnd w:id="30"/>
+      <w:bookmarkEnd w:id="31"/>
+      <w:r>
+        <w:rPr/>
+        <w:t xml:space="preserve">Collocazione server in azienda </w:t>
+      </w:r>
+      <w:r>
+        <w:rPr/>
+        <w:t>(inhouse/on-premises)</w:t>
+      </w:r>
+      <w:r>
+        <w:rPr/>
+        <w:t xml:space="preserve">, </w:t>
+      </w:r>
+      <w:r>
+        <w:rPr/>
+        <w:t>vantaggi e svantaggi</w:t>
+      </w:r>
+    </w:p>
+    <w:p>
+      <w:pPr>
+        <w:pStyle w:val="FirstParagraph"/>
+        <w:rPr/>
+      </w:pPr>
+      <w:r>
+        <w:rPr/>
+        <w:t>……………………………………………………………………………………………………</w:t>
+      </w:r>
+      <w:r>
+        <w:rPr/>
+        <w:t>.. …………………………………………………………………………………………………….. …………………………………………………………………………………………………….. …………………………………………………………………………………………………….. …………………………………………………………………………………………………….. ……………………………………………………………………………………………………..</w:t>
+      </w:r>
+      <w:bookmarkEnd w:id="32"/>
+    </w:p>
+    <w:p>
+      <w:pPr>
+        <w:pStyle w:val="Heading6"/>
+        <w:rPr/>
+      </w:pPr>
+      <w:bookmarkStart w:id="33" w:name="verifica-standard-versione-b"/>
+      <w:bookmarkStart w:id="34" w:name="alte"/>
+      <w:bookmarkStart w:id="35" w:name="medio-basse-1"/>
+      <w:bookmarkStart w:id="36" w:name="cosè-un-cloud-privato"/>
+      <w:bookmarkEnd w:id="33"/>
+      <w:bookmarkEnd w:id="34"/>
+      <w:r>
+        <w:rPr/>
+        <w:t>Cos’è un cloud privato?</w:t>
+      </w:r>
+    </w:p>
+    <w:p>
+      <w:pPr>
+        <w:pStyle w:val="FirstParagraph"/>
+        <w:rPr/>
+      </w:pPr>
+      <w:r>
+        <w:rPr/>
+        <w:t>……………………………………………………………………………………………………</w:t>
+      </w:r>
+      <w:r>
+        <w:rPr/>
+        <w:t>.. …………………………………………………………………………………………………….. …………………………………………………………………………………………………….. ……………………………………………………………………………………………………..</w:t>
+      </w:r>
+      <w:bookmarkEnd w:id="35"/>
+      <w:bookmarkEnd w:id="36"/>
+    </w:p>
+    <w:p>
+      <w:pPr>
+        <w:pStyle w:val="Heading6"/>
+        <w:rPr/>
+      </w:pPr>
+      <w:bookmarkStart w:id="37" w:name="X9a96bc4f1299e34a791018fb0d4a57c215dc651"/>
+      <w:r>
+        <w:rPr/>
+        <w:t>Differenze fra vecchio/classico hosting e cloud</w:t>
+      </w:r>
+    </w:p>
+    <w:p>
+      <w:pPr>
+        <w:pStyle w:val="FirstParagraph"/>
+        <w:rPr/>
+      </w:pPr>
+      <w:r>
+        <w:rPr/>
+        <w:t>……………………………………………………………………………………………………</w:t>
+      </w:r>
+      <w:r>
+        <w:rPr/>
+        <w:t>.. …………………………………………………………………………………………………….. …………………………………………………………………………………………………….. ……………………………………………………………………………………………………..</w:t>
+      </w:r>
+      <w:bookmarkEnd w:id="37"/>
+    </w:p>
+    <w:p>
+      <w:pPr>
+        <w:pStyle w:val="Heading6"/>
+        <w:rPr/>
+      </w:pPr>
+      <w:r>
+        <w:rPr/>
+        <w:t xml:space="preserve">Descrivere </w:t>
+      </w:r>
+      <w:bookmarkStart w:id="38" w:name="cosè-cloud-ibrido"/>
+      <w:r>
+        <w:rPr/>
+        <w:t xml:space="preserve">il </w:t>
+      </w:r>
+      <w:r>
+        <w:rPr/>
+        <w:t>cloud ibrido</w:t>
+      </w:r>
+    </w:p>
+    <w:p>
+      <w:pPr>
+        <w:pStyle w:val="FirstParagraph"/>
+        <w:rPr/>
+      </w:pPr>
+      <w:r>
+        <w:rPr/>
+        <w:t>……………………………………………………………………………………………………</w:t>
+      </w:r>
+      <w:r>
+        <w:rPr/>
+        <w:t>.. …………………………………………………………………………………………………….. …………………………………………………………………………………………………….. …………………………………………………………………………………………………….. …………………………………………………………………………………………………….. ……………………………………………………………………………………………………..</w:t>
+      </w:r>
+      <w:bookmarkEnd w:id="38"/>
+    </w:p>
+    <w:p>
+      <w:pPr>
+        <w:pStyle w:val="Heading2"/>
+        <w:rPr/>
+      </w:pPr>
+      <w:r>
+        <w:rPr/>
+        <w:t>UD 7 - Architetture WEB</w:t>
+      </w:r>
+    </w:p>
+    <w:p>
+      <w:pPr>
+        <w:pStyle w:val="Heading6"/>
+        <w:rPr/>
+      </w:pPr>
+      <w:bookmarkStart w:id="39" w:name="Xb8ba415ecc8c1bc0fd133769bff6b73469e2e2a"/>
+      <w:r>
+        <w:rPr/>
+        <w:t>Architettura 3-tier: descriverla e fornire un esempio concreto</w:t>
+      </w:r>
+    </w:p>
+    <w:p>
+      <w:pPr>
+        <w:pStyle w:val="FirstParagraph"/>
+        <w:rPr/>
+      </w:pPr>
+      <w:r>
+        <w:rPr/>
+        <w:t>……………………………………………………………………………………………………</w:t>
+      </w:r>
+      <w:r>
+        <w:rPr/>
+        <w:t>.. …………………………………………………………………………………………………….. …………………………………………………………………………………………………….. …………………………………………………………………………………………………….. …………………………………………………………………………………………………….. …………………………………………………………………………………………………….. …………………………………………………………………………………………………….. ……………………………………………………………………………………………………..</w:t>
+      </w:r>
+      <w:bookmarkEnd w:id="39"/>
+    </w:p>
+    <w:p>
+      <w:pPr>
+        <w:pStyle w:val="Heading6"/>
+        <w:rPr/>
+      </w:pPr>
+      <w:bookmarkStart w:id="40" w:name="alte-1"/>
+      <w:bookmarkStart w:id="41" w:name="X2c4325b45b80bd688dabcda30e070f0c8e459f3"/>
+      <w:bookmarkEnd w:id="40"/>
+      <w:r>
+        <w:rPr/>
+        <w:t>Nelle architetture tiers e layers sono la stessa cosa? Descriverli.</w:t>
+      </w:r>
+    </w:p>
+    <w:p>
+      <w:pPr>
+        <w:pStyle w:val="FirstParagraph"/>
+        <w:rPr/>
+      </w:pPr>
+      <w:r>
+        <w:rPr/>
+        <w:t>……………………………………………………………………………………………………</w:t>
+      </w:r>
+      <w:r>
+        <w:rPr/>
+        <w:t>.. …………………………………………………………………………………………………….. …………………………………………………………………………………………………….. …………………………………………………………………………………………………….. …………………………………………………………………………………………………….. ……………………………………………………………………………………………………..</w:t>
+      </w:r>
+      <w:bookmarkEnd w:id="41"/>
+    </w:p>
+    <w:p>
+      <w:pPr>
+        <w:pStyle w:val="Heading2"/>
+        <w:rPr/>
+      </w:pPr>
+      <w:r>
+        <w:rPr/>
+        <w:t xml:space="preserve">UD 8 </w:t>
+      </w:r>
+      <w:r>
+        <w:rPr/>
+        <w:t>Gestione della rete e dei sistemi</w:t>
+      </w:r>
+    </w:p>
+    <w:p>
+      <w:pPr>
+        <w:pStyle w:val="Heading6"/>
+        <w:rPr/>
+      </w:pPr>
+      <w:bookmarkStart w:id="42" w:name="X07dd5f1cd6115e433c55f563e40d9c09c967f66"/>
+      <w:r>
+        <w:rPr/>
+        <w:t>Descrivere il monitoraggio e management della rete</w:t>
+      </w:r>
+    </w:p>
+    <w:p>
+      <w:pPr>
+        <w:pStyle w:val="FirstParagraph"/>
+        <w:rPr/>
+      </w:pPr>
+      <w:r>
+        <w:rPr/>
+        <w:t>……………………………………………………………………………………………………</w:t>
+      </w:r>
+      <w:r>
+        <w:rPr/>
+        <w:t>.. …………………………………………………………………………………………………….. …………………………………………………………………………………………………….. ……………………………………………………………………………………………………..</w:t>
+        <w:br/>
+        <w:t>……………………………………………………………………………………………………..</w:t>
+      </w:r>
+      <w:bookmarkEnd w:id="42"/>
+    </w:p>
+    <w:p>
+      <w:pPr>
+        <w:pStyle w:val="Heading6"/>
+        <w:rPr/>
+      </w:pPr>
+      <w:bookmarkStart w:id="43" w:name="verifica-standard-versione-c"/>
+      <w:bookmarkStart w:id="44" w:name="alte-1"/>
+      <w:bookmarkStart w:id="45" w:name="verifica-standard-versione-d"/>
+      <w:bookmarkStart w:id="46" w:name="medie-2"/>
+      <w:bookmarkStart w:id="47" w:name="X93029f51fa0c6d93aabf3345ea76e7e8ef0269f"/>
+      <w:bookmarkEnd w:id="43"/>
+      <w:bookmarkEnd w:id="44"/>
+      <w:bookmarkEnd w:id="45"/>
+      <w:bookmarkEnd w:id="46"/>
+      <w:r>
+        <w:rPr/>
+        <w:t>Descrivere, in termini concreti, la gestione rete</w:t>
+      </w:r>
+    </w:p>
+    <w:p>
+      <w:pPr>
+        <w:pStyle w:val="FirstParagraph"/>
+        <w:rPr/>
+      </w:pPr>
+      <w:r>
+        <w:rPr/>
+        <w:t>……………………………………………………………………………………………………</w:t>
+      </w:r>
+      <w:r>
+        <w:rPr/>
+        <w:t>.. …………………………………………………………………………………………………….. …………………………………………………………………………………………………….. ……………………………………………………………………………………………………..</w:t>
+      </w:r>
+      <w:bookmarkEnd w:id="47"/>
+    </w:p>
+    <w:p>
+      <w:pPr>
+        <w:pStyle w:val="Heading6"/>
+        <w:rPr/>
+      </w:pPr>
+      <w:bookmarkStart w:id="48" w:name="snmp-funzionamento"/>
+      <w:r>
+        <w:rPr/>
+        <w:t>SNMP funzionamento</w:t>
+      </w:r>
+    </w:p>
+    <w:p>
+      <w:pPr>
+        <w:pStyle w:val="FirstParagraph"/>
+        <w:rPr/>
+      </w:pPr>
+      <w:r>
+        <w:rPr/>
+        <w:t>……………………………………………………………………………………………………</w:t>
+      </w:r>
+      <w:r>
+        <w:rPr/>
+        <w:t>.. …………………………………………………………………………………………………….. …………………………………………………………………………………………………….. …………………………………………………………………………………………………….. …………………………………………………………………………………………………….. …………………………………………………………………………………………………….. ……………………………………………………………………………………………………..</w:t>
+      </w:r>
+      <w:bookmarkEnd w:id="48"/>
+    </w:p>
+    <w:p>
+      <w:pPr>
+        <w:pStyle w:val="Heading6"/>
+        <w:rPr/>
+      </w:pPr>
+      <w:bookmarkStart w:id="49" w:name="cosè-snmp-trap"/>
+      <w:r>
+        <w:rPr/>
+        <w:t>Cos’è SNMP trap</w:t>
+      </w:r>
+    </w:p>
+    <w:p>
+      <w:pPr>
+        <w:pStyle w:val="FirstParagraph"/>
+        <w:rPr/>
+      </w:pPr>
+      <w:r>
+        <w:rPr/>
+        <w:t>……………………………………………………………………………………………………</w:t>
+      </w:r>
+      <w:r>
+        <w:rPr/>
+        <w:t>.. …………………………………………………………………………………………………….. …………………………………………………………………………………………………….. ……………………………………………………………………………………………………..</w:t>
+      </w:r>
+      <w:bookmarkEnd w:id="49"/>
+    </w:p>
+    <w:p>
+      <w:pPr>
+        <w:pStyle w:val="Heading2"/>
+        <w:rPr/>
+      </w:pPr>
+      <w:bookmarkStart w:id="50" w:name="medie-2"/>
+      <w:bookmarkStart w:id="51" w:name="alte-2"/>
+      <w:bookmarkEnd w:id="50"/>
+      <w:bookmarkEnd w:id="51"/>
+      <w:r>
+        <w:rPr/>
+        <w:t xml:space="preserve">UD </w:t>
+      </w:r>
+      <w:r>
+        <w:rPr/>
+        <w:t>8</w:t>
+      </w:r>
+    </w:p>
+    <w:p>
+      <w:pPr>
+        <w:pStyle w:val="Heading6"/>
+        <w:rPr/>
+      </w:pPr>
+      <w:bookmarkStart w:id="52" w:name="X85d4e96118810e0b838f22229172270b0d99882"/>
+      <w:r>
+        <w:rPr/>
+        <w:t>SNMP: a che livello ISO/OSI corrisponde e quali protocolli di livello inferio</w:t>
+      </w:r>
+      <w:r>
+        <w:rPr/>
+        <w:t>re</w:t>
+      </w:r>
+      <w:r>
+        <w:rPr/>
+        <w:t xml:space="preserve"> utilizza</w:t>
+      </w:r>
+    </w:p>
+    <w:p>
+      <w:pPr>
+        <w:pStyle w:val="FirstParagraph"/>
+        <w:rPr/>
+      </w:pPr>
+      <w:r>
+        <w:rPr/>
+        <w:t>……………………………………………………………………………………………………</w:t>
+      </w:r>
+      <w:r>
+        <w:rPr/>
+        <w:t>.. …………………………………………………………………………………………………….. …………………………………………………………………………………………………….. ……………………………………………………………………………………………………..</w:t>
+      </w:r>
+      <w:bookmarkEnd w:id="52"/>
+    </w:p>
+    <w:p>
+      <w:pPr>
+        <w:pStyle w:val="Heading6"/>
+        <w:rPr/>
+      </w:pPr>
+      <w:bookmarkStart w:id="53" w:name="X33d70def05fb91e8f2b8434f9aedeabba071b83"/>
+      <w:r>
+        <w:rPr/>
+        <w:t>Descrivere il funzionamento di base di SNMP</w:t>
+      </w:r>
+    </w:p>
+    <w:p>
+      <w:pPr>
+        <w:pStyle w:val="FirstParagraph"/>
+        <w:rPr/>
+      </w:pPr>
+      <w:r>
+        <w:rPr/>
+        <w:t>……………………………………………………………………………………………………</w:t>
+      </w:r>
+      <w:r>
+        <w:rPr/>
+        <w:t>.. …………………………………………………………………………………………………….. …………………………………………………………………………………………………….. …………………………………………………………………………………………………….. …………………………………………………………………………………………………….. ……………………………………………………………………………………………………..</w:t>
+      </w:r>
+      <w:bookmarkEnd w:id="53"/>
+    </w:p>
+    <w:p>
+      <w:pPr>
+        <w:pStyle w:val="Heading6"/>
+        <w:rPr/>
+      </w:pPr>
+      <w:bookmarkStart w:id="54" w:name="cosè-una-snmp-trap"/>
+      <w:r>
+        <w:rPr/>
+        <w:t>Cos’è una SNMP trap?</w:t>
+      </w:r>
+    </w:p>
+    <w:p>
+      <w:pPr>
+        <w:pStyle w:val="FirstParagraph"/>
+        <w:rPr/>
+      </w:pPr>
+      <w:r>
+        <w:rPr/>
+        <w:t>……………………………………………………………………………………………………</w:t>
+      </w:r>
+      <w:r>
+        <w:rPr/>
+        <w:t>.. …………………………………………………………………………………………………….. …………………………………………………………………………………………………….. ……………………………………………………………………………………………………..</w:t>
+      </w:r>
+      <w:bookmarkEnd w:id="54"/>
+    </w:p>
+    <w:p>
+      <w:pPr>
+        <w:pStyle w:val="Heading6"/>
+        <w:rPr/>
+      </w:pPr>
+      <w:bookmarkStart w:id="55" w:name="differenza-polling-e-trap-snmp"/>
+      <w:r>
+        <w:rPr/>
+        <w:t xml:space="preserve">Differenza </w:t>
+      </w:r>
+      <w:r>
+        <w:rPr/>
+        <w:t xml:space="preserve">tra </w:t>
+      </w:r>
+      <w:r>
+        <w:rPr/>
+        <w:t>polling e trap SNMP</w:t>
+      </w:r>
+    </w:p>
+    <w:p>
+      <w:pPr>
+        <w:pStyle w:val="FirstParagraph"/>
+        <w:rPr/>
+      </w:pPr>
+      <w:r>
+        <w:rPr/>
+        <w:t>……………………………………………………………………………………………………</w:t>
+      </w:r>
+      <w:r>
+        <w:rPr/>
+        <w:t>.. …………………………………………………………………………………………………….. …………………………………………………………………………………………………….. ……………………………………………………………………………………………………..</w:t>
+      </w:r>
+      <w:bookmarkEnd w:id="55"/>
+    </w:p>
+    <w:p>
+      <w:pPr>
+        <w:pStyle w:val="Heading6"/>
+        <w:rPr/>
+      </w:pPr>
+      <w:r>
+        <w:rPr/>
+        <w:t xml:space="preserve">Cosa è </w:t>
+      </w:r>
+      <w:bookmarkStart w:id="56" w:name="X4e795967b6437cc3dde21a8e7512a9079e5f744"/>
+      <w:r>
+        <w:rPr/>
+        <w:t xml:space="preserve"> MIB?</w:t>
+      </w:r>
+    </w:p>
+    <w:p>
+      <w:pPr>
+        <w:pStyle w:val="FirstParagraph"/>
+        <w:rPr/>
+      </w:pPr>
+      <w:r>
+        <w:rPr/>
+        <w:t>……………………………………………………………………………………………………</w:t>
+      </w:r>
+      <w:r>
+        <w:rPr/>
+        <w:t>.. …………………………………………………………………………………………………….. …………………………………………………………………………………………………….. ……………………………………………………………………………………………………..</w:t>
+      </w:r>
+      <w:bookmarkEnd w:id="56"/>
+    </w:p>
+    <w:p>
+      <w:pPr>
+        <w:pStyle w:val="Heading6"/>
+        <w:rPr/>
+      </w:pPr>
+      <w:r>
+        <w:rPr/>
+        <w:t>Come vengono definiti e gestiti i</w:t>
+      </w:r>
+      <w:bookmarkStart w:id="57" w:name="X56a20867de6edff6da8d52fbad7658fbd54dc7d"/>
+      <w:r>
+        <w:rPr/>
+        <w:t xml:space="preserve"> dati utilizzati nel network management</w:t>
+      </w:r>
+    </w:p>
+    <w:p>
+      <w:pPr>
+        <w:pStyle w:val="FirstParagraph"/>
+        <w:rPr/>
+      </w:pPr>
+      <w:r>
+        <w:rPr/>
+        <w:t>……………………………………………………………………………………………………</w:t>
+      </w:r>
+      <w:r>
+        <w:rPr/>
+        <w:t>.. …………………………………………………………………………………………………….. …………………………………………………………………………………………………….. …………………………………………………………………………………………………….. …………………………………………………………………………………………………….. …………………………………………………………………………………………………….. ……………………………………………………………………………………………………..</w:t>
+      </w:r>
+      <w:bookmarkEnd w:id="57"/>
+    </w:p>
+    <w:p>
+      <w:pPr>
+        <w:pStyle w:val="Heading6"/>
+        <w:rPr/>
+      </w:pPr>
+      <w:r>
+        <w:rPr/>
+        <w:t xml:space="preserve">Descrivere </w:t>
+      </w:r>
+      <w:bookmarkStart w:id="58" w:name="funzionalità-di-un-nms"/>
+      <w:r>
+        <w:rPr/>
+        <w:t>un NMS</w:t>
+      </w:r>
+    </w:p>
+    <w:p>
+      <w:pPr>
+        <w:pStyle w:val="FirstParagraph"/>
+        <w:rPr/>
+      </w:pPr>
+      <w:r>
+        <w:rPr/>
+        <w:t>……………………………………………………………………………………………………</w:t>
+      </w:r>
+      <w:r>
+        <w:rPr/>
+        <w:t>.. …………………………………………………………………………………………………….. …………………………………………………………………………………………………….. …………………………………………………………………………………………………….. …………………………………………………………………………………………………….. …………………………………………………………………………………………………….. ……………………………………………………………………………………………………..</w:t>
+      </w:r>
+      <w:bookmarkEnd w:id="58"/>
+    </w:p>
+    <w:p>
+      <w:pPr>
+        <w:pStyle w:val="Heading6"/>
+        <w:rPr/>
+      </w:pPr>
+      <w:r>
+        <w:rPr/>
+      </w:r>
+    </w:p>
+    <w:p>
+      <w:pPr>
+        <w:pStyle w:val="BodyText"/>
+        <w:rPr/>
+      </w:pPr>
+      <w:r>
+        <w:rPr/>
+      </w:r>
+    </w:p>
+    <w:p>
+      <w:pPr>
+        <w:pStyle w:val="Heading1"/>
+        <w:rPr/>
+      </w:pPr>
+      <w:bookmarkStart w:id="59" w:name="verifica-standard-versione-d"/>
+      <w:bookmarkStart w:id="60" w:name="alte-2"/>
+      <w:bookmarkStart w:id="61" w:name="verifica-pdp"/>
+      <w:bookmarkEnd w:id="59"/>
+      <w:bookmarkEnd w:id="60"/>
       <w:r>
         <w:rPr/>
         <w:t>VERIFICA PDP</w:t>
@@ -21,7 +1150,7 @@
         <w:pStyle w:val="Heading2"/>
         <w:rPr/>
       </w:pPr>
-      <w:bookmarkStart w:id="1" w:name="domande-medio-basse-18-scelta-multipla"/>
+      <w:bookmarkStart w:id="62" w:name="domande-medio-basse-18-scelta-multipla"/>
       <w:r>
         <w:rPr/>
         <w:t>Domande medio-basse (1–8) – scelta multipla</w:t>
@@ -32,7 +1161,7 @@
         <w:pStyle w:val="Heading6"/>
         <w:rPr/>
       </w:pPr>
-      <w:bookmarkStart w:id="2" w:name="un-access-point-serve-a"/>
+      <w:bookmarkStart w:id="63" w:name="un-access-point-serve-a"/>
       <w:r>
         <w:rPr/>
         <w:t>Un access point serve a:</w:t>
@@ -43,7 +1172,7 @@
         <w:pStyle w:val="FirstParagraph"/>
         <w:rPr/>
       </w:pPr>
-      <w:bookmarkStart w:id="3" w:name="un-access-point-serve-a"/>
+      <w:bookmarkStart w:id="64" w:name="un-access-point-serve-a"/>
       <w:r>
         <w:rPr/>
         <w:t>[ ] instradare pacchetti</w:t>
@@ -52,14 +1181,14 @@
         <w:br/>
         <w:t>[ ] cifrare dati</w:t>
       </w:r>
-      <w:bookmarkEnd w:id="3"/>
-    </w:p>
-    <w:p>
-      <w:pPr>
-        <w:pStyle w:val="Heading6"/>
-        <w:rPr/>
-      </w:pPr>
-      <w:bookmarkStart w:id="4" w:name="wpa2-è"/>
+      <w:bookmarkEnd w:id="64"/>
+    </w:p>
+    <w:p>
+      <w:pPr>
+        <w:pStyle w:val="Heading6"/>
+        <w:rPr/>
+      </w:pPr>
+      <w:bookmarkStart w:id="65" w:name="wpa2-è"/>
       <w:r>
         <w:rPr/>
         <w:t>WPA2 è:</w:t>
@@ -70,7 +1199,7 @@
         <w:pStyle w:val="FirstParagraph"/>
         <w:rPr/>
       </w:pPr>
-      <w:bookmarkStart w:id="5" w:name="wpa2-è"/>
+      <w:bookmarkStart w:id="66" w:name="wpa2-è"/>
       <w:r>
         <w:rPr/>
         <w:t>[ ] protocollo di routing</w:t>
@@ -79,14 +1208,14 @@
         <w:br/>
         <w:t>[ ] protocollo SNMP</w:t>
       </w:r>
-      <w:bookmarkEnd w:id="5"/>
-    </w:p>
-    <w:p>
-      <w:pPr>
-        <w:pStyle w:val="Heading6"/>
-        <w:rPr/>
-      </w:pPr>
-      <w:bookmarkStart w:id="6" w:name="snmp-serve-a"/>
+      <w:bookmarkEnd w:id="66"/>
+    </w:p>
+    <w:p>
+      <w:pPr>
+        <w:pStyle w:val="Heading6"/>
+        <w:rPr/>
+      </w:pPr>
+      <w:bookmarkStart w:id="67" w:name="snmp-serve-a"/>
       <w:r>
         <w:rPr/>
         <w:t>SNMP serve a:</w:t>
@@ -97,7 +1226,7 @@
         <w:pStyle w:val="FirstParagraph"/>
         <w:rPr/>
       </w:pPr>
-      <w:bookmarkStart w:id="7" w:name="snmp-serve-a"/>
+      <w:bookmarkStart w:id="68" w:name="snmp-serve-a"/>
       <w:r>
         <w:rPr/>
         <w:t>[ ] monitorare dispositivi</w:t>
@@ -106,14 +1235,14 @@
         <w:br/>
         <w:t>[ ] creare VLAN</w:t>
       </w:r>
-      <w:bookmarkEnd w:id="7"/>
-    </w:p>
-    <w:p>
-      <w:pPr>
-        <w:pStyle w:val="Heading6"/>
-        <w:rPr/>
-      </w:pPr>
-      <w:bookmarkStart w:id="8" w:name="il-cloud-è"/>
+      <w:bookmarkEnd w:id="68"/>
+    </w:p>
+    <w:p>
+      <w:pPr>
+        <w:pStyle w:val="Heading6"/>
+        <w:rPr/>
+      </w:pPr>
+      <w:bookmarkStart w:id="69" w:name="il-cloud-è"/>
       <w:r>
         <w:rPr/>
         <w:t>Il cloud è:</w:t>
@@ -124,7 +1253,7 @@
         <w:pStyle w:val="FirstParagraph"/>
         <w:rPr/>
       </w:pPr>
-      <w:bookmarkStart w:id="9" w:name="il-cloud-è"/>
+      <w:bookmarkStart w:id="70" w:name="il-cloud-è"/>
       <w:r>
         <w:rPr/>
         <w:t>[ ] un router</w:t>
@@ -133,14 +1262,14 @@
         <w:br/>
         <w:t>[ ] una rete locale</w:t>
       </w:r>
-      <w:bookmarkEnd w:id="9"/>
-    </w:p>
-    <w:p>
-      <w:pPr>
-        <w:pStyle w:val="Heading6"/>
-        <w:rPr/>
-      </w:pPr>
-      <w:bookmarkStart w:id="10" w:name="lte-è"/>
+      <w:bookmarkEnd w:id="70"/>
+    </w:p>
+    <w:p>
+      <w:pPr>
+        <w:pStyle w:val="Heading6"/>
+        <w:rPr/>
+      </w:pPr>
+      <w:bookmarkStart w:id="71" w:name="lte-è"/>
       <w:r>
         <w:rPr/>
         <w:t>LTE è:</w:t>
@@ -151,7 +1280,7 @@
         <w:pStyle w:val="FirstParagraph"/>
         <w:rPr/>
       </w:pPr>
-      <w:bookmarkStart w:id="11" w:name="lte-è"/>
+      <w:bookmarkStart w:id="72" w:name="lte-è"/>
       <w:r>
         <w:rPr/>
         <w:t>[ ] rete WiFi</w:t>
@@ -160,14 +1289,14 @@
         <w:br/>
         <w:t>[ ] rete cablata</w:t>
       </w:r>
-      <w:bookmarkEnd w:id="11"/>
-    </w:p>
-    <w:p>
-      <w:pPr>
-        <w:pStyle w:val="Heading6"/>
-        <w:rPr/>
-      </w:pPr>
-      <w:bookmarkStart w:id="12" w:name="ssid-è"/>
+      <w:bookmarkEnd w:id="72"/>
+    </w:p>
+    <w:p>
+      <w:pPr>
+        <w:pStyle w:val="Heading6"/>
+        <w:rPr/>
+      </w:pPr>
+      <w:bookmarkStart w:id="73" w:name="ssid-è"/>
       <w:r>
         <w:rPr/>
         <w:t>SSID è:</w:t>
@@ -178,7 +1307,7 @@
         <w:pStyle w:val="FirstParagraph"/>
         <w:rPr/>
       </w:pPr>
-      <w:bookmarkStart w:id="13" w:name="ssid-è"/>
+      <w:bookmarkStart w:id="74" w:name="ssid-è"/>
       <w:r>
         <w:rPr/>
         <w:t>[ ] indirizzo IP</w:t>
@@ -187,14 +1316,14 @@
         <w:br/>
         <w:t>[ ] protocollo</w:t>
       </w:r>
-      <w:bookmarkEnd w:id="13"/>
-    </w:p>
-    <w:p>
-      <w:pPr>
-        <w:pStyle w:val="Heading6"/>
-        <w:rPr/>
-      </w:pPr>
-      <w:bookmarkStart w:id="14" w:name="una-macchina-virtuale-è"/>
+      <w:bookmarkEnd w:id="74"/>
+    </w:p>
+    <w:p>
+      <w:pPr>
+        <w:pStyle w:val="Heading6"/>
+        <w:rPr/>
+      </w:pPr>
+      <w:bookmarkStart w:id="75" w:name="una-macchina-virtuale-è"/>
       <w:r>
         <w:rPr/>
         <w:t>Una macchina virtuale è:</w:t>
@@ -219,8 +1348,8 @@
         <w:pStyle w:val="Normal"/>
         <w:rPr/>
       </w:pPr>
-      <w:bookmarkStart w:id="15" w:name="domande-medio-basse-18-scelta-multipla"/>
-      <w:bookmarkStart w:id="16" w:name="una-macchina-virtuale-è"/>
+      <w:bookmarkStart w:id="76" w:name="domande-medio-basse-18-scelta-multipla"/>
+      <w:bookmarkStart w:id="77" w:name="una-macchina-virtuale-è"/>
       <w:r>
         <w:rPr/>
         <mc:AlternateContent>
@@ -276,15 +1405,15 @@
           </mc:Fallback>
         </mc:AlternateContent>
       </w:r>
-      <w:bookmarkEnd w:id="15"/>
-      <w:bookmarkEnd w:id="16"/>
+      <w:bookmarkEnd w:id="76"/>
+      <w:bookmarkEnd w:id="77"/>
     </w:p>
     <w:p>
       <w:pPr>
         <w:pStyle w:val="Heading2"/>
         <w:rPr/>
       </w:pPr>
-      <w:bookmarkStart w:id="17" w:name="domande-medie-916"/>
+      <w:bookmarkStart w:id="78" w:name="domande-medie-916"/>
       <w:r>
         <w:rPr/>
         <w:t>Domande medie (9–16)</w:t>
@@ -295,7 +1424,7 @@
         <w:pStyle w:val="Heading3"/>
         <w:rPr/>
       </w:pPr>
-      <w:bookmarkStart w:id="18" w:name="domande-a-completamento"/>
+      <w:bookmarkStart w:id="79" w:name="domande-a-completamento"/>
       <w:r>
         <w:rPr/>
         <w:t>Domande a Completamento</w:t>
@@ -346,8 +1475,8 @@
         <w:pStyle w:val="Normal"/>
         <w:rPr/>
       </w:pPr>
-      <w:bookmarkStart w:id="19" w:name="domande-medie-916"/>
-      <w:bookmarkStart w:id="20" w:name="domande-a-completamento"/>
+      <w:bookmarkStart w:id="80" w:name="domande-medie-916"/>
+      <w:bookmarkStart w:id="81" w:name="domande-a-completamento"/>
       <w:r>
         <w:rPr/>
         <mc:AlternateContent>
@@ -403,15 +1532,15 @@
           </mc:Fallback>
         </mc:AlternateContent>
       </w:r>
-      <w:bookmarkEnd w:id="19"/>
-      <w:bookmarkEnd w:id="20"/>
+      <w:bookmarkEnd w:id="80"/>
+      <w:bookmarkEnd w:id="81"/>
     </w:p>
     <w:p>
       <w:pPr>
         <w:pStyle w:val="Heading2"/>
         <w:rPr/>
       </w:pPr>
-      <w:bookmarkStart w:id="21" w:name="X23e417badd0890f90d959b07a595b538b590bad"/>
+      <w:bookmarkStart w:id="82" w:name="X23e417badd0890f90d959b07a595b538b590bad"/>
       <w:r>
         <w:rPr/>
         <w:t>Domande più impegnative (17–24) – guidate e chiuse</w:t>
@@ -422,7 +1551,7 @@
         <w:pStyle w:val="Heading6"/>
         <w:rPr/>
       </w:pPr>
-      <w:bookmarkStart w:id="22" w:name="X2e825d21cb8e75d7facba376bdd624532063d0f"/>
+      <w:bookmarkStart w:id="83" w:name="X2e825d21cb8e75d7facba376bdd624532063d0f"/>
       <w:r>
         <w:rPr/>
         <w:t>Con VLSM e indirizzo di rete di partenza: 192.168.1.0/24</w:t>
@@ -433,7 +1562,7 @@
         <w:pStyle w:val="FirstParagraph"/>
         <w:rPr/>
       </w:pPr>
-      <w:bookmarkStart w:id="23" w:name="X2e825d21cb8e75d7facba376bdd624532063d0f"/>
+      <w:bookmarkStart w:id="84" w:name="X2e825d21cb8e75d7facba376bdd624532063d0f"/>
       <w:r>
         <w:rPr/>
         <w:t>qual è la maschera di subnet per almeno 50 host:</w:t>
@@ -444,14 +1573,14 @@
         <w:br/>
         <w:t>[ ] /27 (restano 30 o 29 indirizzi disponibili )</w:t>
       </w:r>
-      <w:bookmarkEnd w:id="23"/>
-    </w:p>
-    <w:p>
-      <w:pPr>
-        <w:pStyle w:val="Heading6"/>
-        <w:rPr/>
-      </w:pPr>
-      <w:bookmarkStart w:id="24" w:name="numero-host-in-una-26"/>
+      <w:bookmarkEnd w:id="84"/>
+    </w:p>
+    <w:p>
+      <w:pPr>
+        <w:pStyle w:val="Heading6"/>
+        <w:rPr/>
+      </w:pPr>
+      <w:bookmarkStart w:id="85" w:name="numero-host-in-una-26"/>
       <w:r>
         <w:rPr/>
         <w:t>Numero host in una /26:</w:t>
@@ -462,7 +1591,7 @@
         <w:pStyle w:val="FirstParagraph"/>
         <w:rPr/>
       </w:pPr>
-      <w:bookmarkStart w:id="25" w:name="numero-host-in-una-26"/>
+      <w:bookmarkStart w:id="86" w:name="numero-host-in-una-26"/>
       <w:r>
         <w:rPr/>
         <w:t>[ ] 30</w:t>
@@ -471,14 +1600,14 @@
         <w:br/>
         <w:t>[ ] 126</w:t>
       </w:r>
-      <w:bookmarkEnd w:id="25"/>
-    </w:p>
-    <w:p>
-      <w:pPr>
-        <w:pStyle w:val="Heading6"/>
-        <w:rPr/>
-      </w:pPr>
-      <w:bookmarkStart w:id="26" w:name="quale-subnet-supporta-almeno-100-host"/>
+      <w:bookmarkEnd w:id="86"/>
+    </w:p>
+    <w:p>
+      <w:pPr>
+        <w:pStyle w:val="Heading6"/>
+        <w:rPr/>
+      </w:pPr>
+      <w:bookmarkStart w:id="87" w:name="quale-subnet-supporta-almeno-100-host"/>
       <w:r>
         <w:rPr/>
         <w:t>Quale subnet supporta almeno 100 host?</w:t>
@@ -489,7 +1618,7 @@
         <w:pStyle w:val="FirstParagraph"/>
         <w:rPr/>
       </w:pPr>
-      <w:bookmarkStart w:id="27" w:name="quale-subnet-supporta-almeno-100-host"/>
+      <w:bookmarkStart w:id="88" w:name="quale-subnet-supporta-almeno-100-host"/>
       <w:r>
         <w:rPr/>
         <w:t>[ ] /26</w:t>
@@ -498,14 +1627,14 @@
         <w:br/>
         <w:t>[ ] /27</w:t>
       </w:r>
-      <w:bookmarkEnd w:id="27"/>
-    </w:p>
-    <w:p>
-      <w:pPr>
-        <w:pStyle w:val="Heading6"/>
-        <w:rPr/>
-      </w:pPr>
-      <w:bookmarkStart w:id="28" w:name="X8828a55418133cda3f80920b1dabd0940e4697e"/>
+      <w:bookmarkEnd w:id="88"/>
+    </w:p>
+    <w:p>
+      <w:pPr>
+        <w:pStyle w:val="Heading6"/>
+        <w:rPr/>
+      </w:pPr>
+      <w:bookmarkStart w:id="89" w:name="X8828a55418133cda3f80920b1dabd0940e4697e"/>
       <w:r>
         <w:rPr/>
         <w:t>Architettura più sicura per servizi pubblici:</w:t>
@@ -516,7 +1645,7 @@
         <w:pStyle w:val="FirstParagraph"/>
         <w:rPr/>
       </w:pPr>
-      <w:bookmarkStart w:id="29" w:name="X8828a55418133cda3f80920b1dabd0940e4697e"/>
+      <w:bookmarkStart w:id="90" w:name="X8828a55418133cda3f80920b1dabd0940e4697e"/>
       <w:r>
         <w:rPr/>
         <w:t>[ ] Normale LAN con connettività internet e firewall</w:t>
@@ -525,14 +1654,14 @@
         <w:br/>
         <w:t>[ ] WiFi aperta</w:t>
       </w:r>
-      <w:bookmarkEnd w:id="29"/>
-    </w:p>
-    <w:p>
-      <w:pPr>
-        <w:pStyle w:val="Heading6"/>
-        <w:rPr/>
-      </w:pPr>
-      <w:bookmarkStart w:id="30" w:name="X9d3084654649f1ff3d9b33f8b04efbe791e1784"/>
+      <w:bookmarkEnd w:id="90"/>
+    </w:p>
+    <w:p>
+      <w:pPr>
+        <w:pStyle w:val="Heading6"/>
+        <w:rPr/>
+      </w:pPr>
+      <w:bookmarkStart w:id="91" w:name="X9d3084654649f1ff3d9b33f8b04efbe791e1784"/>
       <w:r>
         <w:rPr/>
         <w:t>Dove si colloca tipicamente un web server pubblico?</w:t>
@@ -543,7 +1672,7 @@
         <w:pStyle w:val="FirstParagraph"/>
         <w:rPr/>
       </w:pPr>
-      <w:bookmarkStart w:id="31" w:name="X9d3084654649f1ff3d9b33f8b04efbe791e1784"/>
+      <w:bookmarkStart w:id="92" w:name="X9d3084654649f1ff3d9b33f8b04efbe791e1784"/>
       <w:r>
         <w:rPr/>
         <w:t>[ ] LAN interna</w:t>
@@ -552,14 +1681,14 @@
         <w:br/>
         <w:t>[ ] rete WiFi</w:t>
       </w:r>
-      <w:bookmarkEnd w:id="31"/>
-    </w:p>
-    <w:p>
-      <w:pPr>
-        <w:pStyle w:val="Heading6"/>
-        <w:rPr/>
-      </w:pPr>
-      <w:bookmarkStart w:id="32" w:name="snmp-trap-indica"/>
+      <w:bookmarkEnd w:id="92"/>
+    </w:p>
+    <w:p>
+      <w:pPr>
+        <w:pStyle w:val="Heading6"/>
+        <w:rPr/>
+      </w:pPr>
+      <w:bookmarkStart w:id="93" w:name="snmp-trap-indica"/>
       <w:r>
         <w:rPr/>
         <w:t>SNMP trap indica:</w:t>
@@ -570,7 +1699,7 @@
         <w:pStyle w:val="FirstParagraph"/>
         <w:rPr/>
       </w:pPr>
-      <w:bookmarkStart w:id="33" w:name="snmp-trap-indica"/>
+      <w:bookmarkStart w:id="94" w:name="snmp-trap-indica"/>
       <w:r>
         <w:rPr/>
         <w:t>[ ] richiesta periodica</w:t>
@@ -579,14 +1708,14 @@
         <w:br/>
         <w:t>[ ] cifratura</w:t>
       </w:r>
-      <w:bookmarkEnd w:id="33"/>
-    </w:p>
-    <w:p>
-      <w:pPr>
-        <w:pStyle w:val="Heading6"/>
-        <w:rPr/>
-      </w:pPr>
-      <w:bookmarkStart w:id="34" w:name="wifi-guest-serve-a"/>
+      <w:bookmarkEnd w:id="94"/>
+    </w:p>
+    <w:p>
+      <w:pPr>
+        <w:pStyle w:val="Heading6"/>
+        <w:rPr/>
+      </w:pPr>
+      <w:bookmarkStart w:id="95" w:name="wifi-guest-serve-a"/>
       <w:r>
         <w:rPr/>
         <w:t>WiFi guest serve a:</w:t>
@@ -597,7 +1726,7 @@
         <w:pStyle w:val="FirstParagraph"/>
         <w:rPr/>
       </w:pPr>
-      <w:bookmarkStart w:id="35" w:name="wifi-guest-serve-a"/>
+      <w:bookmarkStart w:id="96" w:name="wifi-guest-serve-a"/>
       <w:r>
         <w:rPr/>
         <w:t>[ ] accesso rete interna</w:t>
@@ -606,14 +1735,14 @@
         <w:br/>
         <w:t>[ ] accesso server</w:t>
       </w:r>
-      <w:bookmarkEnd w:id="35"/>
-    </w:p>
-    <w:p>
-      <w:pPr>
-        <w:pStyle w:val="Heading6"/>
-        <w:rPr/>
-      </w:pPr>
-      <w:bookmarkStart w:id="36" w:name="la-virtualizzazione-consente-di"/>
+      <w:bookmarkEnd w:id="96"/>
+    </w:p>
+    <w:p>
+      <w:pPr>
+        <w:pStyle w:val="Heading6"/>
+        <w:rPr/>
+      </w:pPr>
+      <w:bookmarkStart w:id="97" w:name="la-virtualizzazione-consente-di"/>
       <w:r>
         <w:rPr/>
         <w:t>La virtualizzazione consente di:</w:t>
@@ -638,9 +1767,9 @@
         <w:pStyle w:val="Normal"/>
         <w:rPr/>
       </w:pPr>
-      <w:bookmarkStart w:id="37" w:name="verifica-pdp"/>
-      <w:bookmarkStart w:id="38" w:name="X23e417badd0890f90d959b07a595b538b590bad"/>
-      <w:bookmarkStart w:id="39" w:name="la-virtualizzazione-consente-di"/>
+      <w:bookmarkStart w:id="98" w:name="verifica-pdp"/>
+      <w:bookmarkStart w:id="99" w:name="X23e417badd0890f90d959b07a595b538b590bad"/>
+      <w:bookmarkStart w:id="100" w:name="la-virtualizzazione-consente-di"/>
       <w:r>
         <w:rPr/>
         <mc:AlternateContent>
@@ -696,17 +1825,16 @@
           </mc:Fallback>
         </mc:AlternateContent>
       </w:r>
-      <w:bookmarkEnd w:id="37"/>
-      <w:bookmarkEnd w:id="38"/>
-      <w:bookmarkEnd w:id="39"/>
+      <w:bookmarkEnd w:id="98"/>
+      <w:bookmarkEnd w:id="99"/>
+      <w:bookmarkEnd w:id="100"/>
     </w:p>
     <w:p>
       <w:pPr>
         <w:pStyle w:val="Heading1"/>
         <w:rPr/>
       </w:pPr>
-      <w:bookmarkStart w:id="40" w:name="verifica-pei"/>
-      <w:bookmarkEnd w:id="40"/>
+      <w:bookmarkStart w:id="101" w:name="verifica-pei"/>
       <w:r>
         <w:rPr/>
         <w:t>VERIFICA PEI</w:t>
@@ -717,7 +1845,7 @@
         <w:pStyle w:val="Heading6"/>
         <w:rPr/>
       </w:pPr>
-      <w:bookmarkStart w:id="41" w:name="un-access-point-serve-a-1"/>
+      <w:bookmarkStart w:id="102" w:name="un-access-point-serve-a-1"/>
       <w:r>
         <w:rPr/>
         <w:t>Un access point serve a:</w:t>
@@ -728,7 +1856,7 @@
         <w:pStyle w:val="FirstParagraph"/>
         <w:rPr/>
       </w:pPr>
-      <w:bookmarkStart w:id="42" w:name="un-access-point-serve-a-1"/>
+      <w:bookmarkStart w:id="103" w:name="un-access-point-serve-a-1"/>
       <w:r>
         <w:rPr/>
         <w:t>[ ] instradare pacchetti</w:t>
@@ -737,14 +1865,14 @@
         <w:br/>
         <w:t>[ ] gestire stampanti</w:t>
       </w:r>
-      <w:bookmarkEnd w:id="42"/>
-    </w:p>
-    <w:p>
-      <w:pPr>
-        <w:pStyle w:val="Heading6"/>
-        <w:rPr/>
-      </w:pPr>
-      <w:bookmarkStart w:id="43" w:name="il-wifi-usa"/>
+      <w:bookmarkEnd w:id="103"/>
+    </w:p>
+    <w:p>
+      <w:pPr>
+        <w:pStyle w:val="Heading6"/>
+        <w:rPr/>
+      </w:pPr>
+      <w:bookmarkStart w:id="104" w:name="il-wifi-usa"/>
       <w:r>
         <w:rPr/>
         <w:t>Il WiFi usa:</w:t>
@@ -755,7 +1883,7 @@
         <w:pStyle w:val="FirstParagraph"/>
         <w:rPr/>
       </w:pPr>
-      <w:bookmarkStart w:id="44" w:name="il-wifi-usa"/>
+      <w:bookmarkStart w:id="105" w:name="il-wifi-usa"/>
       <w:r>
         <w:rPr/>
         <w:t>[ ] cavi</w:t>
@@ -764,14 +1892,14 @@
         <w:br/>
         <w:t>[ ] fibra ottica</w:t>
       </w:r>
-      <w:bookmarkEnd w:id="44"/>
-    </w:p>
-    <w:p>
-      <w:pPr>
-        <w:pStyle w:val="Heading6"/>
-        <w:rPr/>
-      </w:pPr>
-      <w:bookmarkStart w:id="45" w:name="snmp-serve-per"/>
+      <w:bookmarkEnd w:id="105"/>
+    </w:p>
+    <w:p>
+      <w:pPr>
+        <w:pStyle w:val="Heading6"/>
+        <w:rPr/>
+      </w:pPr>
+      <w:bookmarkStart w:id="106" w:name="snmp-serve-per"/>
       <w:r>
         <w:rPr/>
         <w:t>SNMP serve per:</w:t>
@@ -782,7 +1910,7 @@
         <w:pStyle w:val="FirstParagraph"/>
         <w:rPr/>
       </w:pPr>
-      <w:bookmarkStart w:id="46" w:name="snmp-serve-per"/>
+      <w:bookmarkStart w:id="107" w:name="snmp-serve-per"/>
       <w:r>
         <w:rPr/>
         <w:t>[ ] monitorare dispositivi</w:t>
@@ -791,14 +1919,14 @@
         <w:br/>
         <w:t>[ ] creare reti</w:t>
       </w:r>
-      <w:bookmarkEnd w:id="46"/>
-    </w:p>
-    <w:p>
-      <w:pPr>
-        <w:pStyle w:val="Heading6"/>
-        <w:rPr/>
-      </w:pPr>
-      <w:bookmarkStart w:id="47" w:name="il-cloud-indica"/>
+      <w:bookmarkEnd w:id="107"/>
+    </w:p>
+    <w:p>
+      <w:pPr>
+        <w:pStyle w:val="Heading6"/>
+        <w:rPr/>
+      </w:pPr>
+      <w:bookmarkStart w:id="108" w:name="il-cloud-indica"/>
       <w:r>
         <w:rPr/>
         <w:t>Il cloud indica:</w:t>
@@ -809,7 +1937,7 @@
         <w:pStyle w:val="FirstParagraph"/>
         <w:rPr/>
       </w:pPr>
-      <w:bookmarkStart w:id="48" w:name="il-cloud-indica"/>
+      <w:bookmarkStart w:id="109" w:name="il-cloud-indica"/>
       <w:r>
         <w:rPr/>
         <w:t>[ ] server locali</w:t>
@@ -818,14 +1946,14 @@
         <w:br/>
         <w:t>[ ] router domestici</w:t>
       </w:r>
-      <w:bookmarkEnd w:id="48"/>
-    </w:p>
-    <w:p>
-      <w:pPr>
-        <w:pStyle w:val="Heading6"/>
-        <w:rPr/>
-      </w:pPr>
-      <w:bookmarkStart w:id="49" w:name="una-rete-più-sicura-è"/>
+      <w:bookmarkEnd w:id="109"/>
+    </w:p>
+    <w:p>
+      <w:pPr>
+        <w:pStyle w:val="Heading6"/>
+        <w:rPr/>
+      </w:pPr>
+      <w:bookmarkStart w:id="110" w:name="una-rete-più-sicura-è"/>
       <w:r>
         <w:rPr/>
         <w:t>Una rete più sicura è:</w:t>
@@ -836,7 +1964,7 @@
         <w:pStyle w:val="FirstParagraph"/>
         <w:rPr/>
       </w:pPr>
-      <w:bookmarkStart w:id="50" w:name="una-rete-più-sicura-è"/>
+      <w:bookmarkStart w:id="111" w:name="una-rete-più-sicura-è"/>
       <w:r>
         <w:rPr/>
         <w:t>[ ] unica</w:t>
@@ -845,14 +1973,14 @@
         <w:br/>
         <w:t>[ ] completamente aperta</w:t>
       </w:r>
-      <w:bookmarkEnd w:id="50"/>
-    </w:p>
-    <w:p>
-      <w:pPr>
-        <w:pStyle w:val="Heading6"/>
-        <w:rPr/>
-      </w:pPr>
-      <w:bookmarkStart w:id="51" w:name="la-rete-5g-è"/>
+      <w:bookmarkEnd w:id="111"/>
+    </w:p>
+    <w:p>
+      <w:pPr>
+        <w:pStyle w:val="Heading6"/>
+        <w:rPr/>
+      </w:pPr>
+      <w:bookmarkStart w:id="112" w:name="la-rete-5g-è"/>
       <w:r>
         <w:rPr/>
         <w:t>La rete 5G è:</w:t>
@@ -863,7 +1991,7 @@
         <w:pStyle w:val="FirstParagraph"/>
         <w:rPr/>
       </w:pPr>
-      <w:bookmarkStart w:id="52" w:name="la-rete-5g-è"/>
+      <w:bookmarkStart w:id="113" w:name="la-rete-5g-è"/>
       <w:r>
         <w:rPr/>
         <w:t>[ ] una LAN</w:t>
@@ -872,14 +2000,14 @@
         <w:br/>
         <w:t>[ ] una rete cablata</w:t>
       </w:r>
-      <w:bookmarkEnd w:id="52"/>
-    </w:p>
-    <w:p>
-      <w:pPr>
-        <w:pStyle w:val="Heading6"/>
-        <w:rPr/>
-      </w:pPr>
-      <w:bookmarkStart w:id="53" w:name="la-virtualizzazione-permette-di"/>
+      <w:bookmarkEnd w:id="113"/>
+    </w:p>
+    <w:p>
+      <w:pPr>
+        <w:pStyle w:val="Heading6"/>
+        <w:rPr/>
+      </w:pPr>
+      <w:bookmarkStart w:id="114" w:name="la-virtualizzazione-permette-di"/>
       <w:r>
         <w:rPr/>
         <w:t>La virtualizzazione permette di:</w:t>
@@ -890,7 +2018,7 @@
         <w:pStyle w:val="FirstParagraph"/>
         <w:rPr/>
       </w:pPr>
-      <w:bookmarkStart w:id="54" w:name="la-virtualizzazione-permette-di"/>
+      <w:bookmarkStart w:id="115" w:name="la-virtualizzazione-permette-di"/>
       <w:r>
         <w:rPr/>
         <w:t>[ ] usare più macchine su un server</w:t>
@@ -899,14 +2027,14 @@
         <w:br/>
         <w:t>[ ] aumentare router</w:t>
       </w:r>
-      <w:bookmarkEnd w:id="54"/>
-    </w:p>
-    <w:p>
-      <w:pPr>
-        <w:pStyle w:val="Heading6"/>
-        <w:rPr/>
-      </w:pPr>
-      <w:bookmarkStart w:id="55" w:name="ssid-è-1"/>
+      <w:bookmarkEnd w:id="115"/>
+    </w:p>
+    <w:p>
+      <w:pPr>
+        <w:pStyle w:val="Heading6"/>
+        <w:rPr/>
+      </w:pPr>
+      <w:bookmarkStart w:id="116" w:name="ssid-è-1"/>
       <w:r>
         <w:rPr/>
         <w:t>SSID è:</w:t>
@@ -917,7 +2045,7 @@
         <w:pStyle w:val="FirstParagraph"/>
         <w:rPr/>
       </w:pPr>
-      <w:bookmarkStart w:id="56" w:name="ssid-è-1"/>
+      <w:bookmarkStart w:id="117" w:name="ssid-è-1"/>
       <w:r>
         <w:rPr/>
         <w:t>[ ] un indirizzo IP</w:t>
@@ -926,14 +2054,14 @@
         <w:br/>
         <w:t>[ ] un protocollo</w:t>
       </w:r>
-      <w:bookmarkEnd w:id="56"/>
-    </w:p>
-    <w:p>
-      <w:pPr>
-        <w:pStyle w:val="Heading6"/>
-        <w:rPr/>
-      </w:pPr>
-      <w:bookmarkStart w:id="57" w:name="lte-è-1"/>
+      <w:bookmarkEnd w:id="117"/>
+    </w:p>
+    <w:p>
+      <w:pPr>
+        <w:pStyle w:val="Heading6"/>
+        <w:rPr/>
+      </w:pPr>
+      <w:bookmarkStart w:id="118" w:name="lte-è-1"/>
       <w:r>
         <w:rPr/>
         <w:t>LTE è:</w:t>
@@ -944,7 +2072,7 @@
         <w:pStyle w:val="FirstParagraph"/>
         <w:rPr/>
       </w:pPr>
-      <w:bookmarkStart w:id="58" w:name="lte-è-1"/>
+      <w:bookmarkStart w:id="119" w:name="lte-è-1"/>
       <w:r>
         <w:rPr/>
         <w:t>[ ] rete WiFi</w:t>
@@ -953,14 +2081,14 @@
         <w:br/>
         <w:t>[ ] rete cablata</w:t>
       </w:r>
-      <w:bookmarkEnd w:id="58"/>
-    </w:p>
-    <w:p>
-      <w:pPr>
-        <w:pStyle w:val="Heading6"/>
-        <w:rPr/>
-      </w:pPr>
-      <w:bookmarkStart w:id="59" w:name="una-macchina-virtuale-è-1"/>
+      <w:bookmarkEnd w:id="119"/>
+    </w:p>
+    <w:p>
+      <w:pPr>
+        <w:pStyle w:val="Heading6"/>
+        <w:rPr/>
+      </w:pPr>
+      <w:bookmarkStart w:id="120" w:name="una-macchina-virtuale-è-1"/>
       <w:r>
         <w:rPr/>
         <w:t>Una macchina virtuale è:</w:t>
@@ -971,7 +2099,7 @@
         <w:pStyle w:val="FirstParagraph"/>
         <w:rPr/>
       </w:pPr>
-      <w:bookmarkStart w:id="60" w:name="una-macchina-virtuale-è-1"/>
+      <w:bookmarkStart w:id="121" w:name="una-macchina-virtuale-è-1"/>
       <w:r>
         <w:rPr/>
         <w:t>[ ] un computer fisico</w:t>
@@ -980,14 +2108,14 @@
         <w:br/>
         <w:t>[ ] un router</w:t>
       </w:r>
-      <w:bookmarkEnd w:id="60"/>
-    </w:p>
-    <w:p>
-      <w:pPr>
-        <w:pStyle w:val="Heading6"/>
-        <w:rPr/>
-      </w:pPr>
-      <w:bookmarkStart w:id="61" w:name="wpa2-è-1"/>
+      <w:bookmarkEnd w:id="121"/>
+    </w:p>
+    <w:p>
+      <w:pPr>
+        <w:pStyle w:val="Heading6"/>
+        <w:rPr/>
+      </w:pPr>
+      <w:bookmarkStart w:id="122" w:name="wpa2-è-1"/>
       <w:r>
         <w:rPr/>
         <w:t>WPA2 è:</w:t>
@@ -998,7 +2126,7 @@
         <w:pStyle w:val="FirstParagraph"/>
         <w:rPr/>
       </w:pPr>
-      <w:bookmarkStart w:id="62" w:name="wpa2-è-1"/>
+      <w:bookmarkStart w:id="123" w:name="wpa2-è-1"/>
       <w:r>
         <w:rPr/>
         <w:t>[ ] protocollo di sicurezza WiFi</w:t>
@@ -1007,14 +2135,14 @@
         <w:br/>
         <w:t>[ ] protocollo SNMP</w:t>
       </w:r>
-      <w:bookmarkEnd w:id="62"/>
-    </w:p>
-    <w:p>
-      <w:pPr>
-        <w:pStyle w:val="Heading6"/>
-        <w:rPr/>
-      </w:pPr>
-      <w:bookmarkStart w:id="63" w:name="una-rete-wireless-aziendale-è"/>
+      <w:bookmarkEnd w:id="123"/>
+    </w:p>
+    <w:p>
+      <w:pPr>
+        <w:pStyle w:val="Heading6"/>
+        <w:rPr/>
+      </w:pPr>
+      <w:bookmarkStart w:id="124" w:name="una-rete-wireless-aziendale-è"/>
       <w:r>
         <w:rPr/>
         <w:t>Una rete wireless aziendale è:</w:t>
@@ -1025,7 +2153,7 @@
         <w:pStyle w:val="FirstParagraph"/>
         <w:rPr/>
       </w:pPr>
-      <w:bookmarkStart w:id="64" w:name="una-rete-wireless-aziendale-è"/>
+      <w:bookmarkStart w:id="125" w:name="una-rete-wireless-aziendale-è"/>
       <w:r>
         <w:rPr/>
         <w:t>[ ] sempre aperta</w:t>
@@ -1034,14 +2162,14 @@
         <w:br/>
         <w:t>[ ] senza access point</w:t>
       </w:r>
-      <w:bookmarkEnd w:id="64"/>
-    </w:p>
-    <w:p>
-      <w:pPr>
-        <w:pStyle w:val="Heading6"/>
-        <w:rPr/>
-      </w:pPr>
-      <w:bookmarkStart w:id="65" w:name="snmp-trap-è"/>
+      <w:bookmarkEnd w:id="125"/>
+    </w:p>
+    <w:p>
+      <w:pPr>
+        <w:pStyle w:val="Heading6"/>
+        <w:rPr/>
+      </w:pPr>
+      <w:bookmarkStart w:id="126" w:name="snmp-trap-è"/>
       <w:r>
         <w:rPr/>
         <w:t>SNMP trap è:</w:t>
@@ -1052,7 +2180,7 @@
         <w:pStyle w:val="FirstParagraph"/>
         <w:rPr/>
       </w:pPr>
-      <w:bookmarkStart w:id="66" w:name="snmp-trap-è"/>
+      <w:bookmarkStart w:id="127" w:name="snmp-trap-è"/>
       <w:r>
         <w:rPr/>
         <w:t>[ ] una richiesta periodica</w:t>
@@ -1061,14 +2189,14 @@
         <w:br/>
         <w:t>[ ] una cifratura</w:t>
       </w:r>
-      <w:bookmarkEnd w:id="66"/>
-    </w:p>
-    <w:p>
-      <w:pPr>
-        <w:pStyle w:val="Heading6"/>
-        <w:rPr/>
-      </w:pPr>
-      <w:bookmarkStart w:id="67" w:name="il-cloud-pubblico-è"/>
+      <w:bookmarkEnd w:id="127"/>
+    </w:p>
+    <w:p>
+      <w:pPr>
+        <w:pStyle w:val="Heading6"/>
+        <w:rPr/>
+      </w:pPr>
+      <w:bookmarkStart w:id="128" w:name="il-cloud-pubblico-è"/>
       <w:r>
         <w:rPr/>
         <w:t>Il cloud pubblico è:</w:t>
@@ -1079,7 +2207,7 @@
         <w:pStyle w:val="FirstParagraph"/>
         <w:rPr/>
       </w:pPr>
-      <w:bookmarkStart w:id="68" w:name="il-cloud-pubblico-è"/>
+      <w:bookmarkStart w:id="129" w:name="il-cloud-pubblico-è"/>
       <w:r>
         <w:rPr/>
         <w:t>[ ] interno all’azienda</w:t>
@@ -1088,14 +2216,14 @@
         <w:br/>
         <w:t>[ ] senza server</w:t>
       </w:r>
-      <w:bookmarkEnd w:id="68"/>
-    </w:p>
-    <w:p>
-      <w:pPr>
-        <w:pStyle w:val="Heading6"/>
-        <w:rPr/>
-      </w:pPr>
-      <w:bookmarkStart w:id="69" w:name="un-server-web-pubblico-si-colloca"/>
+      <w:bookmarkEnd w:id="129"/>
+    </w:p>
+    <w:p>
+      <w:pPr>
+        <w:pStyle w:val="Heading6"/>
+        <w:rPr/>
+      </w:pPr>
+      <w:bookmarkStart w:id="130" w:name="un-server-web-pubblico-si-colloca"/>
       <w:r>
         <w:rPr/>
         <w:t>Un server web pubblico si colloca:</w:t>
@@ -1106,7 +2234,7 @@
         <w:pStyle w:val="FirstParagraph"/>
         <w:rPr/>
       </w:pPr>
-      <w:bookmarkStart w:id="70" w:name="un-server-web-pubblico-si-colloca"/>
+      <w:bookmarkStart w:id="131" w:name="un-server-web-pubblico-si-colloca"/>
       <w:r>
         <w:rPr/>
         <w:t>[ ] nella LAN interna</w:t>
@@ -1115,18 +2243,18 @@
         <w:br/>
         <w:t>[ ] nella rete WiFi</w:t>
       </w:r>
-      <w:bookmarkEnd w:id="70"/>
-    </w:p>
-    <w:p>
-      <w:pPr>
-        <w:pStyle w:val="Heading6"/>
-        <w:rPr/>
-      </w:pPr>
-      <w:r>
-        <w:rPr/>
-      </w:r>
-      <w:bookmarkStart w:id="71" w:name="section"/>
-      <w:bookmarkStart w:id="72" w:name="section"/>
+      <w:bookmarkEnd w:id="131"/>
+    </w:p>
+    <w:p>
+      <w:pPr>
+        <w:pStyle w:val="Heading6"/>
+        <w:rPr/>
+      </w:pPr>
+      <w:r>
+        <w:rPr/>
+      </w:r>
+      <w:bookmarkStart w:id="132" w:name="section"/>
+      <w:bookmarkStart w:id="133" w:name="section"/>
     </w:p>
     <w:p>
       <w:pPr>
@@ -1143,7 +2271,7 @@
         <w:pStyle w:val="BodyText"/>
         <w:rPr/>
       </w:pPr>
-      <w:bookmarkStart w:id="73" w:name="section"/>
+      <w:bookmarkStart w:id="134" w:name="section"/>
       <w:r>
         <w:rPr/>
         <w:t>[ ] separare servizi pubblici dalla rete interna</w:t>
@@ -1152,14 +2280,14 @@
         <w:br/>
         <w:t>[ ] aumentare velocità</w:t>
       </w:r>
-      <w:bookmarkEnd w:id="73"/>
-    </w:p>
-    <w:p>
-      <w:pPr>
-        <w:pStyle w:val="Heading6"/>
-        <w:rPr/>
-      </w:pPr>
-      <w:bookmarkStart w:id="74" w:name="X4e628b1c229cb81de04e43d49b572fb6bbf01bd"/>
+      <w:bookmarkEnd w:id="134"/>
+    </w:p>
+    <w:p>
+      <w:pPr>
+        <w:pStyle w:val="Heading6"/>
+        <w:rPr/>
+      </w:pPr>
+      <w:bookmarkStart w:id="135" w:name="X4e628b1c229cb81de04e43d49b572fb6bbf01bd"/>
       <w:r>
         <w:rPr/>
         <w:t>Quanti host supporta una rete con maschera /26:</w:t>
@@ -1170,7 +2298,7 @@
         <w:pStyle w:val="FirstParagraph"/>
         <w:rPr/>
       </w:pPr>
-      <w:bookmarkStart w:id="75" w:name="X4e628b1c229cb81de04e43d49b572fb6bbf01bd"/>
+      <w:bookmarkStart w:id="136" w:name="X4e628b1c229cb81de04e43d49b572fb6bbf01bd"/>
       <w:r>
         <w:rPr/>
         <w:t>[ ] 30</w:t>
@@ -1179,14 +2307,14 @@
         <w:br/>
         <w:t>[ ] 126</w:t>
       </w:r>
-      <w:bookmarkEnd w:id="75"/>
-    </w:p>
-    <w:p>
-      <w:pPr>
-        <w:pStyle w:val="Heading6"/>
-        <w:rPr/>
-      </w:pPr>
-      <w:bookmarkStart w:id="76" w:name="quale-subnet-è-adatta-per-circa-50-host"/>
+      <w:bookmarkEnd w:id="136"/>
+    </w:p>
+    <w:p>
+      <w:pPr>
+        <w:pStyle w:val="Heading6"/>
+        <w:rPr/>
+      </w:pPr>
+      <w:bookmarkStart w:id="137" w:name="quale-subnet-è-adatta-per-circa-50-host"/>
       <w:r>
         <w:rPr/>
         <w:t>Quale subnet è adatta per circa 50 host:</w:t>
@@ -1197,7 +2325,7 @@
         <w:pStyle w:val="FirstParagraph"/>
         <w:rPr/>
       </w:pPr>
-      <w:bookmarkStart w:id="77" w:name="quale-subnet-è-adatta-per-circa-50-host"/>
+      <w:bookmarkStart w:id="138" w:name="quale-subnet-è-adatta-per-circa-50-host"/>
       <w:r>
         <w:rPr/>
         <w:t>[ ] /27</w:t>
@@ -1206,14 +2334,14 @@
         <w:br/>
         <w:t>[ ] /25</w:t>
       </w:r>
-      <w:bookmarkEnd w:id="77"/>
-    </w:p>
-    <w:p>
-      <w:pPr>
-        <w:pStyle w:val="Heading6"/>
-        <w:rPr/>
-      </w:pPr>
-      <w:bookmarkStart w:id="78" w:name="una-rete-con-maschera-24-contiene"/>
+      <w:bookmarkEnd w:id="138"/>
+    </w:p>
+    <w:p>
+      <w:pPr>
+        <w:pStyle w:val="Heading6"/>
+        <w:rPr/>
+      </w:pPr>
+      <w:bookmarkStart w:id="139" w:name="una-rete-con-maschera-24-contiene"/>
       <w:r>
         <w:rPr/>
         <w:t>Una rete con maschera /24 contiene:</w:t>
@@ -1224,7 +2352,7 @@
         <w:pStyle w:val="FirstParagraph"/>
         <w:rPr/>
       </w:pPr>
-      <w:bookmarkStart w:id="79" w:name="una-rete-con-maschera-24-contiene"/>
+      <w:bookmarkStart w:id="140" w:name="una-rete-con-maschera-24-contiene"/>
       <w:r>
         <w:rPr/>
         <w:t>[ ] circa 254 host</w:t>
@@ -1233,14 +2361,14 @@
         <w:br/>
         <w:t>[ ] circa 30 host</w:t>
       </w:r>
-      <w:bookmarkEnd w:id="79"/>
-    </w:p>
-    <w:p>
-      <w:pPr>
-        <w:pStyle w:val="Heading6"/>
-        <w:rPr/>
-      </w:pPr>
-      <w:bookmarkStart w:id="80" w:name="una-vlan-serve-a"/>
+      <w:bookmarkEnd w:id="140"/>
+    </w:p>
+    <w:p>
+      <w:pPr>
+        <w:pStyle w:val="Heading6"/>
+        <w:rPr/>
+      </w:pPr>
+      <w:bookmarkStart w:id="141" w:name="una-vlan-serve-a"/>
       <w:r>
         <w:rPr/>
         <w:t>Una VLAN serve a:</w:t>
@@ -1251,7 +2379,7 @@
         <w:pStyle w:val="FirstParagraph"/>
         <w:rPr/>
       </w:pPr>
-      <w:bookmarkStart w:id="81" w:name="una-vlan-serve-a"/>
+      <w:bookmarkStart w:id="142" w:name="una-vlan-serve-a"/>
       <w:r>
         <w:rPr/>
         <w:t>[ ] separare logicamente le reti</w:t>
@@ -1260,14 +2388,14 @@
         <w:br/>
         <w:t>[ ] collegare Internet</w:t>
       </w:r>
-      <w:bookmarkEnd w:id="81"/>
-    </w:p>
-    <w:p>
-      <w:pPr>
-        <w:pStyle w:val="Heading6"/>
-        <w:rPr/>
-      </w:pPr>
-      <w:bookmarkStart w:id="82" w:name="un-firewall-serve-a"/>
+      <w:bookmarkEnd w:id="142"/>
+    </w:p>
+    <w:p>
+      <w:pPr>
+        <w:pStyle w:val="Heading6"/>
+        <w:rPr/>
+      </w:pPr>
+      <w:bookmarkStart w:id="143" w:name="un-firewall-serve-a"/>
       <w:r>
         <w:rPr/>
         <w:t>Un firewall serve a:</w:t>
@@ -1278,7 +2406,7 @@
         <w:pStyle w:val="FirstParagraph"/>
         <w:rPr/>
       </w:pPr>
-      <w:bookmarkStart w:id="83" w:name="un-firewall-serve-a"/>
+      <w:bookmarkStart w:id="144" w:name="un-firewall-serve-a"/>
       <w:r>
         <w:rPr/>
         <w:t>[ ] proteggere la rete</w:t>
@@ -1287,14 +2415,14 @@
         <w:br/>
         <w:t>[ ] creare WiFi</w:t>
       </w:r>
-      <w:bookmarkEnd w:id="83"/>
-    </w:p>
-    <w:p>
-      <w:pPr>
-        <w:pStyle w:val="Heading6"/>
-        <w:rPr/>
-      </w:pPr>
-      <w:bookmarkStart w:id="84" w:name="una-rete-aziendale-sicura-prevede"/>
+      <w:bookmarkEnd w:id="144"/>
+    </w:p>
+    <w:p>
+      <w:pPr>
+        <w:pStyle w:val="Heading6"/>
+        <w:rPr/>
+      </w:pPr>
+      <w:bookmarkStart w:id="145" w:name="una-rete-aziendale-sicura-prevede"/>
       <w:r>
         <w:rPr/>
         <w:t>Una rete aziendale sicura prevede:</w:t>
@@ -1305,7 +2433,7 @@
         <w:pStyle w:val="FirstParagraph"/>
         <w:rPr/>
       </w:pPr>
-      <w:bookmarkStart w:id="85" w:name="una-rete-aziendale-sicura-prevede"/>
+      <w:bookmarkStart w:id="146" w:name="una-rete-aziendale-sicura-prevede"/>
       <w:r>
         <w:rPr/>
         <w:t>[ ] una sola rete</w:t>
@@ -1314,14 +2442,14 @@
         <w:br/>
         <w:t>[ ] accesso libero</w:t>
       </w:r>
-      <w:bookmarkEnd w:id="85"/>
-    </w:p>
-    <w:p>
-      <w:pPr>
-        <w:pStyle w:val="Heading6"/>
-        <w:rPr/>
-      </w:pPr>
-      <w:bookmarkStart w:id="86" w:name="la-virtualizzazione-riduce"/>
+      <w:bookmarkEnd w:id="146"/>
+    </w:p>
+    <w:p>
+      <w:pPr>
+        <w:pStyle w:val="Heading6"/>
+        <w:rPr/>
+      </w:pPr>
+      <w:bookmarkStart w:id="147" w:name="la-virtualizzazione-riduce"/>
       <w:r>
         <w:rPr/>
         <w:t>La virtualizzazione riduce:</w:t>
@@ -1332,7 +2460,7 @@
         <w:pStyle w:val="FirstParagraph"/>
         <w:rPr/>
       </w:pPr>
-      <w:bookmarkStart w:id="87" w:name="la-virtualizzazione-riduce"/>
+      <w:bookmarkStart w:id="148" w:name="la-virtualizzazione-riduce"/>
       <w:r>
         <w:rPr/>
         <w:t>[ ] numero di server fisici</w:t>
@@ -1341,19 +2469,18 @@
         <w:br/>
         <w:t>[ ] numero di reti</w:t>
       </w:r>
-      <w:bookmarkEnd w:id="87"/>
-    </w:p>
-    <w:p>
-      <w:pPr>
-        <w:pStyle w:val="Heading6"/>
-        <w:rPr/>
-      </w:pPr>
-      <w:r>
-        <w:rPr/>
-      </w:r>
-      <w:bookmarkStart w:id="88" w:name="section-1"/>
-      <w:bookmarkStart w:id="89" w:name="section-1"/>
-      <w:bookmarkEnd w:id="89"/>
+      <w:bookmarkEnd w:id="148"/>
+    </w:p>
+    <w:p>
+      <w:pPr>
+        <w:pStyle w:val="Heading6"/>
+        <w:rPr/>
+      </w:pPr>
+      <w:r>
+        <w:rPr/>
+      </w:r>
+      <w:bookmarkStart w:id="149" w:name="section-1"/>
+      <w:bookmarkStart w:id="150" w:name="section-1"/>
     </w:p>
     <w:p>
       <w:pPr>
@@ -1381,18 +2508,3022 @@
     </w:p>
     <w:p>
       <w:pPr>
-        <w:pStyle w:val="BodyText"/>
-        <w:rPr/>
-      </w:pPr>
-      <w:r>
-        <w:rPr/>
-      </w:r>
-      <w:bookmarkStart w:id="90" w:name="verifica-pei"/>
-      <w:bookmarkStart w:id="91" w:name="section-1"/>
-      <w:bookmarkStart w:id="92" w:name="verifica-pei"/>
-      <w:bookmarkStart w:id="93" w:name="section-1"/>
-      <w:bookmarkEnd w:id="92"/>
-      <w:bookmarkEnd w:id="93"/>
+        <w:pStyle w:val="Normal"/>
+        <w:rPr/>
+      </w:pPr>
+      <w:bookmarkStart w:id="151" w:name="verifica-pei"/>
+      <w:bookmarkStart w:id="152" w:name="section-1"/>
+      <w:r>
+        <w:rPr/>
+        <mc:AlternateContent>
+          <mc:Choice Requires="wps">
+            <w:drawing>
+              <wp:inline distT="0" distB="0" distL="0" distR="0">
+                <wp:extent cx="5943600" cy="19050"/>
+                <wp:effectExtent l="0" t="0" r="0" b="0"/>
+                <wp:docPr id="7" name=""/>
+                <a:graphic xmlns:a="http://schemas.openxmlformats.org/drawingml/2006/main">
+                  <a:graphicData uri="http://schemas.microsoft.com/office/word/2010/wordprocessingShape">
+                    <wps:wsp>
+                      <wps:cNvSpPr/>
+                      <wps:nvSpPr>
+                        <wps:cNvPr id="8" name=""/>
+                        <wps:cNvSpPr/>
+                      </wps:nvSpPr>
+                      <wps:spPr>
+                        <a:xfrm>
+                          <a:off x="0" y="0"/>
+                          <a:ext cx="5943600" cy="19080"/>
+                        </a:xfrm>
+                        <a:prstGeom prst="rect">
+                          <a:avLst/>
+                        </a:prstGeom>
+                        <a:solidFill>
+                          <a:srgbClr val="ffffff"/>
+                        </a:solidFill>
+                        <a:ln w="0">
+                          <a:solidFill>
+                            <a:srgbClr val="000000"/>
+                          </a:solidFill>
+                        </a:ln>
+                      </wps:spPr>
+                      <wps:bodyPr/>
+                    </wps:wsp>
+                  </a:graphicData>
+                </a:graphic>
+                <wp14:sizeRelH relativeFrom="page">
+                  <wp14:pctWidth>100000</wp14:pctWidth>
+                </wp14:sizeRelH>
+              </wp:inline>
+            </w:drawing>
+          </mc:Choice>
+          <mc:Fallback>
+            <w:pict>
+              <v:rect id="shape_0" fillcolor="white" stroked="t" o:allowincell="f" style="position:absolute;margin-left:0pt;margin-top:-1.55pt;width:467.95pt;height:1.45pt;mso-wrap-style:none;v-text-anchor:middle;mso-position-horizontal:center;mso-position-vertical:top">
+                <v:fill o:detectmouseclick="t" type="solid" color2="black"/>
+                <v:stroke color="black" joinstyle="round" endcap="flat"/>
+                <w10:wrap type="topAndBottom"/>
+              </v:rect>
+            </w:pict>
+          </mc:Fallback>
+        </mc:AlternateContent>
+      </w:r>
+      <w:bookmarkEnd w:id="151"/>
+      <w:bookmarkEnd w:id="152"/>
+    </w:p>
+    <w:p>
+      <w:pPr>
+        <w:pStyle w:val="Heading1"/>
+        <w:rPr/>
+      </w:pPr>
+      <w:bookmarkStart w:id="153" w:name="soluzioni"/>
+      <w:r>
+        <w:rPr/>
+        <w:t>SOLUZIONI</w:t>
+      </w:r>
+    </w:p>
+    <w:p>
+      <w:pPr>
+        <w:pStyle w:val="FirstParagraph"/>
+        <w:rPr/>
+      </w:pPr>
+      <w:r>
+        <w:rPr/>
+        <w:t>1 b</w:t>
+        <w:br/>
+        <w:t>2 b</w:t>
+        <w:br/>
+        <w:t>3 a</w:t>
+        <w:br/>
+        <w:t>4 b</w:t>
+        <w:br/>
+        <w:t>5 b</w:t>
+        <w:br/>
+        <w:t>6 b</w:t>
+        <w:br/>
+        <w:t>7 a</w:t>
+        <w:br/>
+        <w:t>8 b</w:t>
+        <w:br/>
+        <w:t>9 b</w:t>
+        <w:br/>
+        <w:t>10 b</w:t>
+        <w:br/>
+        <w:t>11 a</w:t>
+        <w:br/>
+        <w:t>12 b</w:t>
+        <w:br/>
+        <w:t>13 b</w:t>
+        <w:br/>
+        <w:t>14 b</w:t>
+        <w:br/>
+        <w:t>15 b</w:t>
+        <w:br/>
+        <w:t>16 a</w:t>
+        <w:br/>
+        <w:t>17 b</w:t>
+        <w:br/>
+        <w:t>18 b</w:t>
+        <w:br/>
+        <w:t>19 a</w:t>
+        <w:br/>
+        <w:t>20 a</w:t>
+        <w:br/>
+        <w:t>21 a</w:t>
+        <w:br/>
+        <w:t>22 b</w:t>
+        <w:br/>
+        <w:t>23 a</w:t>
+        <w:br/>
+        <w:t>24 b</w:t>
+      </w:r>
+    </w:p>
+    <w:p>
+      <w:pPr>
+        <w:pStyle w:val="Normal"/>
+        <w:rPr/>
+      </w:pPr>
+      <w:r>
+        <w:rPr/>
+        <mc:AlternateContent>
+          <mc:Choice Requires="wps">
+            <w:drawing>
+              <wp:inline distT="0" distB="0" distL="0" distR="0">
+                <wp:extent cx="5943600" cy="19050"/>
+                <wp:effectExtent l="0" t="0" r="0" b="0"/>
+                <wp:docPr id="9" name=""/>
+                <a:graphic xmlns:a="http://schemas.openxmlformats.org/drawingml/2006/main">
+                  <a:graphicData uri="http://schemas.microsoft.com/office/word/2010/wordprocessingShape">
+                    <wps:wsp>
+                      <wps:cNvSpPr/>
+                      <wps:nvSpPr>
+                        <wps:cNvPr id="10" name=""/>
+                        <wps:cNvSpPr/>
+                      </wps:nvSpPr>
+                      <wps:spPr>
+                        <a:xfrm>
+                          <a:off x="0" y="0"/>
+                          <a:ext cx="5943600" cy="19080"/>
+                        </a:xfrm>
+                        <a:prstGeom prst="rect">
+                          <a:avLst/>
+                        </a:prstGeom>
+                        <a:solidFill>
+                          <a:srgbClr val="ffffff"/>
+                        </a:solidFill>
+                        <a:ln w="0">
+                          <a:solidFill>
+                            <a:srgbClr val="000000"/>
+                          </a:solidFill>
+                        </a:ln>
+                      </wps:spPr>
+                      <wps:bodyPr/>
+                    </wps:wsp>
+                  </a:graphicData>
+                </a:graphic>
+                <wp14:sizeRelH relativeFrom="page">
+                  <wp14:pctWidth>100000</wp14:pctWidth>
+                </wp14:sizeRelH>
+              </wp:inline>
+            </w:drawing>
+          </mc:Choice>
+          <mc:Fallback>
+            <w:pict>
+              <v:rect id="shape_0" fillcolor="white" stroked="t" o:allowincell="f" style="position:absolute;margin-left:0pt;margin-top:-1.55pt;width:467.95pt;height:1.45pt;mso-wrap-style:none;v-text-anchor:middle;mso-position-horizontal:center;mso-position-vertical:top">
+                <v:fill o:detectmouseclick="t" type="solid" color2="black"/>
+                <v:stroke color="black" joinstyle="round" endcap="flat"/>
+                <w10:wrap type="topAndBottom"/>
+              </v:rect>
+            </w:pict>
+          </mc:Fallback>
+        </mc:AlternateContent>
+      </w:r>
+    </w:p>
+    <w:p>
+      <w:pPr>
+        <w:pStyle w:val="Heading2"/>
+        <w:rPr/>
+      </w:pPr>
+      <w:bookmarkStart w:id="154" w:name="soluzioni-1"/>
+      <w:r>
+        <w:rPr/>
+        <w:t>Soluzioni</w:t>
+      </w:r>
+    </w:p>
+    <w:p>
+      <w:pPr>
+        <w:pStyle w:val="FirstParagraph"/>
+        <w:rPr/>
+      </w:pPr>
+      <w:r>
+        <w:rPr/>
+        <w:t xml:space="preserve">Di seguito le </w:t>
+      </w:r>
+      <w:r>
+        <w:rPr>
+          <w:b/>
+          <w:bCs/>
+        </w:rPr>
+        <w:t>soluzioni complete</w:t>
+      </w:r>
+      <w:r>
+        <w:rPr/>
+        <w:t xml:space="preserve">, organizzate per versione. Per le parti progettuali (domande aperte) vengono fornite </w:t>
+      </w:r>
+      <w:r>
+        <w:rPr>
+          <w:b/>
+          <w:bCs/>
+        </w:rPr>
+        <w:t>soluzioni di riferimento</w:t>
+      </w:r>
+      <w:r>
+        <w:rPr/>
+        <w:t>, non uniche.</w:t>
+      </w:r>
+    </w:p>
+    <w:p>
+      <w:pPr>
+        <w:pStyle w:val="Normal"/>
+        <w:rPr/>
+      </w:pPr>
+      <w:bookmarkStart w:id="155" w:name="soluzioni"/>
+      <w:bookmarkStart w:id="156" w:name="soluzioni-1"/>
+      <w:r>
+        <w:rPr/>
+        <mc:AlternateContent>
+          <mc:Choice Requires="wps">
+            <w:drawing>
+              <wp:inline distT="0" distB="0" distL="0" distR="0">
+                <wp:extent cx="5943600" cy="19050"/>
+                <wp:effectExtent l="0" t="0" r="0" b="0"/>
+                <wp:docPr id="11" name=""/>
+                <a:graphic xmlns:a="http://schemas.openxmlformats.org/drawingml/2006/main">
+                  <a:graphicData uri="http://schemas.microsoft.com/office/word/2010/wordprocessingShape">
+                    <wps:wsp>
+                      <wps:cNvSpPr/>
+                      <wps:nvSpPr>
+                        <wps:cNvPr id="12" name=""/>
+                        <wps:cNvSpPr/>
+                      </wps:nvSpPr>
+                      <wps:spPr>
+                        <a:xfrm>
+                          <a:off x="0" y="0"/>
+                          <a:ext cx="5943600" cy="19080"/>
+                        </a:xfrm>
+                        <a:prstGeom prst="rect">
+                          <a:avLst/>
+                        </a:prstGeom>
+                        <a:solidFill>
+                          <a:srgbClr val="ffffff"/>
+                        </a:solidFill>
+                        <a:ln w="0">
+                          <a:solidFill>
+                            <a:srgbClr val="000000"/>
+                          </a:solidFill>
+                        </a:ln>
+                      </wps:spPr>
+                      <wps:bodyPr/>
+                    </wps:wsp>
+                  </a:graphicData>
+                </a:graphic>
+                <wp14:sizeRelH relativeFrom="page">
+                  <wp14:pctWidth>100000</wp14:pctWidth>
+                </wp14:sizeRelH>
+              </wp:inline>
+            </w:drawing>
+          </mc:Choice>
+          <mc:Fallback>
+            <w:pict>
+              <v:rect id="shape_0" fillcolor="white" stroked="t" o:allowincell="f" style="position:absolute;margin-left:0pt;margin-top:-1.55pt;width:467.95pt;height:1.45pt;mso-wrap-style:none;v-text-anchor:middle;mso-position-horizontal:center;mso-position-vertical:top">
+                <v:fill o:detectmouseclick="t" type="solid" color2="black"/>
+                <v:stroke color="black" joinstyle="round" endcap="flat"/>
+                <w10:wrap type="topAndBottom"/>
+              </v:rect>
+            </w:pict>
+          </mc:Fallback>
+        </mc:AlternateContent>
+      </w:r>
+      <w:bookmarkEnd w:id="155"/>
+      <w:bookmarkEnd w:id="156"/>
+    </w:p>
+    <w:p>
+      <w:pPr>
+        <w:pStyle w:val="Heading1"/>
+        <w:rPr/>
+      </w:pPr>
+      <w:bookmarkStart w:id="157" w:name="soluzioni-versione-a"/>
+      <w:r>
+        <w:rPr/>
+        <w:t>SOLUZIONI – VERSIONE A</w:t>
+      </w:r>
+    </w:p>
+    <w:p>
+      <w:pPr>
+        <w:pStyle w:val="Heading2"/>
+        <w:rPr/>
+      </w:pPr>
+      <w:bookmarkStart w:id="158" w:name="medio-basse-3"/>
+      <w:r>
+        <w:rPr/>
+        <w:t>Medio-basse</w:t>
+      </w:r>
+    </w:p>
+    <w:p>
+      <w:pPr>
+        <w:pStyle w:val="Heading6"/>
+        <w:rPr/>
+      </w:pPr>
+      <w:bookmarkStart w:id="159" w:name="X8a786df003074c5de2cab78fcd9a7d28d9e9334"/>
+      <w:r>
+        <w:rPr/>
+        <w:t>Infrastructure: AP centrale; Ad-hoc: peer-to-peer senza AP</w:t>
+      </w:r>
+      <w:bookmarkEnd w:id="159"/>
+    </w:p>
+    <w:p>
+      <w:pPr>
+        <w:pStyle w:val="Heading6"/>
+        <w:rPr/>
+      </w:pPr>
+      <w:bookmarkStart w:id="160" w:name="X0b8757b1688570e6c7554db3a7a23f9f9566680"/>
+      <w:r>
+        <w:rPr/>
+        <w:t>Dispositivo che fornisce connettività WiFi</w:t>
+      </w:r>
+      <w:bookmarkEnd w:id="160"/>
+    </w:p>
+    <w:p>
+      <w:pPr>
+        <w:pStyle w:val="Heading6"/>
+        <w:rPr/>
+      </w:pPr>
+      <w:bookmarkStart w:id="161" w:name="X7a96b49ce17debd51cc70dd11e7f7c5dd57883b"/>
+      <w:r>
+        <w:rPr/>
+        <w:t>WPA3 introduce SAE, maggiore sicurezza rispetto a WPA2</w:t>
+      </w:r>
+      <w:bookmarkEnd w:id="161"/>
+    </w:p>
+    <w:p>
+      <w:pPr>
+        <w:pStyle w:val="Heading6"/>
+        <w:rPr/>
+      </w:pPr>
+      <w:bookmarkStart w:id="162" w:name="nome-della-rete-wireless"/>
+      <w:r>
+        <w:rPr/>
+        <w:t>Nome della rete wireless</w:t>
+      </w:r>
+      <w:bookmarkEnd w:id="162"/>
+    </w:p>
+    <w:p>
+      <w:pPr>
+        <w:pStyle w:val="Heading6"/>
+        <w:rPr/>
+      </w:pPr>
+      <w:bookmarkStart w:id="163" w:name="protocollo-di-gestione-rete"/>
+      <w:r>
+        <w:rPr/>
+        <w:t>Protocollo di gestione rete</w:t>
+      </w:r>
+      <w:bookmarkEnd w:id="163"/>
+    </w:p>
+    <w:p>
+      <w:pPr>
+        <w:pStyle w:val="Heading6"/>
+        <w:rPr/>
+      </w:pPr>
+      <w:bookmarkStart w:id="164" w:name="dispositivo-monitorato-da-snmp"/>
+      <w:r>
+        <w:rPr/>
+        <w:t>Dispositivo monitorato da SNMP</w:t>
+      </w:r>
+      <w:bookmarkEnd w:id="164"/>
+    </w:p>
+    <w:p>
+      <w:pPr>
+        <w:pStyle w:val="Heading6"/>
+        <w:rPr/>
+      </w:pPr>
+      <w:bookmarkStart w:id="165" w:name="X335b7e37639e48f2201e7f9c3b2ab61a8feb49c"/>
+      <w:r>
+        <w:rPr/>
+        <w:t>Protocollo per mantenere IP durante mobilità</w:t>
+      </w:r>
+      <w:bookmarkEnd w:id="165"/>
+    </w:p>
+    <w:p>
+      <w:pPr>
+        <w:pStyle w:val="Heading6"/>
+        <w:rPr/>
+      </w:pPr>
+      <w:bookmarkStart w:id="166" w:name="medio-basse-3"/>
+      <w:bookmarkStart w:id="167" w:name="g-maggiore-velocità-latenza-minore"/>
+      <w:r>
+        <w:rPr/>
+        <w:t>5G: maggiore velocità, latenza minore</w:t>
+      </w:r>
+      <w:bookmarkEnd w:id="166"/>
+      <w:bookmarkEnd w:id="167"/>
+    </w:p>
+    <w:p>
+      <w:pPr>
+        <w:pStyle w:val="Heading2"/>
+        <w:rPr/>
+      </w:pPr>
+      <w:bookmarkStart w:id="168" w:name="medie-3"/>
+      <w:r>
+        <w:rPr/>
+        <w:t>Medie</w:t>
+      </w:r>
+    </w:p>
+    <w:p>
+      <w:pPr>
+        <w:pStyle w:val="Heading6"/>
+        <w:rPr/>
+      </w:pPr>
+      <w:bookmarkStart w:id="169" w:name="X4c8ab117216468946607764fa232781dabdccac"/>
+      <w:r>
+        <w:rPr/>
+        <w:t>Separazione livelli: presentazione, logica, dati</w:t>
+      </w:r>
+      <w:bookmarkEnd w:id="169"/>
+    </w:p>
+    <w:p>
+      <w:pPr>
+        <w:pStyle w:val="Heading6"/>
+        <w:rPr/>
+      </w:pPr>
+      <w:bookmarkStart w:id="170" w:name="Xbbf4704f3433bfa4870733863b1816b4c2d1cf8"/>
+      <w:r>
+        <w:rPr/>
+        <w:t>NMS raccoglie dati e monitora dispositivi</w:t>
+      </w:r>
+      <w:bookmarkEnd w:id="170"/>
+    </w:p>
+    <w:p>
+      <w:pPr>
+        <w:pStyle w:val="Heading6"/>
+        <w:rPr/>
+      </w:pPr>
+      <w:bookmarkStart w:id="171" w:name="server-vm-software-applicazioni-isolate"/>
+      <w:r>
+        <w:rPr/>
+        <w:t>Server: VM; Software: applicazioni isolate</w:t>
+      </w:r>
+      <w:bookmarkEnd w:id="171"/>
+    </w:p>
+    <w:p>
+      <w:pPr>
+        <w:pStyle w:val="Heading6"/>
+        <w:rPr/>
+      </w:pPr>
+      <w:bookmarkStart w:id="172" w:name="Xd02fdd839ecfef5aab1cc55b2d29c7b4e911b01"/>
+      <w:r>
+        <w:rPr/>
+        <w:t>Pubblico (provider), privato (interno), ibrido (entrambi)</w:t>
+      </w:r>
+      <w:bookmarkEnd w:id="172"/>
+    </w:p>
+    <w:p>
+      <w:pPr>
+        <w:pStyle w:val="Heading6"/>
+        <w:rPr/>
+      </w:pPr>
+      <w:bookmarkStart w:id="173" w:name="uso-di-agenti-e-registrazione-posizione"/>
+      <w:r>
+        <w:rPr/>
+        <w:t>Uso di agenti e registrazione posizione</w:t>
+      </w:r>
+      <w:bookmarkEnd w:id="173"/>
+    </w:p>
+    <w:p>
+      <w:pPr>
+        <w:pStyle w:val="Heading6"/>
+        <w:rPr/>
+      </w:pPr>
+      <w:bookmarkStart w:id="174" w:name="manager-interroga-agenti-tramite-snmp"/>
+      <w:r>
+        <w:rPr/>
+        <w:t>Manager interroga agenti tramite SNMP</w:t>
+      </w:r>
+      <w:bookmarkEnd w:id="174"/>
+    </w:p>
+    <w:p>
+      <w:pPr>
+        <w:pStyle w:val="Heading6"/>
+        <w:rPr/>
+      </w:pPr>
+      <w:bookmarkStart w:id="175" w:name="riduzione-hardware-flessibilità"/>
+      <w:r>
+        <w:rPr/>
+        <w:t>Riduzione hardware, flessibilità</w:t>
+      </w:r>
+      <w:bookmarkEnd w:id="175"/>
+    </w:p>
+    <w:p>
+      <w:pPr>
+        <w:pStyle w:val="Heading6"/>
+        <w:rPr/>
+      </w:pPr>
+      <w:bookmarkStart w:id="176" w:name="medie-3"/>
+      <w:bookmarkStart w:id="177" w:name="aziendale-sicura-pubblica-aperta"/>
+      <w:r>
+        <w:rPr/>
+        <w:t>Aziendale: sicura; pubblica: aperta</w:t>
+      </w:r>
+      <w:bookmarkEnd w:id="176"/>
+      <w:bookmarkEnd w:id="177"/>
+    </w:p>
+    <w:p>
+      <w:pPr>
+        <w:pStyle w:val="Heading2"/>
+        <w:rPr/>
+      </w:pPr>
+      <w:bookmarkStart w:id="178" w:name="alte-3"/>
+      <w:r>
+        <w:rPr/>
+        <w:t>Alte</w:t>
+      </w:r>
+    </w:p>
+    <w:p>
+      <w:pPr>
+        <w:pStyle w:val="Heading6"/>
+        <w:rPr/>
+      </w:pPr>
+      <w:bookmarkStart w:id="179" w:name="vlsm"/>
+      <w:r>
+        <w:rPr/>
+        <w:t>VLSM</w:t>
+      </w:r>
+    </w:p>
+    <w:p>
+      <w:pPr>
+        <w:pStyle w:val="Compact"/>
+        <w:numPr>
+          <w:ilvl w:val="0"/>
+          <w:numId w:val="1"/>
+        </w:numPr>
+        <w:ind w:hanging="360" w:left="720" w:right="0"/>
+        <w:rPr/>
+      </w:pPr>
+      <w:r>
+        <w:rPr/>
+        <w:t>100 host → /25 → 192.168.10.0/25</w:t>
+      </w:r>
+    </w:p>
+    <w:p>
+      <w:pPr>
+        <w:pStyle w:val="Compact"/>
+        <w:numPr>
+          <w:ilvl w:val="0"/>
+          <w:numId w:val="1"/>
+        </w:numPr>
+        <w:ind w:hanging="360" w:left="720" w:right="0"/>
+        <w:rPr/>
+      </w:pPr>
+      <w:r>
+        <w:rPr/>
+        <w:t>50 host → /26 → 192.168.10.128/26</w:t>
+      </w:r>
+    </w:p>
+    <w:p>
+      <w:pPr>
+        <w:pStyle w:val="Compact"/>
+        <w:numPr>
+          <w:ilvl w:val="0"/>
+          <w:numId w:val="1"/>
+        </w:numPr>
+        <w:ind w:hanging="360" w:left="720" w:right="0"/>
+        <w:rPr/>
+      </w:pPr>
+      <w:r>
+        <w:rPr/>
+        <w:t>25 host → /27 → 192.168.10.192/27</w:t>
+      </w:r>
+    </w:p>
+    <w:p>
+      <w:pPr>
+        <w:pStyle w:val="Compact"/>
+        <w:numPr>
+          <w:ilvl w:val="0"/>
+          <w:numId w:val="1"/>
+        </w:numPr>
+        <w:ind w:hanging="360" w:left="720" w:right="0"/>
+        <w:rPr/>
+      </w:pPr>
+      <w:bookmarkStart w:id="180" w:name="vlsm"/>
+      <w:r>
+        <w:rPr/>
+        <w:t>10 host → /28 → 192.168.10.224/28</w:t>
+      </w:r>
+      <w:bookmarkEnd w:id="180"/>
+    </w:p>
+    <w:p>
+      <w:pPr>
+        <w:pStyle w:val="Heading6"/>
+        <w:rPr/>
+      </w:pPr>
+      <w:bookmarkStart w:id="181" w:name="architettura"/>
+      <w:r>
+        <w:rPr/>
+        <w:t>Architettura</w:t>
+      </w:r>
+    </w:p>
+    <w:p>
+      <w:pPr>
+        <w:pStyle w:val="SourceCode"/>
+        <w:rPr/>
+      </w:pPr>
+      <w:r>
+        <w:rPr>
+          <w:rStyle w:val="VerbatimChar"/>
+        </w:rPr>
+        <w:t>Internet → Firewall →</w:t>
+      </w:r>
+    </w:p>
+    <w:p>
+      <w:pPr>
+        <w:pStyle w:val="Compact"/>
+        <w:numPr>
+          <w:ilvl w:val="0"/>
+          <w:numId w:val="1"/>
+        </w:numPr>
+        <w:ind w:hanging="360" w:left="720" w:right="0"/>
+        <w:rPr/>
+      </w:pPr>
+      <w:r>
+        <w:rPr/>
+        <w:t>LAN interna</w:t>
+      </w:r>
+    </w:p>
+    <w:p>
+      <w:pPr>
+        <w:pStyle w:val="Compact"/>
+        <w:numPr>
+          <w:ilvl w:val="0"/>
+          <w:numId w:val="1"/>
+        </w:numPr>
+        <w:ind w:hanging="360" w:left="720" w:right="0"/>
+        <w:rPr/>
+      </w:pPr>
+      <w:bookmarkStart w:id="182" w:name="architettura"/>
+      <w:r>
+        <w:rPr/>
+        <w:t>DMZ (web server)</w:t>
+      </w:r>
+      <w:bookmarkEnd w:id="182"/>
+    </w:p>
+    <w:p>
+      <w:pPr>
+        <w:pStyle w:val="Heading6"/>
+        <w:rPr/>
+      </w:pPr>
+      <w:bookmarkStart w:id="183" w:name="sicurezza-wifi-2"/>
+      <w:r>
+        <w:rPr/>
+        <w:t>Sicurezza WiFi</w:t>
+      </w:r>
+    </w:p>
+    <w:p>
+      <w:pPr>
+        <w:pStyle w:val="Compact"/>
+        <w:numPr>
+          <w:ilvl w:val="0"/>
+          <w:numId w:val="1"/>
+        </w:numPr>
+        <w:ind w:hanging="360" w:left="720" w:right="0"/>
+        <w:rPr/>
+      </w:pPr>
+      <w:r>
+        <w:rPr/>
+        <w:t>WPA3</w:t>
+      </w:r>
+    </w:p>
+    <w:p>
+      <w:pPr>
+        <w:pStyle w:val="Compact"/>
+        <w:numPr>
+          <w:ilvl w:val="0"/>
+          <w:numId w:val="1"/>
+        </w:numPr>
+        <w:ind w:hanging="360" w:left="720" w:right="0"/>
+        <w:rPr/>
+      </w:pPr>
+      <w:r>
+        <w:rPr/>
+        <w:t>autenticazione forte</w:t>
+      </w:r>
+    </w:p>
+    <w:p>
+      <w:pPr>
+        <w:pStyle w:val="Compact"/>
+        <w:numPr>
+          <w:ilvl w:val="0"/>
+          <w:numId w:val="1"/>
+        </w:numPr>
+        <w:ind w:hanging="360" w:left="720" w:right="0"/>
+        <w:rPr/>
+      </w:pPr>
+      <w:bookmarkStart w:id="184" w:name="sicurezza-wifi-2"/>
+      <w:r>
+        <w:rPr/>
+        <w:t>VLAN guest separata</w:t>
+      </w:r>
+      <w:bookmarkEnd w:id="184"/>
+    </w:p>
+    <w:p>
+      <w:pPr>
+        <w:pStyle w:val="Heading6"/>
+        <w:rPr/>
+      </w:pPr>
+      <w:bookmarkStart w:id="185" w:name="snmp"/>
+      <w:r>
+        <w:rPr/>
+        <w:t>SNMP</w:t>
+      </w:r>
+    </w:p>
+    <w:p>
+      <w:pPr>
+        <w:pStyle w:val="Compact"/>
+        <w:numPr>
+          <w:ilvl w:val="0"/>
+          <w:numId w:val="1"/>
+        </w:numPr>
+        <w:ind w:hanging="360" w:left="720" w:right="0"/>
+        <w:rPr/>
+      </w:pPr>
+      <w:r>
+        <w:rPr/>
+        <w:t>polling o trap</w:t>
+      </w:r>
+    </w:p>
+    <w:p>
+      <w:pPr>
+        <w:pStyle w:val="Compact"/>
+        <w:numPr>
+          <w:ilvl w:val="0"/>
+          <w:numId w:val="1"/>
+        </w:numPr>
+        <w:ind w:hanging="360" w:left="720" w:right="0"/>
+        <w:rPr/>
+      </w:pPr>
+      <w:bookmarkStart w:id="186" w:name="snmp"/>
+      <w:r>
+        <w:rPr/>
+        <w:t>rilevazione anomalie</w:t>
+      </w:r>
+      <w:bookmarkEnd w:id="186"/>
+    </w:p>
+    <w:p>
+      <w:pPr>
+        <w:pStyle w:val="Heading6"/>
+        <w:rPr/>
+      </w:pPr>
+      <w:bookmarkStart w:id="187" w:name="server"/>
+      <w:r>
+        <w:rPr/>
+        <w:t>Server</w:t>
+      </w:r>
+    </w:p>
+    <w:p>
+      <w:pPr>
+        <w:pStyle w:val="Compact"/>
+        <w:numPr>
+          <w:ilvl w:val="0"/>
+          <w:numId w:val="1"/>
+        </w:numPr>
+        <w:ind w:hanging="360" w:left="720" w:right="0"/>
+        <w:rPr/>
+      </w:pPr>
+      <w:r>
+        <w:rPr/>
+        <w:t>DB interno</w:t>
+      </w:r>
+    </w:p>
+    <w:p>
+      <w:pPr>
+        <w:pStyle w:val="Compact"/>
+        <w:numPr>
+          <w:ilvl w:val="0"/>
+          <w:numId w:val="1"/>
+        </w:numPr>
+        <w:ind w:hanging="360" w:left="720" w:right="0"/>
+        <w:rPr/>
+      </w:pPr>
+      <w:bookmarkStart w:id="188" w:name="server"/>
+      <w:r>
+        <w:rPr/>
+        <w:t>Web in DMZ</w:t>
+      </w:r>
+      <w:bookmarkEnd w:id="188"/>
+    </w:p>
+    <w:p>
+      <w:pPr>
+        <w:pStyle w:val="Heading6"/>
+        <w:rPr/>
+      </w:pPr>
+      <w:bookmarkStart w:id="189" w:name="cloud"/>
+      <w:r>
+        <w:rPr/>
+        <w:t>Cloud</w:t>
+      </w:r>
+    </w:p>
+    <w:p>
+      <w:pPr>
+        <w:pStyle w:val="Compact"/>
+        <w:numPr>
+          <w:ilvl w:val="0"/>
+          <w:numId w:val="1"/>
+        </w:numPr>
+        <w:ind w:hanging="360" w:left="720" w:right="0"/>
+        <w:rPr/>
+      </w:pPr>
+      <w:r>
+        <w:rPr/>
+        <w:t>scalabilità</w:t>
+      </w:r>
+    </w:p>
+    <w:p>
+      <w:pPr>
+        <w:pStyle w:val="Compact"/>
+        <w:numPr>
+          <w:ilvl w:val="0"/>
+          <w:numId w:val="1"/>
+        </w:numPr>
+        <w:ind w:hanging="360" w:left="720" w:right="0"/>
+        <w:rPr/>
+      </w:pPr>
+      <w:bookmarkStart w:id="190" w:name="cloud"/>
+      <w:r>
+        <w:rPr/>
+        <w:t>riduzione costi</w:t>
+      </w:r>
+      <w:bookmarkEnd w:id="190"/>
+    </w:p>
+    <w:p>
+      <w:pPr>
+        <w:pStyle w:val="Heading6"/>
+        <w:rPr/>
+      </w:pPr>
+      <w:bookmarkStart w:id="191" w:name="tier"/>
+      <w:r>
+        <w:rPr/>
+        <w:t>3-tier</w:t>
+      </w:r>
+    </w:p>
+    <w:p>
+      <w:pPr>
+        <w:pStyle w:val="SourceCode"/>
+        <w:rPr/>
+      </w:pPr>
+      <w:bookmarkStart w:id="192" w:name="tier"/>
+      <w:r>
+        <w:rPr>
+          <w:rStyle w:val="VerbatimChar"/>
+        </w:rPr>
+        <w:t>client → app server → DB</w:t>
+      </w:r>
+      <w:bookmarkEnd w:id="192"/>
+    </w:p>
+    <w:p>
+      <w:pPr>
+        <w:pStyle w:val="Heading6"/>
+        <w:rPr/>
+      </w:pPr>
+      <w:bookmarkStart w:id="193" w:name="accesso-remoto"/>
+      <w:r>
+        <w:rPr/>
+        <w:t>Accesso remoto</w:t>
+      </w:r>
+    </w:p>
+    <w:p>
+      <w:pPr>
+        <w:pStyle w:val="SourceCode"/>
+        <w:rPr/>
+      </w:pPr>
+      <w:r>
+        <w:rPr>
+          <w:rStyle w:val="VerbatimChar"/>
+        </w:rPr>
+        <w:t>VPN + autenticazione</w:t>
+      </w:r>
+    </w:p>
+    <w:p>
+      <w:pPr>
+        <w:pStyle w:val="Normal"/>
+        <w:rPr/>
+      </w:pPr>
+      <w:bookmarkStart w:id="194" w:name="soluzioni-versione-a"/>
+      <w:bookmarkStart w:id="195" w:name="alte-3"/>
+      <w:bookmarkStart w:id="196" w:name="accesso-remoto"/>
+      <w:r>
+        <w:rPr/>
+        <mc:AlternateContent>
+          <mc:Choice Requires="wps">
+            <w:drawing>
+              <wp:inline distT="0" distB="0" distL="0" distR="0">
+                <wp:extent cx="5943600" cy="19050"/>
+                <wp:effectExtent l="0" t="0" r="0" b="0"/>
+                <wp:docPr id="13" name=""/>
+                <a:graphic xmlns:a="http://schemas.openxmlformats.org/drawingml/2006/main">
+                  <a:graphicData uri="http://schemas.microsoft.com/office/word/2010/wordprocessingShape">
+                    <wps:wsp>
+                      <wps:cNvSpPr/>
+                      <wps:nvSpPr>
+                        <wps:cNvPr id="14" name=""/>
+                        <wps:cNvSpPr/>
+                      </wps:nvSpPr>
+                      <wps:spPr>
+                        <a:xfrm>
+                          <a:off x="0" y="0"/>
+                          <a:ext cx="5943600" cy="19080"/>
+                        </a:xfrm>
+                        <a:prstGeom prst="rect">
+                          <a:avLst/>
+                        </a:prstGeom>
+                        <a:solidFill>
+                          <a:srgbClr val="ffffff"/>
+                        </a:solidFill>
+                        <a:ln w="0">
+                          <a:solidFill>
+                            <a:srgbClr val="000000"/>
+                          </a:solidFill>
+                        </a:ln>
+                      </wps:spPr>
+                      <wps:bodyPr/>
+                    </wps:wsp>
+                  </a:graphicData>
+                </a:graphic>
+                <wp14:sizeRelH relativeFrom="page">
+                  <wp14:pctWidth>100000</wp14:pctWidth>
+                </wp14:sizeRelH>
+              </wp:inline>
+            </w:drawing>
+          </mc:Choice>
+          <mc:Fallback>
+            <w:pict>
+              <v:rect id="shape_0" fillcolor="white" stroked="t" o:allowincell="f" style="position:absolute;margin-left:0pt;margin-top:-1.55pt;width:467.95pt;height:1.45pt;mso-wrap-style:none;v-text-anchor:middle;mso-position-horizontal:center;mso-position-vertical:top">
+                <v:fill o:detectmouseclick="t" type="solid" color2="black"/>
+                <v:stroke color="black" joinstyle="round" endcap="flat"/>
+                <w10:wrap type="topAndBottom"/>
+              </v:rect>
+            </w:pict>
+          </mc:Fallback>
+        </mc:AlternateContent>
+      </w:r>
+      <w:bookmarkEnd w:id="194"/>
+      <w:bookmarkEnd w:id="195"/>
+      <w:bookmarkEnd w:id="196"/>
+    </w:p>
+    <w:p>
+      <w:pPr>
+        <w:pStyle w:val="Heading1"/>
+        <w:rPr/>
+      </w:pPr>
+      <w:bookmarkStart w:id="197" w:name="soluzioni-versione-b"/>
+      <w:r>
+        <w:rPr/>
+        <w:t>SOLUZIONI – VERSIONE B</w:t>
+      </w:r>
+    </w:p>
+    <w:p>
+      <w:pPr>
+        <w:pStyle w:val="Heading2"/>
+        <w:rPr/>
+      </w:pPr>
+      <w:bookmarkStart w:id="198" w:name="medio-basse-4"/>
+      <w:r>
+        <w:rPr/>
+        <w:t>Medio-basse</w:t>
+      </w:r>
+    </w:p>
+    <w:p>
+      <w:pPr>
+        <w:pStyle w:val="Heading6"/>
+        <w:rPr/>
+      </w:pPr>
+      <w:bookmarkStart w:id="199" w:name="router-fa-routing-ap-no"/>
+      <w:r>
+        <w:rPr/>
+        <w:t>Router fa routing, AP no</w:t>
+      </w:r>
+      <w:bookmarkEnd w:id="199"/>
+    </w:p>
+    <w:p>
+      <w:pPr>
+        <w:pStyle w:val="Heading6"/>
+        <w:rPr/>
+      </w:pPr>
+      <w:bookmarkStart w:id="200" w:name="passaggio-tra-ap-senza-disconnessione"/>
+      <w:r>
+        <w:rPr/>
+        <w:t>Passaggio tra AP senza disconnessione</w:t>
+      </w:r>
+      <w:bookmarkEnd w:id="200"/>
+    </w:p>
+    <w:p>
+      <w:pPr>
+        <w:pStyle w:val="Heading6"/>
+        <w:rPr/>
+      </w:pPr>
+      <w:bookmarkStart w:id="201" w:name="standard-4g"/>
+      <w:r>
+        <w:rPr/>
+        <w:t>Standard 4G</w:t>
+      </w:r>
+      <w:bookmarkEnd w:id="201"/>
+    </w:p>
+    <w:p>
+      <w:pPr>
+        <w:pStyle w:val="Heading6"/>
+        <w:rPr/>
+      </w:pPr>
+      <w:bookmarkStart w:id="202" w:name="database-snmp"/>
+      <w:r>
+        <w:rPr/>
+        <w:t>Database SNMP</w:t>
+      </w:r>
+      <w:bookmarkEnd w:id="202"/>
+    </w:p>
+    <w:p>
+      <w:pPr>
+        <w:pStyle w:val="Heading6"/>
+        <w:rPr/>
+      </w:pPr>
+      <w:bookmarkStart w:id="203" w:name="astrazione-risorse"/>
+      <w:r>
+        <w:rPr/>
+        <w:t>Astrazione risorse</w:t>
+      </w:r>
+      <w:bookmarkEnd w:id="203"/>
+    </w:p>
+    <w:p>
+      <w:pPr>
+        <w:pStyle w:val="Heading6"/>
+        <w:rPr/>
+      </w:pPr>
+      <w:bookmarkStart w:id="204" w:name="servizi-remoti"/>
+      <w:r>
+        <w:rPr/>
+        <w:t>Servizi remoti</w:t>
+      </w:r>
+      <w:bookmarkEnd w:id="204"/>
+    </w:p>
+    <w:p>
+      <w:pPr>
+        <w:pStyle w:val="Heading6"/>
+        <w:rPr/>
+      </w:pPr>
+      <w:bookmarkStart w:id="205" w:name="rete-separata-per-ospiti"/>
+      <w:r>
+        <w:rPr/>
+        <w:t>Rete separata per ospiti</w:t>
+      </w:r>
+      <w:bookmarkEnd w:id="205"/>
+    </w:p>
+    <w:p>
+      <w:pPr>
+        <w:pStyle w:val="Heading6"/>
+        <w:rPr/>
+      </w:pPr>
+      <w:bookmarkStart w:id="206" w:name="medio-basse-4"/>
+      <w:bookmarkStart w:id="207" w:name="notifica-evento"/>
+      <w:r>
+        <w:rPr/>
+        <w:t>Notifica evento</w:t>
+      </w:r>
+      <w:bookmarkEnd w:id="206"/>
+      <w:bookmarkEnd w:id="207"/>
+    </w:p>
+    <w:p>
+      <w:pPr>
+        <w:pStyle w:val="Heading2"/>
+        <w:rPr/>
+      </w:pPr>
+      <w:bookmarkStart w:id="208" w:name="medie-4"/>
+      <w:r>
+        <w:rPr/>
+        <w:t>Medie</w:t>
+      </w:r>
+    </w:p>
+    <w:p>
+      <w:pPr>
+        <w:pStyle w:val="Heading6"/>
+        <w:rPr/>
+      </w:pPr>
+      <w:bookmarkStart w:id="209" w:name="livelli-separati"/>
+      <w:r>
+        <w:rPr/>
+        <w:t>3 livelli separati</w:t>
+      </w:r>
+      <w:bookmarkEnd w:id="209"/>
+    </w:p>
+    <w:p>
+      <w:pPr>
+        <w:pStyle w:val="Heading6"/>
+        <w:rPr/>
+      </w:pPr>
+      <w:bookmarkStart w:id="210" w:name="mobile-ip-mantiene-connessione"/>
+      <w:r>
+        <w:rPr/>
+        <w:t>Mobile IP mantiene connessione</w:t>
+      </w:r>
+      <w:bookmarkEnd w:id="210"/>
+    </w:p>
+    <w:p>
+      <w:pPr>
+        <w:pStyle w:val="Heading6"/>
+        <w:rPr/>
+      </w:pPr>
+      <w:bookmarkStart w:id="211" w:name="uso-reti-cellulari-e-ip"/>
+      <w:r>
+        <w:rPr/>
+        <w:t>Uso reti cellulari e IP</w:t>
+      </w:r>
+      <w:bookmarkEnd w:id="211"/>
+    </w:p>
+    <w:p>
+      <w:pPr>
+        <w:pStyle w:val="Heading6"/>
+        <w:rPr/>
+      </w:pPr>
+      <w:bookmarkStart w:id="212" w:name="mix-pubblicoprivato"/>
+      <w:r>
+        <w:rPr/>
+        <w:t>Mix pubblico/privato</w:t>
+      </w:r>
+      <w:bookmarkEnd w:id="212"/>
+    </w:p>
+    <w:p>
+      <w:pPr>
+        <w:pStyle w:val="Heading6"/>
+        <w:rPr/>
+      </w:pPr>
+      <w:bookmarkStart w:id="213" w:name="strutturazione-dati-gestione"/>
+      <w:r>
+        <w:rPr/>
+        <w:t>Strutturazione dati gestione</w:t>
+      </w:r>
+      <w:bookmarkEnd w:id="213"/>
+    </w:p>
+    <w:p>
+      <w:pPr>
+        <w:pStyle w:val="Heading6"/>
+        <w:rPr/>
+      </w:pPr>
+      <w:bookmarkStart w:id="214" w:name="polling-richiesta-trap-evento"/>
+      <w:r>
+        <w:rPr/>
+        <w:t>Polling = richiesta, trap = evento</w:t>
+      </w:r>
+      <w:bookmarkEnd w:id="214"/>
+    </w:p>
+    <w:p>
+      <w:pPr>
+        <w:pStyle w:val="Heading6"/>
+        <w:rPr/>
+      </w:pPr>
+      <w:bookmarkStart w:id="215" w:name="virtualizzazione-fisica"/>
+      <w:r>
+        <w:rPr/>
+        <w:t>Virtualizzazione fisica</w:t>
+      </w:r>
+      <w:bookmarkEnd w:id="215"/>
+    </w:p>
+    <w:p>
+      <w:pPr>
+        <w:pStyle w:val="Heading6"/>
+        <w:rPr/>
+      </w:pPr>
+      <w:bookmarkStart w:id="216" w:name="medie-4"/>
+      <w:bookmarkStart w:id="217" w:name="wpa23-autenticazione"/>
+      <w:r>
+        <w:rPr/>
+        <w:t>WPA2/3, autenticazione</w:t>
+      </w:r>
+      <w:bookmarkEnd w:id="216"/>
+      <w:bookmarkEnd w:id="217"/>
+    </w:p>
+    <w:p>
+      <w:pPr>
+        <w:pStyle w:val="Heading2"/>
+        <w:rPr/>
+      </w:pPr>
+      <w:bookmarkStart w:id="218" w:name="alte-4"/>
+      <w:r>
+        <w:rPr/>
+        <w:t>Alte</w:t>
+      </w:r>
+    </w:p>
+    <w:p>
+      <w:pPr>
+        <w:pStyle w:val="Heading6"/>
+        <w:rPr/>
+      </w:pPr>
+      <w:bookmarkStart w:id="219" w:name="vlsm-1"/>
+      <w:r>
+        <w:rPr/>
+        <w:t>VLSM</w:t>
+      </w:r>
+    </w:p>
+    <w:p>
+      <w:pPr>
+        <w:pStyle w:val="Compact"/>
+        <w:numPr>
+          <w:ilvl w:val="0"/>
+          <w:numId w:val="1"/>
+        </w:numPr>
+        <w:ind w:hanging="360" w:left="720" w:right="0"/>
+        <w:rPr/>
+      </w:pPr>
+      <w:r>
+        <w:rPr/>
+        <w:t>120 → /25 → 10.0.0.0/25</w:t>
+      </w:r>
+    </w:p>
+    <w:p>
+      <w:pPr>
+        <w:pStyle w:val="Compact"/>
+        <w:numPr>
+          <w:ilvl w:val="0"/>
+          <w:numId w:val="1"/>
+        </w:numPr>
+        <w:ind w:hanging="360" w:left="720" w:right="0"/>
+        <w:rPr/>
+      </w:pPr>
+      <w:r>
+        <w:rPr/>
+        <w:t>60 → /26 → 10.0.0.128/26</w:t>
+      </w:r>
+    </w:p>
+    <w:p>
+      <w:pPr>
+        <w:pStyle w:val="Compact"/>
+        <w:numPr>
+          <w:ilvl w:val="0"/>
+          <w:numId w:val="1"/>
+        </w:numPr>
+        <w:ind w:hanging="360" w:left="720" w:right="0"/>
+        <w:rPr/>
+      </w:pPr>
+      <w:r>
+        <w:rPr/>
+        <w:t>30 → /27 → 10.0.0.192/27</w:t>
+      </w:r>
+    </w:p>
+    <w:p>
+      <w:pPr>
+        <w:pStyle w:val="Compact"/>
+        <w:numPr>
+          <w:ilvl w:val="0"/>
+          <w:numId w:val="1"/>
+        </w:numPr>
+        <w:ind w:hanging="360" w:left="720" w:right="0"/>
+        <w:rPr/>
+      </w:pPr>
+      <w:bookmarkStart w:id="220" w:name="vlsm-1"/>
+      <w:r>
+        <w:rPr/>
+        <w:t>10 → /28 → 10.0.0.224/28</w:t>
+      </w:r>
+      <w:bookmarkEnd w:id="220"/>
+    </w:p>
+    <w:p>
+      <w:pPr>
+        <w:pStyle w:val="Heading6"/>
+        <w:rPr/>
+      </w:pPr>
+      <w:bookmarkStart w:id="221" w:name="wifi-guest-separata-vlan-dedicata"/>
+      <w:r>
+        <w:rPr/>
+        <w:t>WiFi guest separata → VLAN dedicata</w:t>
+      </w:r>
+      <w:bookmarkEnd w:id="221"/>
+    </w:p>
+    <w:p>
+      <w:pPr>
+        <w:pStyle w:val="Heading6"/>
+        <w:rPr/>
+      </w:pPr>
+      <w:bookmarkStart w:id="222" w:name="vulnerabilità"/>
+      <w:r>
+        <w:rPr/>
+        <w:t>Vulnerabilità</w:t>
+      </w:r>
+    </w:p>
+    <w:p>
+      <w:pPr>
+        <w:pStyle w:val="Compact"/>
+        <w:numPr>
+          <w:ilvl w:val="0"/>
+          <w:numId w:val="1"/>
+        </w:numPr>
+        <w:ind w:hanging="360" w:left="720" w:right="0"/>
+        <w:rPr/>
+      </w:pPr>
+      <w:r>
+        <w:rPr/>
+        <w:t>sniffing</w:t>
+      </w:r>
+    </w:p>
+    <w:p>
+      <w:pPr>
+        <w:pStyle w:val="Compact"/>
+        <w:numPr>
+          <w:ilvl w:val="0"/>
+          <w:numId w:val="1"/>
+        </w:numPr>
+        <w:ind w:hanging="360" w:left="720" w:right="0"/>
+        <w:rPr/>
+      </w:pPr>
+      <w:bookmarkStart w:id="223" w:name="vulnerabilità"/>
+      <w:r>
+        <w:rPr/>
+        <w:t>accesso libero</w:t>
+      </w:r>
+      <w:bookmarkEnd w:id="223"/>
+    </w:p>
+    <w:p>
+      <w:pPr>
+        <w:pStyle w:val="Heading6"/>
+        <w:rPr/>
+      </w:pPr>
+      <w:bookmarkStart w:id="224" w:name="snmp-1"/>
+      <w:r>
+        <w:rPr/>
+        <w:t>SNMP</w:t>
+      </w:r>
+    </w:p>
+    <w:p>
+      <w:pPr>
+        <w:pStyle w:val="SourceCode"/>
+        <w:rPr/>
+      </w:pPr>
+      <w:bookmarkStart w:id="225" w:name="snmp-1"/>
+      <w:r>
+        <w:rPr>
+          <w:rStyle w:val="VerbatimChar"/>
+        </w:rPr>
+        <w:t>monitoraggio traffico e stato</w:t>
+      </w:r>
+      <w:bookmarkEnd w:id="225"/>
+    </w:p>
+    <w:p>
+      <w:pPr>
+        <w:pStyle w:val="Heading6"/>
+        <w:rPr/>
+      </w:pPr>
+      <w:bookmarkStart w:id="226" w:name="server-1"/>
+      <w:r>
+        <w:rPr/>
+        <w:t>Server</w:t>
+      </w:r>
+    </w:p>
+    <w:p>
+      <w:pPr>
+        <w:pStyle w:val="Compact"/>
+        <w:numPr>
+          <w:ilvl w:val="0"/>
+          <w:numId w:val="1"/>
+        </w:numPr>
+        <w:ind w:hanging="360" w:left="720" w:right="0"/>
+        <w:rPr/>
+      </w:pPr>
+      <w:r>
+        <w:rPr/>
+        <w:t>DB interno</w:t>
+      </w:r>
+    </w:p>
+    <w:p>
+      <w:pPr>
+        <w:pStyle w:val="Compact"/>
+        <w:numPr>
+          <w:ilvl w:val="0"/>
+          <w:numId w:val="1"/>
+        </w:numPr>
+        <w:ind w:hanging="360" w:left="720" w:right="0"/>
+        <w:rPr/>
+      </w:pPr>
+      <w:bookmarkStart w:id="227" w:name="server-1"/>
+      <w:r>
+        <w:rPr/>
+        <w:t>web DMZ</w:t>
+      </w:r>
+      <w:bookmarkEnd w:id="227"/>
+    </w:p>
+    <w:p>
+      <w:pPr>
+        <w:pStyle w:val="Heading6"/>
+        <w:rPr/>
+      </w:pPr>
+      <w:bookmarkStart w:id="228" w:name="cloud-1"/>
+      <w:r>
+        <w:rPr/>
+        <w:t>Cloud</w:t>
+      </w:r>
+    </w:p>
+    <w:p>
+      <w:pPr>
+        <w:pStyle w:val="SourceCode"/>
+        <w:rPr/>
+      </w:pPr>
+      <w:bookmarkStart w:id="229" w:name="cloud-1"/>
+      <w:r>
+        <w:rPr>
+          <w:rStyle w:val="VerbatimChar"/>
+        </w:rPr>
+        <w:t>scalabilità</w:t>
+      </w:r>
+      <w:bookmarkEnd w:id="229"/>
+    </w:p>
+    <w:p>
+      <w:pPr>
+        <w:pStyle w:val="Heading6"/>
+        <w:rPr/>
+      </w:pPr>
+      <w:bookmarkStart w:id="230" w:name="rete-mobile"/>
+      <w:r>
+        <w:rPr/>
+        <w:t>Rete mobile</w:t>
+      </w:r>
+    </w:p>
+    <w:p>
+      <w:pPr>
+        <w:pStyle w:val="SourceCode"/>
+        <w:rPr/>
+      </w:pPr>
+      <w:bookmarkStart w:id="231" w:name="rete-mobile"/>
+      <w:r>
+        <w:rPr>
+          <w:rStyle w:val="VerbatimChar"/>
+        </w:rPr>
+        <w:t>uso IP + roaming</w:t>
+      </w:r>
+      <w:bookmarkEnd w:id="231"/>
+    </w:p>
+    <w:p>
+      <w:pPr>
+        <w:pStyle w:val="Heading6"/>
+        <w:rPr/>
+      </w:pPr>
+      <w:bookmarkStart w:id="232" w:name="separazione"/>
+      <w:r>
+        <w:rPr/>
+        <w:t>Separazione</w:t>
+      </w:r>
+    </w:p>
+    <w:p>
+      <w:pPr>
+        <w:pStyle w:val="SourceCode"/>
+        <w:rPr/>
+      </w:pPr>
+      <w:r>
+        <w:rPr>
+          <w:rStyle w:val="VerbatimChar"/>
+        </w:rPr>
+        <w:t>firewall + VLAN</w:t>
+      </w:r>
+    </w:p>
+    <w:p>
+      <w:pPr>
+        <w:pStyle w:val="Normal"/>
+        <w:rPr/>
+      </w:pPr>
+      <w:bookmarkStart w:id="233" w:name="soluzioni-versione-b"/>
+      <w:bookmarkStart w:id="234" w:name="alte-4"/>
+      <w:bookmarkStart w:id="235" w:name="separazione"/>
+      <w:r>
+        <w:rPr/>
+        <mc:AlternateContent>
+          <mc:Choice Requires="wps">
+            <w:drawing>
+              <wp:inline distT="0" distB="0" distL="0" distR="0">
+                <wp:extent cx="5943600" cy="19050"/>
+                <wp:effectExtent l="0" t="0" r="0" b="0"/>
+                <wp:docPr id="15" name=""/>
+                <a:graphic xmlns:a="http://schemas.openxmlformats.org/drawingml/2006/main">
+                  <a:graphicData uri="http://schemas.microsoft.com/office/word/2010/wordprocessingShape">
+                    <wps:wsp>
+                      <wps:cNvSpPr/>
+                      <wps:nvSpPr>
+                        <wps:cNvPr id="16" name=""/>
+                        <wps:cNvSpPr/>
+                      </wps:nvSpPr>
+                      <wps:spPr>
+                        <a:xfrm>
+                          <a:off x="0" y="0"/>
+                          <a:ext cx="5943600" cy="19080"/>
+                        </a:xfrm>
+                        <a:prstGeom prst="rect">
+                          <a:avLst/>
+                        </a:prstGeom>
+                        <a:solidFill>
+                          <a:srgbClr val="ffffff"/>
+                        </a:solidFill>
+                        <a:ln w="0">
+                          <a:solidFill>
+                            <a:srgbClr val="000000"/>
+                          </a:solidFill>
+                        </a:ln>
+                      </wps:spPr>
+                      <wps:bodyPr/>
+                    </wps:wsp>
+                  </a:graphicData>
+                </a:graphic>
+                <wp14:sizeRelH relativeFrom="page">
+                  <wp14:pctWidth>100000</wp14:pctWidth>
+                </wp14:sizeRelH>
+              </wp:inline>
+            </w:drawing>
+          </mc:Choice>
+          <mc:Fallback>
+            <w:pict>
+              <v:rect id="shape_0" fillcolor="white" stroked="t" o:allowincell="f" style="position:absolute;margin-left:0pt;margin-top:-1.55pt;width:467.95pt;height:1.45pt;mso-wrap-style:none;v-text-anchor:middle;mso-position-horizontal:center;mso-position-vertical:top">
+                <v:fill o:detectmouseclick="t" type="solid" color2="black"/>
+                <v:stroke color="black" joinstyle="round" endcap="flat"/>
+                <w10:wrap type="topAndBottom"/>
+              </v:rect>
+            </w:pict>
+          </mc:Fallback>
+        </mc:AlternateContent>
+      </w:r>
+      <w:bookmarkEnd w:id="233"/>
+      <w:bookmarkEnd w:id="234"/>
+      <w:bookmarkEnd w:id="235"/>
+    </w:p>
+    <w:p>
+      <w:pPr>
+        <w:pStyle w:val="Heading1"/>
+        <w:rPr/>
+      </w:pPr>
+      <w:bookmarkStart w:id="236" w:name="soluzioni-versione-c"/>
+      <w:r>
+        <w:rPr/>
+        <w:t>SOLUZIONI – VERSIONE C</w:t>
+      </w:r>
+    </w:p>
+    <w:p>
+      <w:pPr>
+        <w:pStyle w:val="Heading2"/>
+        <w:rPr/>
+      </w:pPr>
+      <w:bookmarkStart w:id="237" w:name="medio-basse-5"/>
+      <w:r>
+        <w:rPr/>
+        <w:t>Medio-basse</w:t>
+      </w:r>
+    </w:p>
+    <w:p>
+      <w:pPr>
+        <w:pStyle w:val="Heading6"/>
+        <w:rPr/>
+      </w:pPr>
+      <w:bookmarkStart w:id="238" w:name="licenziata-operatore-non-licenziata-wifi"/>
+      <w:r>
+        <w:rPr/>
+        <w:t>Licenziata: operatore; non licenziata: WiFi</w:t>
+      </w:r>
+      <w:bookmarkEnd w:id="238"/>
+    </w:p>
+    <w:p>
+      <w:pPr>
+        <w:pStyle w:val="Heading6"/>
+        <w:rPr/>
+      </w:pPr>
+      <w:bookmarkStart w:id="239" w:name="nome-rete"/>
+      <w:r>
+        <w:rPr/>
+        <w:t>Nome rete</w:t>
+      </w:r>
+      <w:bookmarkEnd w:id="239"/>
+    </w:p>
+    <w:p>
+      <w:pPr>
+        <w:pStyle w:val="Heading6"/>
+        <w:rPr/>
+      </w:pPr>
+      <w:bookmarkStart w:id="240" w:name="standard-mobile"/>
+      <w:r>
+        <w:rPr/>
+        <w:t>Standard mobile</w:t>
+      </w:r>
+      <w:bookmarkEnd w:id="240"/>
+    </w:p>
+    <w:p>
+      <w:pPr>
+        <w:pStyle w:val="Heading6"/>
+        <w:rPr/>
+      </w:pPr>
+      <w:bookmarkStart w:id="241" w:name="database-snmp-1"/>
+      <w:r>
+        <w:rPr/>
+        <w:t>Database SNMP</w:t>
+      </w:r>
+      <w:bookmarkEnd w:id="241"/>
+    </w:p>
+    <w:p>
+      <w:pPr>
+        <w:pStyle w:val="Heading6"/>
+        <w:rPr/>
+      </w:pPr>
+      <w:bookmarkStart w:id="242" w:name="sistema-virtuale"/>
+      <w:r>
+        <w:rPr/>
+        <w:t>Sistema virtuale</w:t>
+      </w:r>
+      <w:bookmarkEnd w:id="242"/>
+    </w:p>
+    <w:p>
+      <w:pPr>
+        <w:pStyle w:val="Heading6"/>
+        <w:rPr/>
+      </w:pPr>
+      <w:bookmarkStart w:id="243" w:name="dispositivo-wifi"/>
+      <w:r>
+        <w:rPr/>
+        <w:t>Dispositivo WiFi</w:t>
+      </w:r>
+      <w:bookmarkEnd w:id="243"/>
+    </w:p>
+    <w:p>
+      <w:pPr>
+        <w:pStyle w:val="Heading6"/>
+        <w:rPr/>
+      </w:pPr>
+      <w:bookmarkStart w:id="244" w:name="rete-mobile-1"/>
+      <w:r>
+        <w:rPr/>
+        <w:t>Rete mobile</w:t>
+      </w:r>
+      <w:bookmarkEnd w:id="244"/>
+    </w:p>
+    <w:p>
+      <w:pPr>
+        <w:pStyle w:val="Heading6"/>
+        <w:rPr/>
+      </w:pPr>
+      <w:bookmarkStart w:id="245" w:name="medio-basse-5"/>
+      <w:bookmarkStart w:id="246" w:name="cloud-provider"/>
+      <w:r>
+        <w:rPr/>
+        <w:t>Cloud provider</w:t>
+      </w:r>
+      <w:bookmarkEnd w:id="245"/>
+      <w:bookmarkEnd w:id="246"/>
+    </w:p>
+    <w:p>
+      <w:pPr>
+        <w:pStyle w:val="Heading2"/>
+        <w:rPr/>
+      </w:pPr>
+      <w:bookmarkStart w:id="247" w:name="medie-5"/>
+      <w:r>
+        <w:rPr/>
+        <w:t>Medie</w:t>
+      </w:r>
+    </w:p>
+    <w:p>
+      <w:pPr>
+        <w:pStyle w:val="Heading6"/>
+        <w:rPr/>
+      </w:pPr>
+      <w:bookmarkStart w:id="248" w:name="reti-cellulari-con-accesso-ip"/>
+      <w:r>
+        <w:rPr/>
+        <w:t>Reti cellulari con accesso IP</w:t>
+      </w:r>
+      <w:bookmarkEnd w:id="248"/>
+    </w:p>
+    <w:p>
+      <w:pPr>
+        <w:pStyle w:val="Heading6"/>
+        <w:rPr/>
+      </w:pPr>
+      <w:bookmarkStart w:id="249" w:name="manager-controlla-agenti"/>
+      <w:r>
+        <w:rPr/>
+        <w:t>Manager controlla agenti</w:t>
+      </w:r>
+      <w:bookmarkEnd w:id="249"/>
+    </w:p>
+    <w:p>
+      <w:pPr>
+        <w:pStyle w:val="Heading6"/>
+        <w:rPr/>
+      </w:pPr>
+      <w:bookmarkStart w:id="250" w:name="vm-su-server"/>
+      <w:r>
+        <w:rPr/>
+        <w:t>VM su server</w:t>
+      </w:r>
+      <w:bookmarkEnd w:id="250"/>
+    </w:p>
+    <w:p>
+      <w:pPr>
+        <w:pStyle w:val="Heading6"/>
+        <w:rPr/>
+      </w:pPr>
+      <w:bookmarkStart w:id="251" w:name="hosting-vs-servizi-dinamici"/>
+      <w:r>
+        <w:rPr/>
+        <w:t>Hosting vs servizi dinamici</w:t>
+      </w:r>
+      <w:bookmarkEnd w:id="251"/>
+    </w:p>
+    <w:p>
+      <w:pPr>
+        <w:pStyle w:val="Heading6"/>
+        <w:rPr/>
+      </w:pPr>
+      <w:bookmarkStart w:id="252" w:name="mobilità-ip-2"/>
+      <w:r>
+        <w:rPr/>
+        <w:t>Mobilità IP</w:t>
+      </w:r>
+      <w:bookmarkEnd w:id="252"/>
+    </w:p>
+    <w:p>
+      <w:pPr>
+        <w:pStyle w:val="Heading6"/>
+        <w:rPr/>
+      </w:pPr>
+      <w:bookmarkStart w:id="253" w:name="wpa23"/>
+      <w:r>
+        <w:rPr/>
+        <w:t>WPA2/3</w:t>
+      </w:r>
+      <w:bookmarkEnd w:id="253"/>
+    </w:p>
+    <w:p>
+      <w:pPr>
+        <w:pStyle w:val="Heading6"/>
+        <w:rPr/>
+      </w:pPr>
+      <w:bookmarkStart w:id="254" w:name="cloud-internoesterno"/>
+      <w:r>
+        <w:rPr/>
+        <w:t>Cloud interno/esterno</w:t>
+      </w:r>
+      <w:bookmarkEnd w:id="254"/>
+    </w:p>
+    <w:p>
+      <w:pPr>
+        <w:pStyle w:val="Heading6"/>
+        <w:rPr/>
+      </w:pPr>
+      <w:bookmarkStart w:id="255" w:name="medie-5"/>
+      <w:bookmarkStart w:id="256" w:name="monitoraggio-rete"/>
+      <w:r>
+        <w:rPr/>
+        <w:t>Monitoraggio rete</w:t>
+      </w:r>
+      <w:bookmarkEnd w:id="255"/>
+      <w:bookmarkEnd w:id="256"/>
+    </w:p>
+    <w:p>
+      <w:pPr>
+        <w:pStyle w:val="Heading2"/>
+        <w:rPr/>
+      </w:pPr>
+      <w:bookmarkStart w:id="257" w:name="alte-5"/>
+      <w:r>
+        <w:rPr/>
+        <w:t>Alte</w:t>
+      </w:r>
+    </w:p>
+    <w:p>
+      <w:pPr>
+        <w:pStyle w:val="Heading6"/>
+        <w:rPr/>
+      </w:pPr>
+      <w:bookmarkStart w:id="258" w:name="vlsm-2"/>
+      <w:r>
+        <w:rPr/>
+        <w:t>VLSM</w:t>
+      </w:r>
+    </w:p>
+    <w:p>
+      <w:pPr>
+        <w:pStyle w:val="Compact"/>
+        <w:numPr>
+          <w:ilvl w:val="0"/>
+          <w:numId w:val="1"/>
+        </w:numPr>
+        <w:ind w:hanging="360" w:left="720" w:right="0"/>
+        <w:rPr/>
+      </w:pPr>
+      <w:r>
+        <w:rPr/>
+        <w:t>80 → /25 → 172.16.0.0/25</w:t>
+      </w:r>
+    </w:p>
+    <w:p>
+      <w:pPr>
+        <w:pStyle w:val="Compact"/>
+        <w:numPr>
+          <w:ilvl w:val="0"/>
+          <w:numId w:val="1"/>
+        </w:numPr>
+        <w:ind w:hanging="360" w:left="720" w:right="0"/>
+        <w:rPr/>
+      </w:pPr>
+      <w:r>
+        <w:rPr/>
+        <w:t>40 → /26 → 172.16.0.128/26</w:t>
+      </w:r>
+    </w:p>
+    <w:p>
+      <w:pPr>
+        <w:pStyle w:val="Compact"/>
+        <w:numPr>
+          <w:ilvl w:val="0"/>
+          <w:numId w:val="1"/>
+        </w:numPr>
+        <w:ind w:hanging="360" w:left="720" w:right="0"/>
+        <w:rPr/>
+      </w:pPr>
+      <w:r>
+        <w:rPr/>
+        <w:t>20 → /27 → 172.16.0.192/27</w:t>
+      </w:r>
+    </w:p>
+    <w:p>
+      <w:pPr>
+        <w:pStyle w:val="Compact"/>
+        <w:numPr>
+          <w:ilvl w:val="0"/>
+          <w:numId w:val="1"/>
+        </w:numPr>
+        <w:ind w:hanging="360" w:left="720" w:right="0"/>
+        <w:rPr/>
+      </w:pPr>
+      <w:bookmarkStart w:id="259" w:name="vlsm-2"/>
+      <w:r>
+        <w:rPr/>
+        <w:t>10 → /28 → 172.16.0.224/28</w:t>
+      </w:r>
+      <w:bookmarkEnd w:id="259"/>
+    </w:p>
+    <w:p>
+      <w:pPr>
+        <w:pStyle w:val="Heading6"/>
+        <w:rPr/>
+      </w:pPr>
+      <w:bookmarkStart w:id="260" w:name="accesso-remoto-vpn"/>
+      <w:r>
+        <w:rPr/>
+        <w:t>Accesso remoto → VPN</w:t>
+      </w:r>
+      <w:bookmarkEnd w:id="260"/>
+    </w:p>
+    <w:p>
+      <w:pPr>
+        <w:pStyle w:val="Heading6"/>
+        <w:rPr/>
+      </w:pPr>
+      <w:bookmarkStart w:id="261" w:name="sicurezza-wifi-3"/>
+      <w:r>
+        <w:rPr/>
+        <w:t>Sicurezza WiFi</w:t>
+      </w:r>
+    </w:p>
+    <w:p>
+      <w:pPr>
+        <w:pStyle w:val="SourceCode"/>
+        <w:rPr/>
+      </w:pPr>
+      <w:bookmarkStart w:id="262" w:name="sicurezza-wifi-3"/>
+      <w:r>
+        <w:rPr>
+          <w:rStyle w:val="VerbatimChar"/>
+        </w:rPr>
+        <w:t>segmentazione + cifratura</w:t>
+      </w:r>
+      <w:bookmarkEnd w:id="262"/>
+    </w:p>
+    <w:p>
+      <w:pPr>
+        <w:pStyle w:val="Heading6"/>
+        <w:rPr/>
+      </w:pPr>
+      <w:bookmarkStart w:id="263" w:name="n-tier"/>
+      <w:r>
+        <w:rPr/>
+        <w:t>N-tier</w:t>
+      </w:r>
+    </w:p>
+    <w:p>
+      <w:pPr>
+        <w:pStyle w:val="SourceCode"/>
+        <w:rPr/>
+      </w:pPr>
+      <w:bookmarkStart w:id="264" w:name="n-tier"/>
+      <w:r>
+        <w:rPr>
+          <w:rStyle w:val="VerbatimChar"/>
+        </w:rPr>
+        <w:t>client → server → DB</w:t>
+      </w:r>
+      <w:bookmarkEnd w:id="264"/>
+    </w:p>
+    <w:p>
+      <w:pPr>
+        <w:pStyle w:val="Heading6"/>
+        <w:rPr/>
+      </w:pPr>
+      <w:bookmarkStart w:id="265" w:name="monitoraggio"/>
+      <w:r>
+        <w:rPr/>
+        <w:t>Monitoraggio</w:t>
+      </w:r>
+    </w:p>
+    <w:p>
+      <w:pPr>
+        <w:pStyle w:val="SourceCode"/>
+        <w:rPr/>
+      </w:pPr>
+      <w:bookmarkStart w:id="266" w:name="monitoraggio"/>
+      <w:r>
+        <w:rPr>
+          <w:rStyle w:val="VerbatimChar"/>
+        </w:rPr>
+        <w:t>SNMP + NMS</w:t>
+      </w:r>
+      <w:bookmarkEnd w:id="266"/>
+    </w:p>
+    <w:p>
+      <w:pPr>
+        <w:pStyle w:val="Heading6"/>
+        <w:rPr/>
+      </w:pPr>
+      <w:bookmarkStart w:id="267" w:name="datacenter"/>
+      <w:r>
+        <w:rPr/>
+        <w:t>Datacenter</w:t>
+      </w:r>
+    </w:p>
+    <w:p>
+      <w:pPr>
+        <w:pStyle w:val="SourceCode"/>
+        <w:rPr/>
+      </w:pPr>
+      <w:bookmarkStart w:id="268" w:name="datacenter"/>
+      <w:r>
+        <w:rPr>
+          <w:rStyle w:val="VerbatimChar"/>
+        </w:rPr>
+        <w:t>VM + hypervisor</w:t>
+      </w:r>
+      <w:bookmarkEnd w:id="268"/>
+    </w:p>
+    <w:p>
+      <w:pPr>
+        <w:pStyle w:val="Heading6"/>
+        <w:rPr/>
+      </w:pPr>
+      <w:bookmarkStart w:id="269" w:name="cloud-2"/>
+      <w:r>
+        <w:rPr/>
+        <w:t>Cloud</w:t>
+      </w:r>
+    </w:p>
+    <w:p>
+      <w:pPr>
+        <w:pStyle w:val="SourceCode"/>
+        <w:rPr/>
+      </w:pPr>
+      <w:bookmarkStart w:id="270" w:name="cloud-2"/>
+      <w:r>
+        <w:rPr>
+          <w:rStyle w:val="VerbatimChar"/>
+        </w:rPr>
+        <w:t>risorse distribuite</w:t>
+      </w:r>
+      <w:bookmarkEnd w:id="270"/>
+    </w:p>
+    <w:p>
+      <w:pPr>
+        <w:pStyle w:val="Heading6"/>
+        <w:rPr/>
+      </w:pPr>
+      <w:bookmarkStart w:id="271" w:name="separazione-1"/>
+      <w:r>
+        <w:rPr/>
+        <w:t>Separazione</w:t>
+      </w:r>
+    </w:p>
+    <w:p>
+      <w:pPr>
+        <w:pStyle w:val="SourceCode"/>
+        <w:rPr/>
+      </w:pPr>
+      <w:r>
+        <w:rPr>
+          <w:rStyle w:val="VerbatimChar"/>
+        </w:rPr>
+        <w:t>VLAN + firewall</w:t>
+      </w:r>
+    </w:p>
+    <w:p>
+      <w:pPr>
+        <w:pStyle w:val="Normal"/>
+        <w:rPr/>
+      </w:pPr>
+      <w:bookmarkStart w:id="272" w:name="soluzioni-versione-c"/>
+      <w:bookmarkStart w:id="273" w:name="alte-5"/>
+      <w:bookmarkStart w:id="274" w:name="separazione-1"/>
+      <w:r>
+        <w:rPr/>
+        <mc:AlternateContent>
+          <mc:Choice Requires="wps">
+            <w:drawing>
+              <wp:inline distT="0" distB="0" distL="0" distR="0">
+                <wp:extent cx="5943600" cy="19050"/>
+                <wp:effectExtent l="0" t="0" r="0" b="0"/>
+                <wp:docPr id="17" name=""/>
+                <a:graphic xmlns:a="http://schemas.openxmlformats.org/drawingml/2006/main">
+                  <a:graphicData uri="http://schemas.microsoft.com/office/word/2010/wordprocessingShape">
+                    <wps:wsp>
+                      <wps:cNvSpPr/>
+                      <wps:nvSpPr>
+                        <wps:cNvPr id="18" name=""/>
+                        <wps:cNvSpPr/>
+                      </wps:nvSpPr>
+                      <wps:spPr>
+                        <a:xfrm>
+                          <a:off x="0" y="0"/>
+                          <a:ext cx="5943600" cy="19080"/>
+                        </a:xfrm>
+                        <a:prstGeom prst="rect">
+                          <a:avLst/>
+                        </a:prstGeom>
+                        <a:solidFill>
+                          <a:srgbClr val="ffffff"/>
+                        </a:solidFill>
+                        <a:ln w="0">
+                          <a:solidFill>
+                            <a:srgbClr val="000000"/>
+                          </a:solidFill>
+                        </a:ln>
+                      </wps:spPr>
+                      <wps:bodyPr/>
+                    </wps:wsp>
+                  </a:graphicData>
+                </a:graphic>
+                <wp14:sizeRelH relativeFrom="page">
+                  <wp14:pctWidth>100000</wp14:pctWidth>
+                </wp14:sizeRelH>
+              </wp:inline>
+            </w:drawing>
+          </mc:Choice>
+          <mc:Fallback>
+            <w:pict>
+              <v:rect id="shape_0" fillcolor="white" stroked="t" o:allowincell="f" style="position:absolute;margin-left:0pt;margin-top:-1.55pt;width:467.95pt;height:1.45pt;mso-wrap-style:none;v-text-anchor:middle;mso-position-horizontal:center;mso-position-vertical:top">
+                <v:fill o:detectmouseclick="t" type="solid" color2="black"/>
+                <v:stroke color="black" joinstyle="round" endcap="flat"/>
+                <w10:wrap type="topAndBottom"/>
+              </v:rect>
+            </w:pict>
+          </mc:Fallback>
+        </mc:AlternateContent>
+      </w:r>
+      <w:bookmarkEnd w:id="272"/>
+      <w:bookmarkEnd w:id="273"/>
+      <w:bookmarkEnd w:id="274"/>
+    </w:p>
+    <w:p>
+      <w:pPr>
+        <w:pStyle w:val="Heading1"/>
+        <w:rPr/>
+      </w:pPr>
+      <w:bookmarkStart w:id="275" w:name="soluzioni-versione-d"/>
+      <w:r>
+        <w:rPr/>
+        <w:t>SOLUZIONI – VERSIONE D</w:t>
+      </w:r>
+    </w:p>
+    <w:p>
+      <w:pPr>
+        <w:pStyle w:val="Heading2"/>
+        <w:rPr/>
+      </w:pPr>
+      <w:bookmarkStart w:id="276" w:name="medio-basse-6"/>
+      <w:r>
+        <w:rPr/>
+        <w:t>Medio-basse</w:t>
+      </w:r>
+    </w:p>
+    <w:p>
+      <w:pPr>
+        <w:pStyle w:val="Heading6"/>
+        <w:rPr/>
+      </w:pPr>
+      <w:bookmarkStart w:id="277" w:name="dispositivo-wifi-1"/>
+      <w:r>
+        <w:rPr/>
+        <w:t>Dispositivo WiFi</w:t>
+      </w:r>
+      <w:bookmarkEnd w:id="277"/>
+    </w:p>
+    <w:p>
+      <w:pPr>
+        <w:pStyle w:val="Heading6"/>
+        <w:rPr/>
+      </w:pPr>
+      <w:bookmarkStart w:id="278" w:name="protocollo-sicurezza"/>
+      <w:r>
+        <w:rPr/>
+        <w:t>Protocollo sicurezza</w:t>
+      </w:r>
+      <w:bookmarkEnd w:id="278"/>
+    </w:p>
+    <w:p>
+      <w:pPr>
+        <w:pStyle w:val="Heading6"/>
+        <w:rPr/>
+      </w:pPr>
+      <w:bookmarkStart w:id="279" w:name="rete-utenti-mobili"/>
+      <w:r>
+        <w:rPr/>
+        <w:t>Rete utenti mobili</w:t>
+      </w:r>
+      <w:bookmarkEnd w:id="279"/>
+    </w:p>
+    <w:p>
+      <w:pPr>
+        <w:pStyle w:val="Heading6"/>
+        <w:rPr/>
+      </w:pPr>
+      <w:bookmarkStart w:id="280" w:name="evento-snmp"/>
+      <w:r>
+        <w:rPr/>
+        <w:t>Evento SNMP</w:t>
+      </w:r>
+      <w:bookmarkEnd w:id="280"/>
+    </w:p>
+    <w:p>
+      <w:pPr>
+        <w:pStyle w:val="Heading6"/>
+        <w:rPr/>
+      </w:pPr>
+      <w:bookmarkStart w:id="281" w:name="cloud-remoto"/>
+      <w:r>
+        <w:rPr/>
+        <w:t>Cloud remoto</w:t>
+      </w:r>
+      <w:bookmarkEnd w:id="281"/>
+    </w:p>
+    <w:p>
+      <w:pPr>
+        <w:pStyle w:val="Heading6"/>
+        <w:rPr/>
+      </w:pPr>
+      <w:bookmarkStart w:id="282" w:name="astrazione-risorse-1"/>
+      <w:r>
+        <w:rPr/>
+        <w:t>Astrazione risorse</w:t>
+      </w:r>
+      <w:bookmarkEnd w:id="282"/>
+    </w:p>
+    <w:p>
+      <w:pPr>
+        <w:pStyle w:val="Heading6"/>
+        <w:rPr/>
+      </w:pPr>
+      <w:bookmarkStart w:id="283" w:name="wifi-aziendale-protetto"/>
+      <w:r>
+        <w:rPr/>
+        <w:t>WiFi aziendale protetto</w:t>
+      </w:r>
+      <w:bookmarkEnd w:id="283"/>
+    </w:p>
+    <w:p>
+      <w:pPr>
+        <w:pStyle w:val="Heading6"/>
+        <w:rPr/>
+      </w:pPr>
+      <w:bookmarkStart w:id="284" w:name="medio-basse-6"/>
+      <w:bookmarkStart w:id="285" w:name="standard-4g-1"/>
+      <w:r>
+        <w:rPr/>
+        <w:t>Standard 4G</w:t>
+      </w:r>
+      <w:bookmarkEnd w:id="284"/>
+      <w:bookmarkEnd w:id="285"/>
+    </w:p>
+    <w:p>
+      <w:pPr>
+        <w:pStyle w:val="Heading2"/>
+        <w:rPr/>
+      </w:pPr>
+      <w:bookmarkStart w:id="286" w:name="medie-6"/>
+      <w:r>
+        <w:rPr/>
+        <w:t>Medie</w:t>
+      </w:r>
+    </w:p>
+    <w:p>
+      <w:pPr>
+        <w:pStyle w:val="Heading6"/>
+        <w:rPr/>
+      </w:pPr>
+      <w:bookmarkStart w:id="287" w:name="client-server"/>
+      <w:r>
+        <w:rPr/>
+        <w:t>Client-server</w:t>
+      </w:r>
+      <w:bookmarkEnd w:id="287"/>
+    </w:p>
+    <w:p>
+      <w:pPr>
+        <w:pStyle w:val="Heading6"/>
+        <w:rPr/>
+      </w:pPr>
+      <w:bookmarkStart w:id="288" w:name="gestione-mobilità"/>
+      <w:r>
+        <w:rPr/>
+        <w:t>Gestione mobilità</w:t>
+      </w:r>
+      <w:bookmarkEnd w:id="288"/>
+    </w:p>
+    <w:p>
+      <w:pPr>
+        <w:pStyle w:val="Heading6"/>
+        <w:rPr/>
+      </w:pPr>
+      <w:bookmarkStart w:id="289" w:name="virtualizzazione-applicazioni"/>
+      <w:r>
+        <w:rPr/>
+        <w:t>Virtualizzazione applicazioni</w:t>
+      </w:r>
+      <w:bookmarkEnd w:id="289"/>
+    </w:p>
+    <w:p>
+      <w:pPr>
+        <w:pStyle w:val="Heading6"/>
+        <w:rPr/>
+      </w:pPr>
+      <w:bookmarkStart w:id="290" w:name="tipi-cloud"/>
+      <w:r>
+        <w:rPr/>
+        <w:t>Tipi cloud</w:t>
+      </w:r>
+      <w:bookmarkEnd w:id="290"/>
+    </w:p>
+    <w:p>
+      <w:pPr>
+        <w:pStyle w:val="Heading6"/>
+        <w:rPr/>
+      </w:pPr>
+      <w:bookmarkStart w:id="291" w:name="monitoraggio-rete-1"/>
+      <w:r>
+        <w:rPr/>
+        <w:t>Monitoraggio rete</w:t>
+      </w:r>
+      <w:bookmarkEnd w:id="291"/>
+    </w:p>
+    <w:p>
+      <w:pPr>
+        <w:pStyle w:val="Heading6"/>
+        <w:rPr/>
+      </w:pPr>
+      <w:bookmarkStart w:id="292" w:name="snmp-2"/>
+      <w:r>
+        <w:rPr/>
+        <w:t>SNMP</w:t>
+      </w:r>
+      <w:bookmarkEnd w:id="292"/>
+    </w:p>
+    <w:p>
+      <w:pPr>
+        <w:pStyle w:val="Heading6"/>
+        <w:rPr/>
+      </w:pPr>
+      <w:bookmarkStart w:id="293" w:name="wpa23-1"/>
+      <w:r>
+        <w:rPr/>
+        <w:t>WPA2/3</w:t>
+      </w:r>
+      <w:bookmarkEnd w:id="293"/>
+    </w:p>
+    <w:p>
+      <w:pPr>
+        <w:pStyle w:val="Heading6"/>
+        <w:rPr/>
+      </w:pPr>
+      <w:bookmarkStart w:id="294" w:name="medie-6"/>
+      <w:bookmarkStart w:id="295" w:name="g-più-veloce"/>
+      <w:r>
+        <w:rPr/>
+        <w:t>5G più veloce</w:t>
+      </w:r>
+      <w:bookmarkEnd w:id="294"/>
+      <w:bookmarkEnd w:id="295"/>
+    </w:p>
+    <w:p>
+      <w:pPr>
+        <w:pStyle w:val="Heading2"/>
+        <w:rPr/>
+      </w:pPr>
+      <w:bookmarkStart w:id="296" w:name="alte-6"/>
+      <w:r>
+        <w:rPr/>
+        <w:t>Alte</w:t>
+      </w:r>
+    </w:p>
+    <w:p>
+      <w:pPr>
+        <w:pStyle w:val="Heading6"/>
+        <w:rPr/>
+      </w:pPr>
+      <w:bookmarkStart w:id="297" w:name="vlsm-3"/>
+      <w:r>
+        <w:rPr/>
+        <w:t>VLSM</w:t>
+      </w:r>
+    </w:p>
+    <w:p>
+      <w:pPr>
+        <w:pStyle w:val="Compact"/>
+        <w:numPr>
+          <w:ilvl w:val="0"/>
+          <w:numId w:val="1"/>
+        </w:numPr>
+        <w:ind w:hanging="360" w:left="720" w:right="0"/>
+        <w:rPr/>
+      </w:pPr>
+      <w:r>
+        <w:rPr/>
+        <w:t>90 → /25 → 192.168.1.0/25</w:t>
+      </w:r>
+    </w:p>
+    <w:p>
+      <w:pPr>
+        <w:pStyle w:val="Compact"/>
+        <w:numPr>
+          <w:ilvl w:val="0"/>
+          <w:numId w:val="1"/>
+        </w:numPr>
+        <w:ind w:hanging="360" w:left="720" w:right="0"/>
+        <w:rPr/>
+      </w:pPr>
+      <w:r>
+        <w:rPr/>
+        <w:t>40 → /26 → 192.168.1.128/26</w:t>
+      </w:r>
+    </w:p>
+    <w:p>
+      <w:pPr>
+        <w:pStyle w:val="Compact"/>
+        <w:numPr>
+          <w:ilvl w:val="0"/>
+          <w:numId w:val="1"/>
+        </w:numPr>
+        <w:ind w:hanging="360" w:left="720" w:right="0"/>
+        <w:rPr/>
+      </w:pPr>
+      <w:r>
+        <w:rPr/>
+        <w:t>20 → /27 → 192.168.1.192/27</w:t>
+      </w:r>
+    </w:p>
+    <w:p>
+      <w:pPr>
+        <w:pStyle w:val="Compact"/>
+        <w:numPr>
+          <w:ilvl w:val="0"/>
+          <w:numId w:val="1"/>
+        </w:numPr>
+        <w:ind w:hanging="360" w:left="720" w:right="0"/>
+        <w:rPr/>
+      </w:pPr>
+      <w:bookmarkStart w:id="298" w:name="vlsm-3"/>
+      <w:r>
+        <w:rPr/>
+        <w:t>5 → /29 → 192.168.1.224/29</w:t>
+      </w:r>
+      <w:bookmarkEnd w:id="298"/>
+    </w:p>
+    <w:p>
+      <w:pPr>
+        <w:pStyle w:val="Heading6"/>
+        <w:rPr/>
+      </w:pPr>
+      <w:bookmarkStart w:id="299" w:name="dmz"/>
+      <w:r>
+        <w:rPr/>
+        <w:t>DMZ</w:t>
+      </w:r>
+    </w:p>
+    <w:p>
+      <w:pPr>
+        <w:pStyle w:val="SourceCode"/>
+        <w:rPr/>
+      </w:pPr>
+      <w:bookmarkStart w:id="300" w:name="dmz"/>
+      <w:r>
+        <w:rPr>
+          <w:rStyle w:val="VerbatimChar"/>
+        </w:rPr>
+        <w:t>web server isolato</w:t>
+      </w:r>
+      <w:bookmarkEnd w:id="300"/>
+    </w:p>
+    <w:p>
+      <w:pPr>
+        <w:pStyle w:val="Heading6"/>
+        <w:rPr/>
+      </w:pPr>
+      <w:bookmarkStart w:id="301" w:name="sicurezza"/>
+      <w:r>
+        <w:rPr/>
+        <w:t>Sicurezza</w:t>
+      </w:r>
+    </w:p>
+    <w:p>
+      <w:pPr>
+        <w:pStyle w:val="SourceCode"/>
+        <w:rPr/>
+      </w:pPr>
+      <w:bookmarkStart w:id="302" w:name="sicurezza"/>
+      <w:r>
+        <w:rPr>
+          <w:rStyle w:val="VerbatimChar"/>
+        </w:rPr>
+        <w:t>cifratura + VLAN</w:t>
+      </w:r>
+      <w:bookmarkEnd w:id="302"/>
+    </w:p>
+    <w:p>
+      <w:pPr>
+        <w:pStyle w:val="Heading6"/>
+        <w:rPr/>
+      </w:pPr>
+      <w:bookmarkStart w:id="303" w:name="snmp-3"/>
+      <w:r>
+        <w:rPr/>
+        <w:t>SNMP</w:t>
+      </w:r>
+    </w:p>
+    <w:p>
+      <w:pPr>
+        <w:pStyle w:val="SourceCode"/>
+        <w:rPr/>
+      </w:pPr>
+      <w:bookmarkStart w:id="304" w:name="snmp-3"/>
+      <w:r>
+        <w:rPr>
+          <w:rStyle w:val="VerbatimChar"/>
+        </w:rPr>
+        <w:t>monitoraggio dispositivi</w:t>
+      </w:r>
+      <w:bookmarkEnd w:id="304"/>
+    </w:p>
+    <w:p>
+      <w:pPr>
+        <w:pStyle w:val="Heading6"/>
+        <w:rPr/>
+      </w:pPr>
+      <w:bookmarkStart w:id="305" w:name="cloud-3"/>
+      <w:r>
+        <w:rPr/>
+        <w:t>Cloud</w:t>
+      </w:r>
+    </w:p>
+    <w:p>
+      <w:pPr>
+        <w:pStyle w:val="SourceCode"/>
+        <w:rPr/>
+      </w:pPr>
+      <w:bookmarkStart w:id="306" w:name="cloud-3"/>
+      <w:r>
+        <w:rPr>
+          <w:rStyle w:val="VerbatimChar"/>
+        </w:rPr>
+        <w:t>infrastruttura distribuita</w:t>
+      </w:r>
+      <w:bookmarkEnd w:id="306"/>
+    </w:p>
+    <w:p>
+      <w:pPr>
+        <w:pStyle w:val="Heading6"/>
+        <w:rPr/>
+      </w:pPr>
+      <w:bookmarkStart w:id="307" w:name="server-2"/>
+      <w:r>
+        <w:rPr/>
+        <w:t>Server</w:t>
+      </w:r>
+    </w:p>
+    <w:p>
+      <w:pPr>
+        <w:pStyle w:val="SourceCode"/>
+        <w:rPr/>
+      </w:pPr>
+      <w:bookmarkStart w:id="308" w:name="server-2"/>
+      <w:r>
+        <w:rPr>
+          <w:rStyle w:val="VerbatimChar"/>
+        </w:rPr>
+        <w:t>interni vs DMZ</w:t>
+      </w:r>
+      <w:bookmarkEnd w:id="308"/>
+    </w:p>
+    <w:p>
+      <w:pPr>
+        <w:pStyle w:val="Heading6"/>
+        <w:rPr/>
+      </w:pPr>
+      <w:bookmarkStart w:id="309" w:name="rete-aziendale"/>
+      <w:r>
+        <w:rPr/>
+        <w:t>Rete aziendale</w:t>
+      </w:r>
+    </w:p>
+    <w:p>
+      <w:pPr>
+        <w:pStyle w:val="SourceCode"/>
+        <w:rPr/>
+      </w:pPr>
+      <w:bookmarkStart w:id="310" w:name="rete-aziendale"/>
+      <w:r>
+        <w:rPr>
+          <w:rStyle w:val="VerbatimChar"/>
+        </w:rPr>
+        <w:t>segmentazione</w:t>
+      </w:r>
+      <w:bookmarkEnd w:id="310"/>
+    </w:p>
+    <w:p>
+      <w:pPr>
+        <w:pStyle w:val="Heading6"/>
+        <w:rPr/>
+      </w:pPr>
+      <w:bookmarkStart w:id="311" w:name="vpn"/>
+      <w:r>
+        <w:rPr/>
+        <w:t>VPN</w:t>
+      </w:r>
+    </w:p>
+    <w:p>
+      <w:pPr>
+        <w:pStyle w:val="Normal"/>
+        <w:rPr/>
+      </w:pPr>
+      <w:bookmarkStart w:id="312" w:name="soluzioni-versione-d"/>
+      <w:bookmarkStart w:id="313" w:name="alte-6"/>
+      <w:bookmarkStart w:id="314" w:name="vpn"/>
+      <w:r>
+        <w:rPr/>
+        <mc:AlternateContent>
+          <mc:Choice Requires="wps">
+            <w:drawing>
+              <wp:inline distT="0" distB="0" distL="0" distR="0">
+                <wp:extent cx="5943600" cy="19050"/>
+                <wp:effectExtent l="0" t="0" r="0" b="0"/>
+                <wp:docPr id="19" name=""/>
+                <a:graphic xmlns:a="http://schemas.openxmlformats.org/drawingml/2006/main">
+                  <a:graphicData uri="http://schemas.microsoft.com/office/word/2010/wordprocessingShape">
+                    <wps:wsp>
+                      <wps:cNvSpPr/>
+                      <wps:nvSpPr>
+                        <wps:cNvPr id="20" name=""/>
+                        <wps:cNvSpPr/>
+                      </wps:nvSpPr>
+                      <wps:spPr>
+                        <a:xfrm>
+                          <a:off x="0" y="0"/>
+                          <a:ext cx="5943600" cy="19080"/>
+                        </a:xfrm>
+                        <a:prstGeom prst="rect">
+                          <a:avLst/>
+                        </a:prstGeom>
+                        <a:solidFill>
+                          <a:srgbClr val="ffffff"/>
+                        </a:solidFill>
+                        <a:ln w="0">
+                          <a:solidFill>
+                            <a:srgbClr val="000000"/>
+                          </a:solidFill>
+                        </a:ln>
+                      </wps:spPr>
+                      <wps:bodyPr/>
+                    </wps:wsp>
+                  </a:graphicData>
+                </a:graphic>
+                <wp14:sizeRelH relativeFrom="page">
+                  <wp14:pctWidth>100000</wp14:pctWidth>
+                </wp14:sizeRelH>
+              </wp:inline>
+            </w:drawing>
+          </mc:Choice>
+          <mc:Fallback>
+            <w:pict>
+              <v:rect id="shape_0" fillcolor="white" stroked="t" o:allowincell="f" style="position:absolute;margin-left:0pt;margin-top:-1.55pt;width:467.95pt;height:1.45pt;mso-wrap-style:none;v-text-anchor:middle;mso-position-horizontal:center;mso-position-vertical:top">
+                <v:fill o:detectmouseclick="t" type="solid" color2="black"/>
+                <v:stroke color="black" joinstyle="round" endcap="flat"/>
+                <w10:wrap type="topAndBottom"/>
+              </v:rect>
+            </w:pict>
+          </mc:Fallback>
+        </mc:AlternateContent>
+      </w:r>
+      <w:bookmarkEnd w:id="312"/>
+      <w:bookmarkEnd w:id="313"/>
+      <w:bookmarkEnd w:id="314"/>
+    </w:p>
+    <w:p>
+      <w:pPr>
+        <w:pStyle w:val="Heading1"/>
+        <w:rPr/>
+      </w:pPr>
+      <w:bookmarkStart w:id="315" w:name="soluzioni-pdp"/>
+      <w:r>
+        <w:rPr/>
+        <w:t>SOLUZIONI PDP</w:t>
+      </w:r>
+    </w:p>
+    <w:p>
+      <w:pPr>
+        <w:pStyle w:val="Heading6"/>
+        <w:rPr/>
+      </w:pPr>
+      <w:bookmarkStart w:id="316" w:name="section-2"/>
+      <w:r>
+        <w:rPr/>
+        <w:t>/25</w:t>
+      </w:r>
+    </w:p>
+    <w:p>
+      <w:pPr>
+        <w:pStyle w:val="Compact"/>
+        <w:numPr>
+          <w:ilvl w:val="0"/>
+          <w:numId w:val="1"/>
+        </w:numPr>
+        <w:ind w:hanging="360" w:left="720" w:right="0"/>
+        <w:rPr/>
+      </w:pPr>
+      <w:r>
+        <w:rPr/>
+        <w:t>62</w:t>
+      </w:r>
+    </w:p>
+    <w:p>
+      <w:pPr>
+        <w:pStyle w:val="Compact"/>
+        <w:numPr>
+          <w:ilvl w:val="0"/>
+          <w:numId w:val="1"/>
+        </w:numPr>
+        <w:ind w:hanging="360" w:left="720" w:right="0"/>
+        <w:rPr/>
+      </w:pPr>
+      <w:r>
+        <w:rPr/>
+        <w:t>DMZ</w:t>
+      </w:r>
+    </w:p>
+    <w:p>
+      <w:pPr>
+        <w:pStyle w:val="Compact"/>
+        <w:numPr>
+          <w:ilvl w:val="0"/>
+          <w:numId w:val="1"/>
+        </w:numPr>
+        <w:ind w:hanging="360" w:left="720" w:right="0"/>
+        <w:rPr/>
+      </w:pPr>
+      <w:r>
+        <w:rPr/>
+        <w:t>monitoraggio</w:t>
+      </w:r>
+    </w:p>
+    <w:p>
+      <w:pPr>
+        <w:pStyle w:val="Compact"/>
+        <w:numPr>
+          <w:ilvl w:val="0"/>
+          <w:numId w:val="1"/>
+        </w:numPr>
+        <w:ind w:hanging="360" w:left="720" w:right="0"/>
+        <w:rPr/>
+      </w:pPr>
+      <w:r>
+        <w:rPr/>
+        <w:t>intercettazione</w:t>
+      </w:r>
+    </w:p>
+    <w:p>
+      <w:pPr>
+        <w:pStyle w:val="Compact"/>
+        <w:numPr>
+          <w:ilvl w:val="0"/>
+          <w:numId w:val="1"/>
+        </w:numPr>
+        <w:ind w:hanging="360" w:left="720" w:right="0"/>
+        <w:rPr/>
+      </w:pPr>
+      <w:r>
+        <w:rPr/>
+        <w:t>combinazione</w:t>
+      </w:r>
+    </w:p>
+    <w:p>
+      <w:pPr>
+        <w:pStyle w:val="Compact"/>
+        <w:numPr>
+          <w:ilvl w:val="0"/>
+          <w:numId w:val="1"/>
+        </w:numPr>
+        <w:ind w:hanging="360" w:left="720" w:right="0"/>
+        <w:rPr/>
+      </w:pPr>
+      <w:r>
+        <w:rPr/>
+        <w:t>ospiti</w:t>
+      </w:r>
+    </w:p>
+    <w:p>
+      <w:pPr>
+        <w:pStyle w:val="Compact"/>
+        <w:numPr>
+          <w:ilvl w:val="0"/>
+          <w:numId w:val="1"/>
+        </w:numPr>
+        <w:ind w:hanging="360" w:left="720" w:right="0"/>
+        <w:rPr/>
+      </w:pPr>
+      <w:r>
+        <w:rPr/>
+        <w:t>ridurre hardware</w:t>
+      </w:r>
+    </w:p>
+    <w:p>
+      <w:pPr>
+        <w:pStyle w:val="Normal"/>
+        <w:rPr/>
+      </w:pPr>
+      <w:bookmarkStart w:id="317" w:name="soluzioni-pdp"/>
+      <w:bookmarkStart w:id="318" w:name="section-2"/>
+      <w:r>
+        <w:rPr/>
+        <mc:AlternateContent>
+          <mc:Choice Requires="wps">
+            <w:drawing>
+              <wp:inline distT="0" distB="0" distL="0" distR="0">
+                <wp:extent cx="5943600" cy="19050"/>
+                <wp:effectExtent l="0" t="0" r="0" b="0"/>
+                <wp:docPr id="21" name=""/>
+                <a:graphic xmlns:a="http://schemas.openxmlformats.org/drawingml/2006/main">
+                  <a:graphicData uri="http://schemas.microsoft.com/office/word/2010/wordprocessingShape">
+                    <wps:wsp>
+                      <wps:cNvSpPr/>
+                      <wps:nvSpPr>
+                        <wps:cNvPr id="22" name=""/>
+                        <wps:cNvSpPr/>
+                      </wps:nvSpPr>
+                      <wps:spPr>
+                        <a:xfrm>
+                          <a:off x="0" y="0"/>
+                          <a:ext cx="5943600" cy="19080"/>
+                        </a:xfrm>
+                        <a:prstGeom prst="rect">
+                          <a:avLst/>
+                        </a:prstGeom>
+                        <a:solidFill>
+                          <a:srgbClr val="ffffff"/>
+                        </a:solidFill>
+                        <a:ln w="0">
+                          <a:solidFill>
+                            <a:srgbClr val="000000"/>
+                          </a:solidFill>
+                        </a:ln>
+                      </wps:spPr>
+                      <wps:bodyPr/>
+                    </wps:wsp>
+                  </a:graphicData>
+                </a:graphic>
+                <wp14:sizeRelH relativeFrom="page">
+                  <wp14:pctWidth>100000</wp14:pctWidth>
+                </wp14:sizeRelH>
+              </wp:inline>
+            </w:drawing>
+          </mc:Choice>
+          <mc:Fallback>
+            <w:pict>
+              <v:rect id="shape_0" fillcolor="white" stroked="t" o:allowincell="f" style="position:absolute;margin-left:0pt;margin-top:-1.55pt;width:467.95pt;height:1.45pt;mso-wrap-style:none;v-text-anchor:middle;mso-position-horizontal:center;mso-position-vertical:top">
+                <v:fill o:detectmouseclick="t" type="solid" color2="black"/>
+                <v:stroke color="black" joinstyle="round" endcap="flat"/>
+                <w10:wrap type="topAndBottom"/>
+              </v:rect>
+            </w:pict>
+          </mc:Fallback>
+        </mc:AlternateContent>
+      </w:r>
+      <w:bookmarkEnd w:id="317"/>
+      <w:bookmarkEnd w:id="318"/>
+    </w:p>
+    <w:p>
+      <w:pPr>
+        <w:pStyle w:val="Heading1"/>
+        <w:rPr/>
+      </w:pPr>
+      <w:bookmarkStart w:id="319" w:name="soluzioni-pei"/>
+      <w:r>
+        <w:rPr/>
+        <w:t>SOLUZIONI PEI</w:t>
+      </w:r>
+    </w:p>
+    <w:p>
+      <w:pPr>
+        <w:pStyle w:val="Compact"/>
+        <w:numPr>
+          <w:ilvl w:val="0"/>
+          <w:numId w:val="1"/>
+        </w:numPr>
+        <w:ind w:hanging="360" w:left="720" w:right="0"/>
+        <w:rPr/>
+      </w:pPr>
+      <w:r>
+        <w:rPr/>
+        <w:t>62</w:t>
+      </w:r>
+    </w:p>
+    <w:p>
+      <w:pPr>
+        <w:pStyle w:val="Compact"/>
+        <w:numPr>
+          <w:ilvl w:val="0"/>
+          <w:numId w:val="1"/>
+        </w:numPr>
+        <w:ind w:hanging="360" w:left="720" w:right="0"/>
+        <w:rPr/>
+      </w:pPr>
+      <w:r>
+        <w:rPr/>
+        <w:t>onde radio</w:t>
+      </w:r>
+    </w:p>
+    <w:p>
+      <w:pPr>
+        <w:pStyle w:val="Compact"/>
+        <w:numPr>
+          <w:ilvl w:val="0"/>
+          <w:numId w:val="1"/>
+        </w:numPr>
+        <w:ind w:hanging="360" w:left="720" w:right="0"/>
+        <w:rPr/>
+      </w:pPr>
+      <w:r>
+        <w:rPr/>
+        <w:t>monitorare</w:t>
+      </w:r>
+    </w:p>
+    <w:p>
+      <w:pPr>
+        <w:pStyle w:val="Compact"/>
+        <w:numPr>
+          <w:ilvl w:val="0"/>
+          <w:numId w:val="1"/>
+        </w:numPr>
+        <w:ind w:hanging="360" w:left="720" w:right="0"/>
+        <w:rPr/>
+      </w:pPr>
+      <w:r>
+        <w:rPr/>
+        <w:t>server remoti</w:t>
+      </w:r>
+    </w:p>
+    <w:p>
+      <w:pPr>
+        <w:pStyle w:val="Compact"/>
+        <w:numPr>
+          <w:ilvl w:val="0"/>
+          <w:numId w:val="1"/>
+        </w:numPr>
+        <w:ind w:hanging="360" w:left="720" w:right="0"/>
+        <w:rPr/>
+      </w:pPr>
+      <w:r>
+        <w:rPr/>
+        <w:t>separata</w:t>
+      </w:r>
+    </w:p>
+    <w:p>
+      <w:pPr>
+        <w:pStyle w:val="Compact"/>
+        <w:numPr>
+          <w:ilvl w:val="0"/>
+          <w:numId w:val="1"/>
+        </w:numPr>
+        <w:ind w:hanging="360" w:left="720" w:right="0"/>
+        <w:rPr/>
+      </w:pPr>
+      <w:r>
+        <w:rPr/>
+        <w:t>rete mobile</w:t>
+      </w:r>
+    </w:p>
+    <w:p>
+      <w:pPr>
+        <w:pStyle w:val="Compact"/>
+        <w:numPr>
+          <w:ilvl w:val="0"/>
+          <w:numId w:val="1"/>
+        </w:numPr>
+        <w:ind w:hanging="360" w:left="720" w:right="0"/>
+        <w:rPr/>
+      </w:pPr>
+      <w:r>
+        <w:rPr/>
+        <w:t>più macchine su un server</w:t>
+      </w:r>
+    </w:p>
+    <w:p>
+      <w:pPr>
+        <w:pStyle w:val="Compact"/>
+        <w:numPr>
+          <w:ilvl w:val="0"/>
+          <w:numId w:val="1"/>
+        </w:numPr>
+        <w:ind w:hanging="360" w:left="720" w:right="0"/>
+        <w:rPr/>
+      </w:pPr>
+      <w:r>
+        <w:rPr/>
+        <w:t>WiFi</w:t>
+      </w:r>
+    </w:p>
+    <w:p>
+      <w:pPr>
+        <w:pStyle w:val="Normal"/>
+        <w:widowControl/>
+        <w:suppressAutoHyphens w:val="true"/>
+        <w:bidi w:val="0"/>
+        <w:spacing w:before="0" w:after="200"/>
+        <w:jc w:val="left"/>
+        <w:rPr/>
+      </w:pPr>
+      <w:bookmarkStart w:id="320" w:name="soluzioni-pei"/>
+      <w:r>
+        <w:rPr/>
+        <mc:AlternateContent>
+          <mc:Choice Requires="wps">
+            <w:drawing>
+              <wp:inline distT="0" distB="0" distL="0" distR="0">
+                <wp:extent cx="5943600" cy="19050"/>
+                <wp:effectExtent l="0" t="0" r="0" b="0"/>
+                <wp:docPr id="23" name=""/>
+                <a:graphic xmlns:a="http://schemas.openxmlformats.org/drawingml/2006/main">
+                  <a:graphicData uri="http://schemas.microsoft.com/office/word/2010/wordprocessingShape">
+                    <wps:wsp>
+                      <wps:cNvSpPr/>
+                      <wps:nvSpPr>
+                        <wps:cNvPr id="24" name=""/>
+                        <wps:cNvSpPr/>
+                      </wps:nvSpPr>
+                      <wps:spPr>
+                        <a:xfrm>
+                          <a:off x="0" y="0"/>
+                          <a:ext cx="5943600" cy="19080"/>
+                        </a:xfrm>
+                        <a:prstGeom prst="rect">
+                          <a:avLst/>
+                        </a:prstGeom>
+                        <a:solidFill>
+                          <a:srgbClr val="ffffff"/>
+                        </a:solidFill>
+                        <a:ln w="0">
+                          <a:solidFill>
+                            <a:srgbClr val="000000"/>
+                          </a:solidFill>
+                        </a:ln>
+                      </wps:spPr>
+                      <wps:bodyPr/>
+                    </wps:wsp>
+                  </a:graphicData>
+                </a:graphic>
+                <wp14:sizeRelH relativeFrom="page">
+                  <wp14:pctWidth>100000</wp14:pctWidth>
+                </wp14:sizeRelH>
+              </wp:inline>
+            </w:drawing>
+          </mc:Choice>
+          <mc:Fallback>
+            <w:pict>
+              <v:rect id="shape_0" fillcolor="white" stroked="t" o:allowincell="f" style="position:absolute;margin-left:0pt;margin-top:-1.55pt;width:467.95pt;height:1.45pt;mso-wrap-style:none;v-text-anchor:middle;mso-position-horizontal:center;mso-position-vertical:top">
+                <v:fill o:detectmouseclick="t" type="solid" color2="black"/>
+                <v:stroke color="black" joinstyle="round" endcap="flat"/>
+                <w10:wrap type="topAndBottom"/>
+              </v:rect>
+            </w:pict>
+          </mc:Fallback>
+        </mc:AlternateContent>
+      </w:r>
+      <w:bookmarkEnd w:id="320"/>
     </w:p>
     <w:sectPr>
       <w:type w:val="nextPage"/>
@@ -1405,6 +5536,2079 @@
     </w:sectPr>
   </w:body>
 </w:document>
+</file>
+
+<file path=word/numbering.xml><?xml version="1.0" encoding="utf-8"?>
+<w:numbering xmlns:w="http://schemas.openxmlformats.org/wordprocessingml/2006/main" xmlns:o="urn:schemas-microsoft-com:office:office" xmlns:r="http://schemas.openxmlformats.org/officeDocument/2006/relationships" xmlns:v="urn:schemas-microsoft-com:vml" xmlns:mc="http://schemas.openxmlformats.org/markup-compatibility/2006" xmlns:w14="http://schemas.microsoft.com/office/word/2010/wordml" mc:Ignorable="w14">
+  <w:abstractNum w:abstractNumId="1">
+    <w:lvl w:ilvl="0">
+      <w:numFmt w:val="bullet"/>
+      <w:lvlText w:val=""/>
+      <w:lvlJc w:val="left"/>
+      <w:pPr>
+        <w:tabs>
+          <w:tab w:val="num" w:pos="0"/>
+        </w:tabs>
+        <w:ind w:left="720" w:hanging="360"/>
+      </w:pPr>
+      <w:rPr>
+        <w:rFonts w:ascii="Symbol" w:hAnsi="Symbol" w:cs="Symbol" w:hint="default"/>
+      </w:rPr>
+    </w:lvl>
+    <w:lvl w:ilvl="1">
+      <w:start w:val="0"/>
+      <w:numFmt w:val="bullet"/>
+      <w:lvlText w:val="o"/>
+      <w:lvlJc w:val="left"/>
+      <w:pPr>
+        <w:tabs>
+          <w:tab w:val="num" w:pos="0"/>
+        </w:tabs>
+        <w:ind w:left="1440" w:hanging="360"/>
+      </w:pPr>
+      <w:rPr>
+        <w:rFonts w:ascii="Courier New" w:hAnsi="Courier New" w:cs="Courier New" w:hint="default"/>
+      </w:rPr>
+    </w:lvl>
+    <w:lvl w:ilvl="2">
+      <w:start w:val="0"/>
+      <w:numFmt w:val="bullet"/>
+      <w:lvlText w:val=""/>
+      <w:lvlJc w:val="left"/>
+      <w:pPr>
+        <w:tabs>
+          <w:tab w:val="num" w:pos="0"/>
+        </w:tabs>
+        <w:ind w:left="2160" w:hanging="360"/>
+      </w:pPr>
+      <w:rPr>
+        <w:rFonts w:ascii="Wingdings" w:hAnsi="Wingdings" w:cs="Wingdings" w:hint="default"/>
+      </w:rPr>
+    </w:lvl>
+    <w:lvl w:ilvl="3">
+      <w:start w:val="0"/>
+      <w:numFmt w:val="bullet"/>
+      <w:lvlText w:val=""/>
+      <w:lvlJc w:val="left"/>
+      <w:pPr>
+        <w:tabs>
+          <w:tab w:val="num" w:pos="0"/>
+        </w:tabs>
+        <w:ind w:left="2880" w:hanging="360"/>
+      </w:pPr>
+      <w:rPr>
+        <w:rFonts w:ascii="Symbol" w:hAnsi="Symbol" w:cs="Symbol" w:hint="default"/>
+      </w:rPr>
+    </w:lvl>
+    <w:lvl w:ilvl="4">
+      <w:start w:val="0"/>
+      <w:numFmt w:val="bullet"/>
+      <w:lvlText w:val="o"/>
+      <w:lvlJc w:val="left"/>
+      <w:pPr>
+        <w:tabs>
+          <w:tab w:val="num" w:pos="0"/>
+        </w:tabs>
+        <w:ind w:left="3600" w:hanging="360"/>
+      </w:pPr>
+      <w:rPr>
+        <w:rFonts w:ascii="Courier New" w:hAnsi="Courier New" w:cs="Courier New" w:hint="default"/>
+      </w:rPr>
+    </w:lvl>
+    <w:lvl w:ilvl="5">
+      <w:start w:val="0"/>
+      <w:numFmt w:val="bullet"/>
+      <w:lvlText w:val=""/>
+      <w:lvlJc w:val="left"/>
+      <w:pPr>
+        <w:tabs>
+          <w:tab w:val="num" w:pos="0"/>
+        </w:tabs>
+        <w:ind w:left="4320" w:hanging="360"/>
+      </w:pPr>
+      <w:rPr>
+        <w:rFonts w:ascii="Wingdings" w:hAnsi="Wingdings" w:cs="Wingdings" w:hint="default"/>
+      </w:rPr>
+    </w:lvl>
+    <w:lvl w:ilvl="6">
+      <w:start w:val="0"/>
+      <w:numFmt w:val="bullet"/>
+      <w:lvlText w:val=""/>
+      <w:lvlJc w:val="left"/>
+      <w:pPr>
+        <w:tabs>
+          <w:tab w:val="num" w:pos="0"/>
+        </w:tabs>
+        <w:ind w:left="5040" w:hanging="360"/>
+      </w:pPr>
+      <w:rPr>
+        <w:rFonts w:ascii="Symbol" w:hAnsi="Symbol" w:cs="Symbol" w:hint="default"/>
+      </w:rPr>
+    </w:lvl>
+    <w:lvl w:ilvl="7">
+      <w:start w:val="0"/>
+      <w:numFmt w:val="bullet"/>
+      <w:lvlText w:val="o"/>
+      <w:lvlJc w:val="left"/>
+      <w:pPr>
+        <w:tabs>
+          <w:tab w:val="num" w:pos="0"/>
+        </w:tabs>
+        <w:ind w:left="5760" w:hanging="360"/>
+      </w:pPr>
+      <w:rPr>
+        <w:rFonts w:ascii="Courier New" w:hAnsi="Courier New" w:cs="Courier New" w:hint="default"/>
+      </w:rPr>
+    </w:lvl>
+    <w:lvl w:ilvl="8">
+      <w:start w:val="0"/>
+      <w:numFmt w:val="bullet"/>
+      <w:lvlText w:val=""/>
+      <w:lvlJc w:val="left"/>
+      <w:pPr>
+        <w:tabs>
+          <w:tab w:val="num" w:pos="0"/>
+        </w:tabs>
+        <w:ind w:left="6480" w:hanging="360"/>
+      </w:pPr>
+      <w:rPr>
+        <w:rFonts w:ascii="Wingdings" w:hAnsi="Wingdings" w:cs="Wingdings" w:hint="default"/>
+      </w:rPr>
+    </w:lvl>
+  </w:abstractNum>
+  <w:abstractNum w:abstractNumId="2">
+    <w:lvl w:ilvl="0">
+      <w:numFmt w:val="bullet"/>
+      <w:lvlText w:val=""/>
+      <w:lvlJc w:val="left"/>
+      <w:pPr>
+        <w:tabs>
+          <w:tab w:val="num" w:pos="0"/>
+        </w:tabs>
+        <w:ind w:left="720" w:hanging="360"/>
+      </w:pPr>
+      <w:rPr>
+        <w:rFonts w:ascii="Symbol" w:hAnsi="Symbol" w:cs="Symbol" w:hint="default"/>
+      </w:rPr>
+    </w:lvl>
+    <w:lvl w:ilvl="1">
+      <w:start w:val="0"/>
+      <w:numFmt w:val="bullet"/>
+      <w:lvlText w:val="o"/>
+      <w:lvlJc w:val="left"/>
+      <w:pPr>
+        <w:tabs>
+          <w:tab w:val="num" w:pos="0"/>
+        </w:tabs>
+        <w:ind w:left="1440" w:hanging="360"/>
+      </w:pPr>
+      <w:rPr>
+        <w:rFonts w:ascii="Courier New" w:hAnsi="Courier New" w:cs="Courier New" w:hint="default"/>
+      </w:rPr>
+    </w:lvl>
+    <w:lvl w:ilvl="2">
+      <w:start w:val="0"/>
+      <w:numFmt w:val="bullet"/>
+      <w:lvlText w:val=""/>
+      <w:lvlJc w:val="left"/>
+      <w:pPr>
+        <w:tabs>
+          <w:tab w:val="num" w:pos="0"/>
+        </w:tabs>
+        <w:ind w:left="2160" w:hanging="360"/>
+      </w:pPr>
+      <w:rPr>
+        <w:rFonts w:ascii="Wingdings" w:hAnsi="Wingdings" w:cs="Wingdings" w:hint="default"/>
+      </w:rPr>
+    </w:lvl>
+    <w:lvl w:ilvl="3">
+      <w:start w:val="0"/>
+      <w:numFmt w:val="bullet"/>
+      <w:lvlText w:val=""/>
+      <w:lvlJc w:val="left"/>
+      <w:pPr>
+        <w:tabs>
+          <w:tab w:val="num" w:pos="0"/>
+        </w:tabs>
+        <w:ind w:left="2880" w:hanging="360"/>
+      </w:pPr>
+      <w:rPr>
+        <w:rFonts w:ascii="Symbol" w:hAnsi="Symbol" w:cs="Symbol" w:hint="default"/>
+      </w:rPr>
+    </w:lvl>
+    <w:lvl w:ilvl="4">
+      <w:start w:val="0"/>
+      <w:numFmt w:val="bullet"/>
+      <w:lvlText w:val="o"/>
+      <w:lvlJc w:val="left"/>
+      <w:pPr>
+        <w:tabs>
+          <w:tab w:val="num" w:pos="0"/>
+        </w:tabs>
+        <w:ind w:left="3600" w:hanging="360"/>
+      </w:pPr>
+      <w:rPr>
+        <w:rFonts w:ascii="Courier New" w:hAnsi="Courier New" w:cs="Courier New" w:hint="default"/>
+      </w:rPr>
+    </w:lvl>
+    <w:lvl w:ilvl="5">
+      <w:start w:val="0"/>
+      <w:numFmt w:val="bullet"/>
+      <w:lvlText w:val=""/>
+      <w:lvlJc w:val="left"/>
+      <w:pPr>
+        <w:tabs>
+          <w:tab w:val="num" w:pos="0"/>
+        </w:tabs>
+        <w:ind w:left="4320" w:hanging="360"/>
+      </w:pPr>
+      <w:rPr>
+        <w:rFonts w:ascii="Wingdings" w:hAnsi="Wingdings" w:cs="Wingdings" w:hint="default"/>
+      </w:rPr>
+    </w:lvl>
+    <w:lvl w:ilvl="6">
+      <w:start w:val="0"/>
+      <w:numFmt w:val="bullet"/>
+      <w:lvlText w:val=""/>
+      <w:lvlJc w:val="left"/>
+      <w:pPr>
+        <w:tabs>
+          <w:tab w:val="num" w:pos="0"/>
+        </w:tabs>
+        <w:ind w:left="5040" w:hanging="360"/>
+      </w:pPr>
+      <w:rPr>
+        <w:rFonts w:ascii="Symbol" w:hAnsi="Symbol" w:cs="Symbol" w:hint="default"/>
+      </w:rPr>
+    </w:lvl>
+    <w:lvl w:ilvl="7">
+      <w:start w:val="0"/>
+      <w:numFmt w:val="bullet"/>
+      <w:lvlText w:val="o"/>
+      <w:lvlJc w:val="left"/>
+      <w:pPr>
+        <w:tabs>
+          <w:tab w:val="num" w:pos="0"/>
+        </w:tabs>
+        <w:ind w:left="5760" w:hanging="360"/>
+      </w:pPr>
+      <w:rPr>
+        <w:rFonts w:ascii="Courier New" w:hAnsi="Courier New" w:cs="Courier New" w:hint="default"/>
+      </w:rPr>
+    </w:lvl>
+    <w:lvl w:ilvl="8">
+      <w:start w:val="0"/>
+      <w:numFmt w:val="bullet"/>
+      <w:lvlText w:val=""/>
+      <w:lvlJc w:val="left"/>
+      <w:pPr>
+        <w:tabs>
+          <w:tab w:val="num" w:pos="0"/>
+        </w:tabs>
+        <w:ind w:left="6480" w:hanging="360"/>
+      </w:pPr>
+      <w:rPr>
+        <w:rFonts w:ascii="Wingdings" w:hAnsi="Wingdings" w:cs="Wingdings" w:hint="default"/>
+      </w:rPr>
+    </w:lvl>
+  </w:abstractNum>
+  <w:abstractNum w:abstractNumId="3">
+    <w:lvl w:ilvl="0">
+      <w:numFmt w:val="bullet"/>
+      <w:lvlText w:val=""/>
+      <w:lvlJc w:val="left"/>
+      <w:pPr>
+        <w:tabs>
+          <w:tab w:val="num" w:pos="0"/>
+        </w:tabs>
+        <w:ind w:left="720" w:hanging="360"/>
+      </w:pPr>
+      <w:rPr>
+        <w:rFonts w:ascii="Symbol" w:hAnsi="Symbol" w:cs="Symbol" w:hint="default"/>
+      </w:rPr>
+    </w:lvl>
+    <w:lvl w:ilvl="1">
+      <w:start w:val="0"/>
+      <w:numFmt w:val="bullet"/>
+      <w:lvlText w:val="o"/>
+      <w:lvlJc w:val="left"/>
+      <w:pPr>
+        <w:tabs>
+          <w:tab w:val="num" w:pos="0"/>
+        </w:tabs>
+        <w:ind w:left="1440" w:hanging="360"/>
+      </w:pPr>
+      <w:rPr>
+        <w:rFonts w:ascii="Courier New" w:hAnsi="Courier New" w:cs="Courier New" w:hint="default"/>
+      </w:rPr>
+    </w:lvl>
+    <w:lvl w:ilvl="2">
+      <w:start w:val="0"/>
+      <w:numFmt w:val="bullet"/>
+      <w:lvlText w:val=""/>
+      <w:lvlJc w:val="left"/>
+      <w:pPr>
+        <w:tabs>
+          <w:tab w:val="num" w:pos="0"/>
+        </w:tabs>
+        <w:ind w:left="2160" w:hanging="360"/>
+      </w:pPr>
+      <w:rPr>
+        <w:rFonts w:ascii="Wingdings" w:hAnsi="Wingdings" w:cs="Wingdings" w:hint="default"/>
+      </w:rPr>
+    </w:lvl>
+    <w:lvl w:ilvl="3">
+      <w:start w:val="0"/>
+      <w:numFmt w:val="bullet"/>
+      <w:lvlText w:val=""/>
+      <w:lvlJc w:val="left"/>
+      <w:pPr>
+        <w:tabs>
+          <w:tab w:val="num" w:pos="0"/>
+        </w:tabs>
+        <w:ind w:left="2880" w:hanging="360"/>
+      </w:pPr>
+      <w:rPr>
+        <w:rFonts w:ascii="Symbol" w:hAnsi="Symbol" w:cs="Symbol" w:hint="default"/>
+      </w:rPr>
+    </w:lvl>
+    <w:lvl w:ilvl="4">
+      <w:start w:val="0"/>
+      <w:numFmt w:val="bullet"/>
+      <w:lvlText w:val="o"/>
+      <w:lvlJc w:val="left"/>
+      <w:pPr>
+        <w:tabs>
+          <w:tab w:val="num" w:pos="0"/>
+        </w:tabs>
+        <w:ind w:left="3600" w:hanging="360"/>
+      </w:pPr>
+      <w:rPr>
+        <w:rFonts w:ascii="Courier New" w:hAnsi="Courier New" w:cs="Courier New" w:hint="default"/>
+      </w:rPr>
+    </w:lvl>
+    <w:lvl w:ilvl="5">
+      <w:start w:val="0"/>
+      <w:numFmt w:val="bullet"/>
+      <w:lvlText w:val=""/>
+      <w:lvlJc w:val="left"/>
+      <w:pPr>
+        <w:tabs>
+          <w:tab w:val="num" w:pos="0"/>
+        </w:tabs>
+        <w:ind w:left="4320" w:hanging="360"/>
+      </w:pPr>
+      <w:rPr>
+        <w:rFonts w:ascii="Wingdings" w:hAnsi="Wingdings" w:cs="Wingdings" w:hint="default"/>
+      </w:rPr>
+    </w:lvl>
+    <w:lvl w:ilvl="6">
+      <w:start w:val="0"/>
+      <w:numFmt w:val="bullet"/>
+      <w:lvlText w:val=""/>
+      <w:lvlJc w:val="left"/>
+      <w:pPr>
+        <w:tabs>
+          <w:tab w:val="num" w:pos="0"/>
+        </w:tabs>
+        <w:ind w:left="5040" w:hanging="360"/>
+      </w:pPr>
+      <w:rPr>
+        <w:rFonts w:ascii="Symbol" w:hAnsi="Symbol" w:cs="Symbol" w:hint="default"/>
+      </w:rPr>
+    </w:lvl>
+    <w:lvl w:ilvl="7">
+      <w:start w:val="0"/>
+      <w:numFmt w:val="bullet"/>
+      <w:lvlText w:val="o"/>
+      <w:lvlJc w:val="left"/>
+      <w:pPr>
+        <w:tabs>
+          <w:tab w:val="num" w:pos="0"/>
+        </w:tabs>
+        <w:ind w:left="5760" w:hanging="360"/>
+      </w:pPr>
+      <w:rPr>
+        <w:rFonts w:ascii="Courier New" w:hAnsi="Courier New" w:cs="Courier New" w:hint="default"/>
+      </w:rPr>
+    </w:lvl>
+    <w:lvl w:ilvl="8">
+      <w:start w:val="0"/>
+      <w:numFmt w:val="bullet"/>
+      <w:lvlText w:val=""/>
+      <w:lvlJc w:val="left"/>
+      <w:pPr>
+        <w:tabs>
+          <w:tab w:val="num" w:pos="0"/>
+        </w:tabs>
+        <w:ind w:left="6480" w:hanging="360"/>
+      </w:pPr>
+      <w:rPr>
+        <w:rFonts w:ascii="Wingdings" w:hAnsi="Wingdings" w:cs="Wingdings" w:hint="default"/>
+      </w:rPr>
+    </w:lvl>
+  </w:abstractNum>
+  <w:abstractNum w:abstractNumId="4">
+    <w:lvl w:ilvl="0">
+      <w:numFmt w:val="bullet"/>
+      <w:lvlText w:val=""/>
+      <w:lvlJc w:val="left"/>
+      <w:pPr>
+        <w:tabs>
+          <w:tab w:val="num" w:pos="0"/>
+        </w:tabs>
+        <w:ind w:left="720" w:hanging="360"/>
+      </w:pPr>
+      <w:rPr>
+        <w:rFonts w:ascii="Symbol" w:hAnsi="Symbol" w:cs="Symbol" w:hint="default"/>
+      </w:rPr>
+    </w:lvl>
+    <w:lvl w:ilvl="1">
+      <w:start w:val="0"/>
+      <w:numFmt w:val="bullet"/>
+      <w:lvlText w:val="o"/>
+      <w:lvlJc w:val="left"/>
+      <w:pPr>
+        <w:tabs>
+          <w:tab w:val="num" w:pos="0"/>
+        </w:tabs>
+        <w:ind w:left="1440" w:hanging="360"/>
+      </w:pPr>
+      <w:rPr>
+        <w:rFonts w:ascii="Courier New" w:hAnsi="Courier New" w:cs="Courier New" w:hint="default"/>
+      </w:rPr>
+    </w:lvl>
+    <w:lvl w:ilvl="2">
+      <w:start w:val="0"/>
+      <w:numFmt w:val="bullet"/>
+      <w:lvlText w:val=""/>
+      <w:lvlJc w:val="left"/>
+      <w:pPr>
+        <w:tabs>
+          <w:tab w:val="num" w:pos="0"/>
+        </w:tabs>
+        <w:ind w:left="2160" w:hanging="360"/>
+      </w:pPr>
+      <w:rPr>
+        <w:rFonts w:ascii="Wingdings" w:hAnsi="Wingdings" w:cs="Wingdings" w:hint="default"/>
+      </w:rPr>
+    </w:lvl>
+    <w:lvl w:ilvl="3">
+      <w:start w:val="0"/>
+      <w:numFmt w:val="bullet"/>
+      <w:lvlText w:val=""/>
+      <w:lvlJc w:val="left"/>
+      <w:pPr>
+        <w:tabs>
+          <w:tab w:val="num" w:pos="0"/>
+        </w:tabs>
+        <w:ind w:left="2880" w:hanging="360"/>
+      </w:pPr>
+      <w:rPr>
+        <w:rFonts w:ascii="Symbol" w:hAnsi="Symbol" w:cs="Symbol" w:hint="default"/>
+      </w:rPr>
+    </w:lvl>
+    <w:lvl w:ilvl="4">
+      <w:start w:val="0"/>
+      <w:numFmt w:val="bullet"/>
+      <w:lvlText w:val="o"/>
+      <w:lvlJc w:val="left"/>
+      <w:pPr>
+        <w:tabs>
+          <w:tab w:val="num" w:pos="0"/>
+        </w:tabs>
+        <w:ind w:left="3600" w:hanging="360"/>
+      </w:pPr>
+      <w:rPr>
+        <w:rFonts w:ascii="Courier New" w:hAnsi="Courier New" w:cs="Courier New" w:hint="default"/>
+      </w:rPr>
+    </w:lvl>
+    <w:lvl w:ilvl="5">
+      <w:start w:val="0"/>
+      <w:numFmt w:val="bullet"/>
+      <w:lvlText w:val=""/>
+      <w:lvlJc w:val="left"/>
+      <w:pPr>
+        <w:tabs>
+          <w:tab w:val="num" w:pos="0"/>
+        </w:tabs>
+        <w:ind w:left="4320" w:hanging="360"/>
+      </w:pPr>
+      <w:rPr>
+        <w:rFonts w:ascii="Wingdings" w:hAnsi="Wingdings" w:cs="Wingdings" w:hint="default"/>
+      </w:rPr>
+    </w:lvl>
+    <w:lvl w:ilvl="6">
+      <w:start w:val="0"/>
+      <w:numFmt w:val="bullet"/>
+      <w:lvlText w:val=""/>
+      <w:lvlJc w:val="left"/>
+      <w:pPr>
+        <w:tabs>
+          <w:tab w:val="num" w:pos="0"/>
+        </w:tabs>
+        <w:ind w:left="5040" w:hanging="360"/>
+      </w:pPr>
+      <w:rPr>
+        <w:rFonts w:ascii="Symbol" w:hAnsi="Symbol" w:cs="Symbol" w:hint="default"/>
+      </w:rPr>
+    </w:lvl>
+    <w:lvl w:ilvl="7">
+      <w:start w:val="0"/>
+      <w:numFmt w:val="bullet"/>
+      <w:lvlText w:val="o"/>
+      <w:lvlJc w:val="left"/>
+      <w:pPr>
+        <w:tabs>
+          <w:tab w:val="num" w:pos="0"/>
+        </w:tabs>
+        <w:ind w:left="5760" w:hanging="360"/>
+      </w:pPr>
+      <w:rPr>
+        <w:rFonts w:ascii="Courier New" w:hAnsi="Courier New" w:cs="Courier New" w:hint="default"/>
+      </w:rPr>
+    </w:lvl>
+    <w:lvl w:ilvl="8">
+      <w:start w:val="0"/>
+      <w:numFmt w:val="bullet"/>
+      <w:lvlText w:val=""/>
+      <w:lvlJc w:val="left"/>
+      <w:pPr>
+        <w:tabs>
+          <w:tab w:val="num" w:pos="0"/>
+        </w:tabs>
+        <w:ind w:left="6480" w:hanging="360"/>
+      </w:pPr>
+      <w:rPr>
+        <w:rFonts w:ascii="Wingdings" w:hAnsi="Wingdings" w:cs="Wingdings" w:hint="default"/>
+      </w:rPr>
+    </w:lvl>
+  </w:abstractNum>
+  <w:abstractNum w:abstractNumId="5">
+    <w:lvl w:ilvl="0">
+      <w:numFmt w:val="bullet"/>
+      <w:lvlText w:val=""/>
+      <w:lvlJc w:val="left"/>
+      <w:pPr>
+        <w:tabs>
+          <w:tab w:val="num" w:pos="0"/>
+        </w:tabs>
+        <w:ind w:left="720" w:hanging="360"/>
+      </w:pPr>
+      <w:rPr>
+        <w:rFonts w:ascii="Symbol" w:hAnsi="Symbol" w:cs="Symbol" w:hint="default"/>
+      </w:rPr>
+    </w:lvl>
+    <w:lvl w:ilvl="1">
+      <w:start w:val="0"/>
+      <w:numFmt w:val="bullet"/>
+      <w:lvlText w:val="o"/>
+      <w:lvlJc w:val="left"/>
+      <w:pPr>
+        <w:tabs>
+          <w:tab w:val="num" w:pos="0"/>
+        </w:tabs>
+        <w:ind w:left="1440" w:hanging="360"/>
+      </w:pPr>
+      <w:rPr>
+        <w:rFonts w:ascii="Courier New" w:hAnsi="Courier New" w:cs="Courier New" w:hint="default"/>
+      </w:rPr>
+    </w:lvl>
+    <w:lvl w:ilvl="2">
+      <w:start w:val="0"/>
+      <w:numFmt w:val="bullet"/>
+      <w:lvlText w:val=""/>
+      <w:lvlJc w:val="left"/>
+      <w:pPr>
+        <w:tabs>
+          <w:tab w:val="num" w:pos="0"/>
+        </w:tabs>
+        <w:ind w:left="2160" w:hanging="360"/>
+      </w:pPr>
+      <w:rPr>
+        <w:rFonts w:ascii="Wingdings" w:hAnsi="Wingdings" w:cs="Wingdings" w:hint="default"/>
+      </w:rPr>
+    </w:lvl>
+    <w:lvl w:ilvl="3">
+      <w:start w:val="0"/>
+      <w:numFmt w:val="bullet"/>
+      <w:lvlText w:val=""/>
+      <w:lvlJc w:val="left"/>
+      <w:pPr>
+        <w:tabs>
+          <w:tab w:val="num" w:pos="0"/>
+        </w:tabs>
+        <w:ind w:left="2880" w:hanging="360"/>
+      </w:pPr>
+      <w:rPr>
+        <w:rFonts w:ascii="Symbol" w:hAnsi="Symbol" w:cs="Symbol" w:hint="default"/>
+      </w:rPr>
+    </w:lvl>
+    <w:lvl w:ilvl="4">
+      <w:start w:val="0"/>
+      <w:numFmt w:val="bullet"/>
+      <w:lvlText w:val="o"/>
+      <w:lvlJc w:val="left"/>
+      <w:pPr>
+        <w:tabs>
+          <w:tab w:val="num" w:pos="0"/>
+        </w:tabs>
+        <w:ind w:left="3600" w:hanging="360"/>
+      </w:pPr>
+      <w:rPr>
+        <w:rFonts w:ascii="Courier New" w:hAnsi="Courier New" w:cs="Courier New" w:hint="default"/>
+      </w:rPr>
+    </w:lvl>
+    <w:lvl w:ilvl="5">
+      <w:start w:val="0"/>
+      <w:numFmt w:val="bullet"/>
+      <w:lvlText w:val=""/>
+      <w:lvlJc w:val="left"/>
+      <w:pPr>
+        <w:tabs>
+          <w:tab w:val="num" w:pos="0"/>
+        </w:tabs>
+        <w:ind w:left="4320" w:hanging="360"/>
+      </w:pPr>
+      <w:rPr>
+        <w:rFonts w:ascii="Wingdings" w:hAnsi="Wingdings" w:cs="Wingdings" w:hint="default"/>
+      </w:rPr>
+    </w:lvl>
+    <w:lvl w:ilvl="6">
+      <w:start w:val="0"/>
+      <w:numFmt w:val="bullet"/>
+      <w:lvlText w:val=""/>
+      <w:lvlJc w:val="left"/>
+      <w:pPr>
+        <w:tabs>
+          <w:tab w:val="num" w:pos="0"/>
+        </w:tabs>
+        <w:ind w:left="5040" w:hanging="360"/>
+      </w:pPr>
+      <w:rPr>
+        <w:rFonts w:ascii="Symbol" w:hAnsi="Symbol" w:cs="Symbol" w:hint="default"/>
+      </w:rPr>
+    </w:lvl>
+    <w:lvl w:ilvl="7">
+      <w:start w:val="0"/>
+      <w:numFmt w:val="bullet"/>
+      <w:lvlText w:val="o"/>
+      <w:lvlJc w:val="left"/>
+      <w:pPr>
+        <w:tabs>
+          <w:tab w:val="num" w:pos="0"/>
+        </w:tabs>
+        <w:ind w:left="5760" w:hanging="360"/>
+      </w:pPr>
+      <w:rPr>
+        <w:rFonts w:ascii="Courier New" w:hAnsi="Courier New" w:cs="Courier New" w:hint="default"/>
+      </w:rPr>
+    </w:lvl>
+    <w:lvl w:ilvl="8">
+      <w:start w:val="0"/>
+      <w:numFmt w:val="bullet"/>
+      <w:lvlText w:val=""/>
+      <w:lvlJc w:val="left"/>
+      <w:pPr>
+        <w:tabs>
+          <w:tab w:val="num" w:pos="0"/>
+        </w:tabs>
+        <w:ind w:left="6480" w:hanging="360"/>
+      </w:pPr>
+      <w:rPr>
+        <w:rFonts w:ascii="Wingdings" w:hAnsi="Wingdings" w:cs="Wingdings" w:hint="default"/>
+      </w:rPr>
+    </w:lvl>
+  </w:abstractNum>
+  <w:abstractNum w:abstractNumId="6">
+    <w:lvl w:ilvl="0">
+      <w:numFmt w:val="bullet"/>
+      <w:lvlText w:val=""/>
+      <w:lvlJc w:val="left"/>
+      <w:pPr>
+        <w:tabs>
+          <w:tab w:val="num" w:pos="0"/>
+        </w:tabs>
+        <w:ind w:left="720" w:hanging="360"/>
+      </w:pPr>
+      <w:rPr>
+        <w:rFonts w:ascii="Symbol" w:hAnsi="Symbol" w:cs="Symbol" w:hint="default"/>
+      </w:rPr>
+    </w:lvl>
+    <w:lvl w:ilvl="1">
+      <w:start w:val="0"/>
+      <w:numFmt w:val="bullet"/>
+      <w:lvlText w:val="o"/>
+      <w:lvlJc w:val="left"/>
+      <w:pPr>
+        <w:tabs>
+          <w:tab w:val="num" w:pos="0"/>
+        </w:tabs>
+        <w:ind w:left="1440" w:hanging="360"/>
+      </w:pPr>
+      <w:rPr>
+        <w:rFonts w:ascii="Courier New" w:hAnsi="Courier New" w:cs="Courier New" w:hint="default"/>
+      </w:rPr>
+    </w:lvl>
+    <w:lvl w:ilvl="2">
+      <w:start w:val="0"/>
+      <w:numFmt w:val="bullet"/>
+      <w:lvlText w:val=""/>
+      <w:lvlJc w:val="left"/>
+      <w:pPr>
+        <w:tabs>
+          <w:tab w:val="num" w:pos="0"/>
+        </w:tabs>
+        <w:ind w:left="2160" w:hanging="360"/>
+      </w:pPr>
+      <w:rPr>
+        <w:rFonts w:ascii="Wingdings" w:hAnsi="Wingdings" w:cs="Wingdings" w:hint="default"/>
+      </w:rPr>
+    </w:lvl>
+    <w:lvl w:ilvl="3">
+      <w:start w:val="0"/>
+      <w:numFmt w:val="bullet"/>
+      <w:lvlText w:val=""/>
+      <w:lvlJc w:val="left"/>
+      <w:pPr>
+        <w:tabs>
+          <w:tab w:val="num" w:pos="0"/>
+        </w:tabs>
+        <w:ind w:left="2880" w:hanging="360"/>
+      </w:pPr>
+      <w:rPr>
+        <w:rFonts w:ascii="Symbol" w:hAnsi="Symbol" w:cs="Symbol" w:hint="default"/>
+      </w:rPr>
+    </w:lvl>
+    <w:lvl w:ilvl="4">
+      <w:start w:val="0"/>
+      <w:numFmt w:val="bullet"/>
+      <w:lvlText w:val="o"/>
+      <w:lvlJc w:val="left"/>
+      <w:pPr>
+        <w:tabs>
+          <w:tab w:val="num" w:pos="0"/>
+        </w:tabs>
+        <w:ind w:left="3600" w:hanging="360"/>
+      </w:pPr>
+      <w:rPr>
+        <w:rFonts w:ascii="Courier New" w:hAnsi="Courier New" w:cs="Courier New" w:hint="default"/>
+      </w:rPr>
+    </w:lvl>
+    <w:lvl w:ilvl="5">
+      <w:start w:val="0"/>
+      <w:numFmt w:val="bullet"/>
+      <w:lvlText w:val=""/>
+      <w:lvlJc w:val="left"/>
+      <w:pPr>
+        <w:tabs>
+          <w:tab w:val="num" w:pos="0"/>
+        </w:tabs>
+        <w:ind w:left="4320" w:hanging="360"/>
+      </w:pPr>
+      <w:rPr>
+        <w:rFonts w:ascii="Wingdings" w:hAnsi="Wingdings" w:cs="Wingdings" w:hint="default"/>
+      </w:rPr>
+    </w:lvl>
+    <w:lvl w:ilvl="6">
+      <w:start w:val="0"/>
+      <w:numFmt w:val="bullet"/>
+      <w:lvlText w:val=""/>
+      <w:lvlJc w:val="left"/>
+      <w:pPr>
+        <w:tabs>
+          <w:tab w:val="num" w:pos="0"/>
+        </w:tabs>
+        <w:ind w:left="5040" w:hanging="360"/>
+      </w:pPr>
+      <w:rPr>
+        <w:rFonts w:ascii="Symbol" w:hAnsi="Symbol" w:cs="Symbol" w:hint="default"/>
+      </w:rPr>
+    </w:lvl>
+    <w:lvl w:ilvl="7">
+      <w:start w:val="0"/>
+      <w:numFmt w:val="bullet"/>
+      <w:lvlText w:val="o"/>
+      <w:lvlJc w:val="left"/>
+      <w:pPr>
+        <w:tabs>
+          <w:tab w:val="num" w:pos="0"/>
+        </w:tabs>
+        <w:ind w:left="5760" w:hanging="360"/>
+      </w:pPr>
+      <w:rPr>
+        <w:rFonts w:ascii="Courier New" w:hAnsi="Courier New" w:cs="Courier New" w:hint="default"/>
+      </w:rPr>
+    </w:lvl>
+    <w:lvl w:ilvl="8">
+      <w:start w:val="0"/>
+      <w:numFmt w:val="bullet"/>
+      <w:lvlText w:val=""/>
+      <w:lvlJc w:val="left"/>
+      <w:pPr>
+        <w:tabs>
+          <w:tab w:val="num" w:pos="0"/>
+        </w:tabs>
+        <w:ind w:left="6480" w:hanging="360"/>
+      </w:pPr>
+      <w:rPr>
+        <w:rFonts w:ascii="Wingdings" w:hAnsi="Wingdings" w:cs="Wingdings" w:hint="default"/>
+      </w:rPr>
+    </w:lvl>
+  </w:abstractNum>
+  <w:abstractNum w:abstractNumId="7">
+    <w:lvl w:ilvl="0">
+      <w:numFmt w:val="bullet"/>
+      <w:lvlText w:val=""/>
+      <w:lvlJc w:val="left"/>
+      <w:pPr>
+        <w:tabs>
+          <w:tab w:val="num" w:pos="0"/>
+        </w:tabs>
+        <w:ind w:left="720" w:hanging="360"/>
+      </w:pPr>
+      <w:rPr>
+        <w:rFonts w:ascii="Symbol" w:hAnsi="Symbol" w:cs="Symbol" w:hint="default"/>
+      </w:rPr>
+    </w:lvl>
+    <w:lvl w:ilvl="1">
+      <w:start w:val="0"/>
+      <w:numFmt w:val="bullet"/>
+      <w:lvlText w:val="o"/>
+      <w:lvlJc w:val="left"/>
+      <w:pPr>
+        <w:tabs>
+          <w:tab w:val="num" w:pos="0"/>
+        </w:tabs>
+        <w:ind w:left="1440" w:hanging="360"/>
+      </w:pPr>
+      <w:rPr>
+        <w:rFonts w:ascii="Courier New" w:hAnsi="Courier New" w:cs="Courier New" w:hint="default"/>
+      </w:rPr>
+    </w:lvl>
+    <w:lvl w:ilvl="2">
+      <w:start w:val="0"/>
+      <w:numFmt w:val="bullet"/>
+      <w:lvlText w:val=""/>
+      <w:lvlJc w:val="left"/>
+      <w:pPr>
+        <w:tabs>
+          <w:tab w:val="num" w:pos="0"/>
+        </w:tabs>
+        <w:ind w:left="2160" w:hanging="360"/>
+      </w:pPr>
+      <w:rPr>
+        <w:rFonts w:ascii="Wingdings" w:hAnsi="Wingdings" w:cs="Wingdings" w:hint="default"/>
+      </w:rPr>
+    </w:lvl>
+    <w:lvl w:ilvl="3">
+      <w:start w:val="0"/>
+      <w:numFmt w:val="bullet"/>
+      <w:lvlText w:val=""/>
+      <w:lvlJc w:val="left"/>
+      <w:pPr>
+        <w:tabs>
+          <w:tab w:val="num" w:pos="0"/>
+        </w:tabs>
+        <w:ind w:left="2880" w:hanging="360"/>
+      </w:pPr>
+      <w:rPr>
+        <w:rFonts w:ascii="Symbol" w:hAnsi="Symbol" w:cs="Symbol" w:hint="default"/>
+      </w:rPr>
+    </w:lvl>
+    <w:lvl w:ilvl="4">
+      <w:start w:val="0"/>
+      <w:numFmt w:val="bullet"/>
+      <w:lvlText w:val="o"/>
+      <w:lvlJc w:val="left"/>
+      <w:pPr>
+        <w:tabs>
+          <w:tab w:val="num" w:pos="0"/>
+        </w:tabs>
+        <w:ind w:left="3600" w:hanging="360"/>
+      </w:pPr>
+      <w:rPr>
+        <w:rFonts w:ascii="Courier New" w:hAnsi="Courier New" w:cs="Courier New" w:hint="default"/>
+      </w:rPr>
+    </w:lvl>
+    <w:lvl w:ilvl="5">
+      <w:start w:val="0"/>
+      <w:numFmt w:val="bullet"/>
+      <w:lvlText w:val=""/>
+      <w:lvlJc w:val="left"/>
+      <w:pPr>
+        <w:tabs>
+          <w:tab w:val="num" w:pos="0"/>
+        </w:tabs>
+        <w:ind w:left="4320" w:hanging="360"/>
+      </w:pPr>
+      <w:rPr>
+        <w:rFonts w:ascii="Wingdings" w:hAnsi="Wingdings" w:cs="Wingdings" w:hint="default"/>
+      </w:rPr>
+    </w:lvl>
+    <w:lvl w:ilvl="6">
+      <w:start w:val="0"/>
+      <w:numFmt w:val="bullet"/>
+      <w:lvlText w:val=""/>
+      <w:lvlJc w:val="left"/>
+      <w:pPr>
+        <w:tabs>
+          <w:tab w:val="num" w:pos="0"/>
+        </w:tabs>
+        <w:ind w:left="5040" w:hanging="360"/>
+      </w:pPr>
+      <w:rPr>
+        <w:rFonts w:ascii="Symbol" w:hAnsi="Symbol" w:cs="Symbol" w:hint="default"/>
+      </w:rPr>
+    </w:lvl>
+    <w:lvl w:ilvl="7">
+      <w:start w:val="0"/>
+      <w:numFmt w:val="bullet"/>
+      <w:lvlText w:val="o"/>
+      <w:lvlJc w:val="left"/>
+      <w:pPr>
+        <w:tabs>
+          <w:tab w:val="num" w:pos="0"/>
+        </w:tabs>
+        <w:ind w:left="5760" w:hanging="360"/>
+      </w:pPr>
+      <w:rPr>
+        <w:rFonts w:ascii="Courier New" w:hAnsi="Courier New" w:cs="Courier New" w:hint="default"/>
+      </w:rPr>
+    </w:lvl>
+    <w:lvl w:ilvl="8">
+      <w:start w:val="0"/>
+      <w:numFmt w:val="bullet"/>
+      <w:lvlText w:val=""/>
+      <w:lvlJc w:val="left"/>
+      <w:pPr>
+        <w:tabs>
+          <w:tab w:val="num" w:pos="0"/>
+        </w:tabs>
+        <w:ind w:left="6480" w:hanging="360"/>
+      </w:pPr>
+      <w:rPr>
+        <w:rFonts w:ascii="Wingdings" w:hAnsi="Wingdings" w:cs="Wingdings" w:hint="default"/>
+      </w:rPr>
+    </w:lvl>
+  </w:abstractNum>
+  <w:abstractNum w:abstractNumId="8">
+    <w:lvl w:ilvl="0">
+      <w:numFmt w:val="bullet"/>
+      <w:lvlText w:val=""/>
+      <w:lvlJc w:val="left"/>
+      <w:pPr>
+        <w:tabs>
+          <w:tab w:val="num" w:pos="0"/>
+        </w:tabs>
+        <w:ind w:left="720" w:hanging="360"/>
+      </w:pPr>
+      <w:rPr>
+        <w:rFonts w:ascii="Symbol" w:hAnsi="Symbol" w:cs="Symbol" w:hint="default"/>
+      </w:rPr>
+    </w:lvl>
+    <w:lvl w:ilvl="1">
+      <w:start w:val="0"/>
+      <w:numFmt w:val="bullet"/>
+      <w:lvlText w:val="o"/>
+      <w:lvlJc w:val="left"/>
+      <w:pPr>
+        <w:tabs>
+          <w:tab w:val="num" w:pos="0"/>
+        </w:tabs>
+        <w:ind w:left="1440" w:hanging="360"/>
+      </w:pPr>
+      <w:rPr>
+        <w:rFonts w:ascii="Courier New" w:hAnsi="Courier New" w:cs="Courier New" w:hint="default"/>
+      </w:rPr>
+    </w:lvl>
+    <w:lvl w:ilvl="2">
+      <w:start w:val="0"/>
+      <w:numFmt w:val="bullet"/>
+      <w:lvlText w:val=""/>
+      <w:lvlJc w:val="left"/>
+      <w:pPr>
+        <w:tabs>
+          <w:tab w:val="num" w:pos="0"/>
+        </w:tabs>
+        <w:ind w:left="2160" w:hanging="360"/>
+      </w:pPr>
+      <w:rPr>
+        <w:rFonts w:ascii="Wingdings" w:hAnsi="Wingdings" w:cs="Wingdings" w:hint="default"/>
+      </w:rPr>
+    </w:lvl>
+    <w:lvl w:ilvl="3">
+      <w:start w:val="0"/>
+      <w:numFmt w:val="bullet"/>
+      <w:lvlText w:val=""/>
+      <w:lvlJc w:val="left"/>
+      <w:pPr>
+        <w:tabs>
+          <w:tab w:val="num" w:pos="0"/>
+        </w:tabs>
+        <w:ind w:left="2880" w:hanging="360"/>
+      </w:pPr>
+      <w:rPr>
+        <w:rFonts w:ascii="Symbol" w:hAnsi="Symbol" w:cs="Symbol" w:hint="default"/>
+      </w:rPr>
+    </w:lvl>
+    <w:lvl w:ilvl="4">
+      <w:start w:val="0"/>
+      <w:numFmt w:val="bullet"/>
+      <w:lvlText w:val="o"/>
+      <w:lvlJc w:val="left"/>
+      <w:pPr>
+        <w:tabs>
+          <w:tab w:val="num" w:pos="0"/>
+        </w:tabs>
+        <w:ind w:left="3600" w:hanging="360"/>
+      </w:pPr>
+      <w:rPr>
+        <w:rFonts w:ascii="Courier New" w:hAnsi="Courier New" w:cs="Courier New" w:hint="default"/>
+      </w:rPr>
+    </w:lvl>
+    <w:lvl w:ilvl="5">
+      <w:start w:val="0"/>
+      <w:numFmt w:val="bullet"/>
+      <w:lvlText w:val=""/>
+      <w:lvlJc w:val="left"/>
+      <w:pPr>
+        <w:tabs>
+          <w:tab w:val="num" w:pos="0"/>
+        </w:tabs>
+        <w:ind w:left="4320" w:hanging="360"/>
+      </w:pPr>
+      <w:rPr>
+        <w:rFonts w:ascii="Wingdings" w:hAnsi="Wingdings" w:cs="Wingdings" w:hint="default"/>
+      </w:rPr>
+    </w:lvl>
+    <w:lvl w:ilvl="6">
+      <w:start w:val="0"/>
+      <w:numFmt w:val="bullet"/>
+      <w:lvlText w:val=""/>
+      <w:lvlJc w:val="left"/>
+      <w:pPr>
+        <w:tabs>
+          <w:tab w:val="num" w:pos="0"/>
+        </w:tabs>
+        <w:ind w:left="5040" w:hanging="360"/>
+      </w:pPr>
+      <w:rPr>
+        <w:rFonts w:ascii="Symbol" w:hAnsi="Symbol" w:cs="Symbol" w:hint="default"/>
+      </w:rPr>
+    </w:lvl>
+    <w:lvl w:ilvl="7">
+      <w:start w:val="0"/>
+      <w:numFmt w:val="bullet"/>
+      <w:lvlText w:val="o"/>
+      <w:lvlJc w:val="left"/>
+      <w:pPr>
+        <w:tabs>
+          <w:tab w:val="num" w:pos="0"/>
+        </w:tabs>
+        <w:ind w:left="5760" w:hanging="360"/>
+      </w:pPr>
+      <w:rPr>
+        <w:rFonts w:ascii="Courier New" w:hAnsi="Courier New" w:cs="Courier New" w:hint="default"/>
+      </w:rPr>
+    </w:lvl>
+    <w:lvl w:ilvl="8">
+      <w:start w:val="0"/>
+      <w:numFmt w:val="bullet"/>
+      <w:lvlText w:val=""/>
+      <w:lvlJc w:val="left"/>
+      <w:pPr>
+        <w:tabs>
+          <w:tab w:val="num" w:pos="0"/>
+        </w:tabs>
+        <w:ind w:left="6480" w:hanging="360"/>
+      </w:pPr>
+      <w:rPr>
+        <w:rFonts w:ascii="Wingdings" w:hAnsi="Wingdings" w:cs="Wingdings" w:hint="default"/>
+      </w:rPr>
+    </w:lvl>
+  </w:abstractNum>
+  <w:abstractNum w:abstractNumId="9">
+    <w:lvl w:ilvl="0">
+      <w:numFmt w:val="bullet"/>
+      <w:lvlText w:val=""/>
+      <w:lvlJc w:val="left"/>
+      <w:pPr>
+        <w:tabs>
+          <w:tab w:val="num" w:pos="0"/>
+        </w:tabs>
+        <w:ind w:left="720" w:hanging="360"/>
+      </w:pPr>
+      <w:rPr>
+        <w:rFonts w:ascii="Symbol" w:hAnsi="Symbol" w:cs="Symbol" w:hint="default"/>
+      </w:rPr>
+    </w:lvl>
+    <w:lvl w:ilvl="1">
+      <w:start w:val="0"/>
+      <w:numFmt w:val="bullet"/>
+      <w:lvlText w:val="o"/>
+      <w:lvlJc w:val="left"/>
+      <w:pPr>
+        <w:tabs>
+          <w:tab w:val="num" w:pos="0"/>
+        </w:tabs>
+        <w:ind w:left="1440" w:hanging="360"/>
+      </w:pPr>
+      <w:rPr>
+        <w:rFonts w:ascii="Courier New" w:hAnsi="Courier New" w:cs="Courier New" w:hint="default"/>
+      </w:rPr>
+    </w:lvl>
+    <w:lvl w:ilvl="2">
+      <w:start w:val="0"/>
+      <w:numFmt w:val="bullet"/>
+      <w:lvlText w:val=""/>
+      <w:lvlJc w:val="left"/>
+      <w:pPr>
+        <w:tabs>
+          <w:tab w:val="num" w:pos="0"/>
+        </w:tabs>
+        <w:ind w:left="2160" w:hanging="360"/>
+      </w:pPr>
+      <w:rPr>
+        <w:rFonts w:ascii="Wingdings" w:hAnsi="Wingdings" w:cs="Wingdings" w:hint="default"/>
+      </w:rPr>
+    </w:lvl>
+    <w:lvl w:ilvl="3">
+      <w:start w:val="0"/>
+      <w:numFmt w:val="bullet"/>
+      <w:lvlText w:val=""/>
+      <w:lvlJc w:val="left"/>
+      <w:pPr>
+        <w:tabs>
+          <w:tab w:val="num" w:pos="0"/>
+        </w:tabs>
+        <w:ind w:left="2880" w:hanging="360"/>
+      </w:pPr>
+      <w:rPr>
+        <w:rFonts w:ascii="Symbol" w:hAnsi="Symbol" w:cs="Symbol" w:hint="default"/>
+      </w:rPr>
+    </w:lvl>
+    <w:lvl w:ilvl="4">
+      <w:start w:val="0"/>
+      <w:numFmt w:val="bullet"/>
+      <w:lvlText w:val="o"/>
+      <w:lvlJc w:val="left"/>
+      <w:pPr>
+        <w:tabs>
+          <w:tab w:val="num" w:pos="0"/>
+        </w:tabs>
+        <w:ind w:left="3600" w:hanging="360"/>
+      </w:pPr>
+      <w:rPr>
+        <w:rFonts w:ascii="Courier New" w:hAnsi="Courier New" w:cs="Courier New" w:hint="default"/>
+      </w:rPr>
+    </w:lvl>
+    <w:lvl w:ilvl="5">
+      <w:start w:val="0"/>
+      <w:numFmt w:val="bullet"/>
+      <w:lvlText w:val=""/>
+      <w:lvlJc w:val="left"/>
+      <w:pPr>
+        <w:tabs>
+          <w:tab w:val="num" w:pos="0"/>
+        </w:tabs>
+        <w:ind w:left="4320" w:hanging="360"/>
+      </w:pPr>
+      <w:rPr>
+        <w:rFonts w:ascii="Wingdings" w:hAnsi="Wingdings" w:cs="Wingdings" w:hint="default"/>
+      </w:rPr>
+    </w:lvl>
+    <w:lvl w:ilvl="6">
+      <w:start w:val="0"/>
+      <w:numFmt w:val="bullet"/>
+      <w:lvlText w:val=""/>
+      <w:lvlJc w:val="left"/>
+      <w:pPr>
+        <w:tabs>
+          <w:tab w:val="num" w:pos="0"/>
+        </w:tabs>
+        <w:ind w:left="5040" w:hanging="360"/>
+      </w:pPr>
+      <w:rPr>
+        <w:rFonts w:ascii="Symbol" w:hAnsi="Symbol" w:cs="Symbol" w:hint="default"/>
+      </w:rPr>
+    </w:lvl>
+    <w:lvl w:ilvl="7">
+      <w:start w:val="0"/>
+      <w:numFmt w:val="bullet"/>
+      <w:lvlText w:val="o"/>
+      <w:lvlJc w:val="left"/>
+      <w:pPr>
+        <w:tabs>
+          <w:tab w:val="num" w:pos="0"/>
+        </w:tabs>
+        <w:ind w:left="5760" w:hanging="360"/>
+      </w:pPr>
+      <w:rPr>
+        <w:rFonts w:ascii="Courier New" w:hAnsi="Courier New" w:cs="Courier New" w:hint="default"/>
+      </w:rPr>
+    </w:lvl>
+    <w:lvl w:ilvl="8">
+      <w:start w:val="0"/>
+      <w:numFmt w:val="bullet"/>
+      <w:lvlText w:val=""/>
+      <w:lvlJc w:val="left"/>
+      <w:pPr>
+        <w:tabs>
+          <w:tab w:val="num" w:pos="0"/>
+        </w:tabs>
+        <w:ind w:left="6480" w:hanging="360"/>
+      </w:pPr>
+      <w:rPr>
+        <w:rFonts w:ascii="Wingdings" w:hAnsi="Wingdings" w:cs="Wingdings" w:hint="default"/>
+      </w:rPr>
+    </w:lvl>
+  </w:abstractNum>
+  <w:abstractNum w:abstractNumId="10">
+    <w:lvl w:ilvl="0">
+      <w:numFmt w:val="bullet"/>
+      <w:lvlText w:val=""/>
+      <w:lvlJc w:val="left"/>
+      <w:pPr>
+        <w:tabs>
+          <w:tab w:val="num" w:pos="0"/>
+        </w:tabs>
+        <w:ind w:left="720" w:hanging="360"/>
+      </w:pPr>
+      <w:rPr>
+        <w:rFonts w:ascii="Symbol" w:hAnsi="Symbol" w:cs="Symbol" w:hint="default"/>
+      </w:rPr>
+    </w:lvl>
+    <w:lvl w:ilvl="1">
+      <w:start w:val="0"/>
+      <w:numFmt w:val="bullet"/>
+      <w:lvlText w:val="o"/>
+      <w:lvlJc w:val="left"/>
+      <w:pPr>
+        <w:tabs>
+          <w:tab w:val="num" w:pos="0"/>
+        </w:tabs>
+        <w:ind w:left="1440" w:hanging="360"/>
+      </w:pPr>
+      <w:rPr>
+        <w:rFonts w:ascii="Courier New" w:hAnsi="Courier New" w:cs="Courier New" w:hint="default"/>
+      </w:rPr>
+    </w:lvl>
+    <w:lvl w:ilvl="2">
+      <w:start w:val="0"/>
+      <w:numFmt w:val="bullet"/>
+      <w:lvlText w:val=""/>
+      <w:lvlJc w:val="left"/>
+      <w:pPr>
+        <w:tabs>
+          <w:tab w:val="num" w:pos="0"/>
+        </w:tabs>
+        <w:ind w:left="2160" w:hanging="360"/>
+      </w:pPr>
+      <w:rPr>
+        <w:rFonts w:ascii="Wingdings" w:hAnsi="Wingdings" w:cs="Wingdings" w:hint="default"/>
+      </w:rPr>
+    </w:lvl>
+    <w:lvl w:ilvl="3">
+      <w:start w:val="0"/>
+      <w:numFmt w:val="bullet"/>
+      <w:lvlText w:val=""/>
+      <w:lvlJc w:val="left"/>
+      <w:pPr>
+        <w:tabs>
+          <w:tab w:val="num" w:pos="0"/>
+        </w:tabs>
+        <w:ind w:left="2880" w:hanging="360"/>
+      </w:pPr>
+      <w:rPr>
+        <w:rFonts w:ascii="Symbol" w:hAnsi="Symbol" w:cs="Symbol" w:hint="default"/>
+      </w:rPr>
+    </w:lvl>
+    <w:lvl w:ilvl="4">
+      <w:start w:val="0"/>
+      <w:numFmt w:val="bullet"/>
+      <w:lvlText w:val="o"/>
+      <w:lvlJc w:val="left"/>
+      <w:pPr>
+        <w:tabs>
+          <w:tab w:val="num" w:pos="0"/>
+        </w:tabs>
+        <w:ind w:left="3600" w:hanging="360"/>
+      </w:pPr>
+      <w:rPr>
+        <w:rFonts w:ascii="Courier New" w:hAnsi="Courier New" w:cs="Courier New" w:hint="default"/>
+      </w:rPr>
+    </w:lvl>
+    <w:lvl w:ilvl="5">
+      <w:start w:val="0"/>
+      <w:numFmt w:val="bullet"/>
+      <w:lvlText w:val=""/>
+      <w:lvlJc w:val="left"/>
+      <w:pPr>
+        <w:tabs>
+          <w:tab w:val="num" w:pos="0"/>
+        </w:tabs>
+        <w:ind w:left="4320" w:hanging="360"/>
+      </w:pPr>
+      <w:rPr>
+        <w:rFonts w:ascii="Wingdings" w:hAnsi="Wingdings" w:cs="Wingdings" w:hint="default"/>
+      </w:rPr>
+    </w:lvl>
+    <w:lvl w:ilvl="6">
+      <w:start w:val="0"/>
+      <w:numFmt w:val="bullet"/>
+      <w:lvlText w:val=""/>
+      <w:lvlJc w:val="left"/>
+      <w:pPr>
+        <w:tabs>
+          <w:tab w:val="num" w:pos="0"/>
+        </w:tabs>
+        <w:ind w:left="5040" w:hanging="360"/>
+      </w:pPr>
+      <w:rPr>
+        <w:rFonts w:ascii="Symbol" w:hAnsi="Symbol" w:cs="Symbol" w:hint="default"/>
+      </w:rPr>
+    </w:lvl>
+    <w:lvl w:ilvl="7">
+      <w:start w:val="0"/>
+      <w:numFmt w:val="bullet"/>
+      <w:lvlText w:val="o"/>
+      <w:lvlJc w:val="left"/>
+      <w:pPr>
+        <w:tabs>
+          <w:tab w:val="num" w:pos="0"/>
+        </w:tabs>
+        <w:ind w:left="5760" w:hanging="360"/>
+      </w:pPr>
+      <w:rPr>
+        <w:rFonts w:ascii="Courier New" w:hAnsi="Courier New" w:cs="Courier New" w:hint="default"/>
+      </w:rPr>
+    </w:lvl>
+    <w:lvl w:ilvl="8">
+      <w:start w:val="0"/>
+      <w:numFmt w:val="bullet"/>
+      <w:lvlText w:val=""/>
+      <w:lvlJc w:val="left"/>
+      <w:pPr>
+        <w:tabs>
+          <w:tab w:val="num" w:pos="0"/>
+        </w:tabs>
+        <w:ind w:left="6480" w:hanging="360"/>
+      </w:pPr>
+      <w:rPr>
+        <w:rFonts w:ascii="Wingdings" w:hAnsi="Wingdings" w:cs="Wingdings" w:hint="default"/>
+      </w:rPr>
+    </w:lvl>
+  </w:abstractNum>
+  <w:abstractNum w:abstractNumId="11">
+    <w:lvl w:ilvl="0">
+      <w:numFmt w:val="bullet"/>
+      <w:lvlText w:val=""/>
+      <w:lvlJc w:val="left"/>
+      <w:pPr>
+        <w:tabs>
+          <w:tab w:val="num" w:pos="0"/>
+        </w:tabs>
+        <w:ind w:left="720" w:hanging="360"/>
+      </w:pPr>
+      <w:rPr>
+        <w:rFonts w:ascii="Symbol" w:hAnsi="Symbol" w:cs="Symbol" w:hint="default"/>
+      </w:rPr>
+    </w:lvl>
+    <w:lvl w:ilvl="1">
+      <w:start w:val="0"/>
+      <w:numFmt w:val="bullet"/>
+      <w:lvlText w:val="o"/>
+      <w:lvlJc w:val="left"/>
+      <w:pPr>
+        <w:tabs>
+          <w:tab w:val="num" w:pos="0"/>
+        </w:tabs>
+        <w:ind w:left="1440" w:hanging="360"/>
+      </w:pPr>
+      <w:rPr>
+        <w:rFonts w:ascii="Courier New" w:hAnsi="Courier New" w:cs="Courier New" w:hint="default"/>
+      </w:rPr>
+    </w:lvl>
+    <w:lvl w:ilvl="2">
+      <w:start w:val="0"/>
+      <w:numFmt w:val="bullet"/>
+      <w:lvlText w:val=""/>
+      <w:lvlJc w:val="left"/>
+      <w:pPr>
+        <w:tabs>
+          <w:tab w:val="num" w:pos="0"/>
+        </w:tabs>
+        <w:ind w:left="2160" w:hanging="360"/>
+      </w:pPr>
+      <w:rPr>
+        <w:rFonts w:ascii="Wingdings" w:hAnsi="Wingdings" w:cs="Wingdings" w:hint="default"/>
+      </w:rPr>
+    </w:lvl>
+    <w:lvl w:ilvl="3">
+      <w:start w:val="0"/>
+      <w:numFmt w:val="bullet"/>
+      <w:lvlText w:val=""/>
+      <w:lvlJc w:val="left"/>
+      <w:pPr>
+        <w:tabs>
+          <w:tab w:val="num" w:pos="0"/>
+        </w:tabs>
+        <w:ind w:left="2880" w:hanging="360"/>
+      </w:pPr>
+      <w:rPr>
+        <w:rFonts w:ascii="Symbol" w:hAnsi="Symbol" w:cs="Symbol" w:hint="default"/>
+      </w:rPr>
+    </w:lvl>
+    <w:lvl w:ilvl="4">
+      <w:start w:val="0"/>
+      <w:numFmt w:val="bullet"/>
+      <w:lvlText w:val="o"/>
+      <w:lvlJc w:val="left"/>
+      <w:pPr>
+        <w:tabs>
+          <w:tab w:val="num" w:pos="0"/>
+        </w:tabs>
+        <w:ind w:left="3600" w:hanging="360"/>
+      </w:pPr>
+      <w:rPr>
+        <w:rFonts w:ascii="Courier New" w:hAnsi="Courier New" w:cs="Courier New" w:hint="default"/>
+      </w:rPr>
+    </w:lvl>
+    <w:lvl w:ilvl="5">
+      <w:start w:val="0"/>
+      <w:numFmt w:val="bullet"/>
+      <w:lvlText w:val=""/>
+      <w:lvlJc w:val="left"/>
+      <w:pPr>
+        <w:tabs>
+          <w:tab w:val="num" w:pos="0"/>
+        </w:tabs>
+        <w:ind w:left="4320" w:hanging="360"/>
+      </w:pPr>
+      <w:rPr>
+        <w:rFonts w:ascii="Wingdings" w:hAnsi="Wingdings" w:cs="Wingdings" w:hint="default"/>
+      </w:rPr>
+    </w:lvl>
+    <w:lvl w:ilvl="6">
+      <w:start w:val="0"/>
+      <w:numFmt w:val="bullet"/>
+      <w:lvlText w:val=""/>
+      <w:lvlJc w:val="left"/>
+      <w:pPr>
+        <w:tabs>
+          <w:tab w:val="num" w:pos="0"/>
+        </w:tabs>
+        <w:ind w:left="5040" w:hanging="360"/>
+      </w:pPr>
+      <w:rPr>
+        <w:rFonts w:ascii="Symbol" w:hAnsi="Symbol" w:cs="Symbol" w:hint="default"/>
+      </w:rPr>
+    </w:lvl>
+    <w:lvl w:ilvl="7">
+      <w:start w:val="0"/>
+      <w:numFmt w:val="bullet"/>
+      <w:lvlText w:val="o"/>
+      <w:lvlJc w:val="left"/>
+      <w:pPr>
+        <w:tabs>
+          <w:tab w:val="num" w:pos="0"/>
+        </w:tabs>
+        <w:ind w:left="5760" w:hanging="360"/>
+      </w:pPr>
+      <w:rPr>
+        <w:rFonts w:ascii="Courier New" w:hAnsi="Courier New" w:cs="Courier New" w:hint="default"/>
+      </w:rPr>
+    </w:lvl>
+    <w:lvl w:ilvl="8">
+      <w:start w:val="0"/>
+      <w:numFmt w:val="bullet"/>
+      <w:lvlText w:val=""/>
+      <w:lvlJc w:val="left"/>
+      <w:pPr>
+        <w:tabs>
+          <w:tab w:val="num" w:pos="0"/>
+        </w:tabs>
+        <w:ind w:left="6480" w:hanging="360"/>
+      </w:pPr>
+      <w:rPr>
+        <w:rFonts w:ascii="Wingdings" w:hAnsi="Wingdings" w:cs="Wingdings" w:hint="default"/>
+      </w:rPr>
+    </w:lvl>
+  </w:abstractNum>
+  <w:abstractNum w:abstractNumId="12">
+    <w:lvl w:ilvl="0">
+      <w:numFmt w:val="bullet"/>
+      <w:lvlText w:val=""/>
+      <w:lvlJc w:val="left"/>
+      <w:pPr>
+        <w:tabs>
+          <w:tab w:val="num" w:pos="0"/>
+        </w:tabs>
+        <w:ind w:left="720" w:hanging="360"/>
+      </w:pPr>
+      <w:rPr>
+        <w:rFonts w:ascii="Symbol" w:hAnsi="Symbol" w:cs="Symbol" w:hint="default"/>
+      </w:rPr>
+    </w:lvl>
+    <w:lvl w:ilvl="1">
+      <w:start w:val="0"/>
+      <w:numFmt w:val="bullet"/>
+      <w:lvlText w:val="o"/>
+      <w:lvlJc w:val="left"/>
+      <w:pPr>
+        <w:tabs>
+          <w:tab w:val="num" w:pos="0"/>
+        </w:tabs>
+        <w:ind w:left="1440" w:hanging="360"/>
+      </w:pPr>
+      <w:rPr>
+        <w:rFonts w:ascii="Courier New" w:hAnsi="Courier New" w:cs="Courier New" w:hint="default"/>
+      </w:rPr>
+    </w:lvl>
+    <w:lvl w:ilvl="2">
+      <w:start w:val="0"/>
+      <w:numFmt w:val="bullet"/>
+      <w:lvlText w:val=""/>
+      <w:lvlJc w:val="left"/>
+      <w:pPr>
+        <w:tabs>
+          <w:tab w:val="num" w:pos="0"/>
+        </w:tabs>
+        <w:ind w:left="2160" w:hanging="360"/>
+      </w:pPr>
+      <w:rPr>
+        <w:rFonts w:ascii="Wingdings" w:hAnsi="Wingdings" w:cs="Wingdings" w:hint="default"/>
+      </w:rPr>
+    </w:lvl>
+    <w:lvl w:ilvl="3">
+      <w:start w:val="0"/>
+      <w:numFmt w:val="bullet"/>
+      <w:lvlText w:val=""/>
+      <w:lvlJc w:val="left"/>
+      <w:pPr>
+        <w:tabs>
+          <w:tab w:val="num" w:pos="0"/>
+        </w:tabs>
+        <w:ind w:left="2880" w:hanging="360"/>
+      </w:pPr>
+      <w:rPr>
+        <w:rFonts w:ascii="Symbol" w:hAnsi="Symbol" w:cs="Symbol" w:hint="default"/>
+      </w:rPr>
+    </w:lvl>
+    <w:lvl w:ilvl="4">
+      <w:start w:val="0"/>
+      <w:numFmt w:val="bullet"/>
+      <w:lvlText w:val="o"/>
+      <w:lvlJc w:val="left"/>
+      <w:pPr>
+        <w:tabs>
+          <w:tab w:val="num" w:pos="0"/>
+        </w:tabs>
+        <w:ind w:left="3600" w:hanging="360"/>
+      </w:pPr>
+      <w:rPr>
+        <w:rFonts w:ascii="Courier New" w:hAnsi="Courier New" w:cs="Courier New" w:hint="default"/>
+      </w:rPr>
+    </w:lvl>
+    <w:lvl w:ilvl="5">
+      <w:start w:val="0"/>
+      <w:numFmt w:val="bullet"/>
+      <w:lvlText w:val=""/>
+      <w:lvlJc w:val="left"/>
+      <w:pPr>
+        <w:tabs>
+          <w:tab w:val="num" w:pos="0"/>
+        </w:tabs>
+        <w:ind w:left="4320" w:hanging="360"/>
+      </w:pPr>
+      <w:rPr>
+        <w:rFonts w:ascii="Wingdings" w:hAnsi="Wingdings" w:cs="Wingdings" w:hint="default"/>
+      </w:rPr>
+    </w:lvl>
+    <w:lvl w:ilvl="6">
+      <w:start w:val="0"/>
+      <w:numFmt w:val="bullet"/>
+      <w:lvlText w:val=""/>
+      <w:lvlJc w:val="left"/>
+      <w:pPr>
+        <w:tabs>
+          <w:tab w:val="num" w:pos="0"/>
+        </w:tabs>
+        <w:ind w:left="5040" w:hanging="360"/>
+      </w:pPr>
+      <w:rPr>
+        <w:rFonts w:ascii="Symbol" w:hAnsi="Symbol" w:cs="Symbol" w:hint="default"/>
+      </w:rPr>
+    </w:lvl>
+    <w:lvl w:ilvl="7">
+      <w:start w:val="0"/>
+      <w:numFmt w:val="bullet"/>
+      <w:lvlText w:val="o"/>
+      <w:lvlJc w:val="left"/>
+      <w:pPr>
+        <w:tabs>
+          <w:tab w:val="num" w:pos="0"/>
+        </w:tabs>
+        <w:ind w:left="5760" w:hanging="360"/>
+      </w:pPr>
+      <w:rPr>
+        <w:rFonts w:ascii="Courier New" w:hAnsi="Courier New" w:cs="Courier New" w:hint="default"/>
+      </w:rPr>
+    </w:lvl>
+    <w:lvl w:ilvl="8">
+      <w:start w:val="0"/>
+      <w:numFmt w:val="bullet"/>
+      <w:lvlText w:val=""/>
+      <w:lvlJc w:val="left"/>
+      <w:pPr>
+        <w:tabs>
+          <w:tab w:val="num" w:pos="0"/>
+        </w:tabs>
+        <w:ind w:left="6480" w:hanging="360"/>
+      </w:pPr>
+      <w:rPr>
+        <w:rFonts w:ascii="Wingdings" w:hAnsi="Wingdings" w:cs="Wingdings" w:hint="default"/>
+      </w:rPr>
+    </w:lvl>
+  </w:abstractNum>
+  <w:abstractNum w:abstractNumId="13">
+    <w:lvl w:ilvl="0">
+      <w:numFmt w:val="bullet"/>
+      <w:lvlText w:val=""/>
+      <w:lvlJc w:val="left"/>
+      <w:pPr>
+        <w:tabs>
+          <w:tab w:val="num" w:pos="0"/>
+        </w:tabs>
+        <w:ind w:left="720" w:hanging="360"/>
+      </w:pPr>
+      <w:rPr>
+        <w:rFonts w:ascii="Symbol" w:hAnsi="Symbol" w:cs="Symbol" w:hint="default"/>
+      </w:rPr>
+    </w:lvl>
+    <w:lvl w:ilvl="1">
+      <w:start w:val="0"/>
+      <w:numFmt w:val="bullet"/>
+      <w:lvlText w:val="o"/>
+      <w:lvlJc w:val="left"/>
+      <w:pPr>
+        <w:tabs>
+          <w:tab w:val="num" w:pos="0"/>
+        </w:tabs>
+        <w:ind w:left="1440" w:hanging="360"/>
+      </w:pPr>
+      <w:rPr>
+        <w:rFonts w:ascii="Courier New" w:hAnsi="Courier New" w:cs="Courier New" w:hint="default"/>
+      </w:rPr>
+    </w:lvl>
+    <w:lvl w:ilvl="2">
+      <w:start w:val="0"/>
+      <w:numFmt w:val="bullet"/>
+      <w:lvlText w:val=""/>
+      <w:lvlJc w:val="left"/>
+      <w:pPr>
+        <w:tabs>
+          <w:tab w:val="num" w:pos="0"/>
+        </w:tabs>
+        <w:ind w:left="2160" w:hanging="360"/>
+      </w:pPr>
+      <w:rPr>
+        <w:rFonts w:ascii="Wingdings" w:hAnsi="Wingdings" w:cs="Wingdings" w:hint="default"/>
+      </w:rPr>
+    </w:lvl>
+    <w:lvl w:ilvl="3">
+      <w:start w:val="0"/>
+      <w:numFmt w:val="bullet"/>
+      <w:lvlText w:val=""/>
+      <w:lvlJc w:val="left"/>
+      <w:pPr>
+        <w:tabs>
+          <w:tab w:val="num" w:pos="0"/>
+        </w:tabs>
+        <w:ind w:left="2880" w:hanging="360"/>
+      </w:pPr>
+      <w:rPr>
+        <w:rFonts w:ascii="Symbol" w:hAnsi="Symbol" w:cs="Symbol" w:hint="default"/>
+      </w:rPr>
+    </w:lvl>
+    <w:lvl w:ilvl="4">
+      <w:start w:val="0"/>
+      <w:numFmt w:val="bullet"/>
+      <w:lvlText w:val="o"/>
+      <w:lvlJc w:val="left"/>
+      <w:pPr>
+        <w:tabs>
+          <w:tab w:val="num" w:pos="0"/>
+        </w:tabs>
+        <w:ind w:left="3600" w:hanging="360"/>
+      </w:pPr>
+      <w:rPr>
+        <w:rFonts w:ascii="Courier New" w:hAnsi="Courier New" w:cs="Courier New" w:hint="default"/>
+      </w:rPr>
+    </w:lvl>
+    <w:lvl w:ilvl="5">
+      <w:start w:val="0"/>
+      <w:numFmt w:val="bullet"/>
+      <w:lvlText w:val=""/>
+      <w:lvlJc w:val="left"/>
+      <w:pPr>
+        <w:tabs>
+          <w:tab w:val="num" w:pos="0"/>
+        </w:tabs>
+        <w:ind w:left="4320" w:hanging="360"/>
+      </w:pPr>
+      <w:rPr>
+        <w:rFonts w:ascii="Wingdings" w:hAnsi="Wingdings" w:cs="Wingdings" w:hint="default"/>
+      </w:rPr>
+    </w:lvl>
+    <w:lvl w:ilvl="6">
+      <w:start w:val="0"/>
+      <w:numFmt w:val="bullet"/>
+      <w:lvlText w:val=""/>
+      <w:lvlJc w:val="left"/>
+      <w:pPr>
+        <w:tabs>
+          <w:tab w:val="num" w:pos="0"/>
+        </w:tabs>
+        <w:ind w:left="5040" w:hanging="360"/>
+      </w:pPr>
+      <w:rPr>
+        <w:rFonts w:ascii="Symbol" w:hAnsi="Symbol" w:cs="Symbol" w:hint="default"/>
+      </w:rPr>
+    </w:lvl>
+    <w:lvl w:ilvl="7">
+      <w:start w:val="0"/>
+      <w:numFmt w:val="bullet"/>
+      <w:lvlText w:val="o"/>
+      <w:lvlJc w:val="left"/>
+      <w:pPr>
+        <w:tabs>
+          <w:tab w:val="num" w:pos="0"/>
+        </w:tabs>
+        <w:ind w:left="5760" w:hanging="360"/>
+      </w:pPr>
+      <w:rPr>
+        <w:rFonts w:ascii="Courier New" w:hAnsi="Courier New" w:cs="Courier New" w:hint="default"/>
+      </w:rPr>
+    </w:lvl>
+    <w:lvl w:ilvl="8">
+      <w:start w:val="0"/>
+      <w:numFmt w:val="bullet"/>
+      <w:lvlText w:val=""/>
+      <w:lvlJc w:val="left"/>
+      <w:pPr>
+        <w:tabs>
+          <w:tab w:val="num" w:pos="0"/>
+        </w:tabs>
+        <w:ind w:left="6480" w:hanging="360"/>
+      </w:pPr>
+      <w:rPr>
+        <w:rFonts w:ascii="Wingdings" w:hAnsi="Wingdings" w:cs="Wingdings" w:hint="default"/>
+      </w:rPr>
+    </w:lvl>
+  </w:abstractNum>
+  <w:abstractNum w:abstractNumId="14">
+    <w:lvl w:ilvl="0">
+      <w:numFmt w:val="bullet"/>
+      <w:lvlText w:val=""/>
+      <w:lvlJc w:val="left"/>
+      <w:pPr>
+        <w:tabs>
+          <w:tab w:val="num" w:pos="0"/>
+        </w:tabs>
+        <w:ind w:left="720" w:hanging="360"/>
+      </w:pPr>
+      <w:rPr>
+        <w:rFonts w:ascii="Symbol" w:hAnsi="Symbol" w:cs="Symbol" w:hint="default"/>
+      </w:rPr>
+    </w:lvl>
+    <w:lvl w:ilvl="1">
+      <w:start w:val="0"/>
+      <w:numFmt w:val="bullet"/>
+      <w:lvlText w:val="o"/>
+      <w:lvlJc w:val="left"/>
+      <w:pPr>
+        <w:tabs>
+          <w:tab w:val="num" w:pos="0"/>
+        </w:tabs>
+        <w:ind w:left="1440" w:hanging="360"/>
+      </w:pPr>
+      <w:rPr>
+        <w:rFonts w:ascii="Courier New" w:hAnsi="Courier New" w:cs="Courier New" w:hint="default"/>
+      </w:rPr>
+    </w:lvl>
+    <w:lvl w:ilvl="2">
+      <w:start w:val="0"/>
+      <w:numFmt w:val="bullet"/>
+      <w:lvlText w:val=""/>
+      <w:lvlJc w:val="left"/>
+      <w:pPr>
+        <w:tabs>
+          <w:tab w:val="num" w:pos="0"/>
+        </w:tabs>
+        <w:ind w:left="2160" w:hanging="360"/>
+      </w:pPr>
+      <w:rPr>
+        <w:rFonts w:ascii="Wingdings" w:hAnsi="Wingdings" w:cs="Wingdings" w:hint="default"/>
+      </w:rPr>
+    </w:lvl>
+    <w:lvl w:ilvl="3">
+      <w:start w:val="0"/>
+      <w:numFmt w:val="bullet"/>
+      <w:lvlText w:val=""/>
+      <w:lvlJc w:val="left"/>
+      <w:pPr>
+        <w:tabs>
+          <w:tab w:val="num" w:pos="0"/>
+        </w:tabs>
+        <w:ind w:left="2880" w:hanging="360"/>
+      </w:pPr>
+      <w:rPr>
+        <w:rFonts w:ascii="Symbol" w:hAnsi="Symbol" w:cs="Symbol" w:hint="default"/>
+      </w:rPr>
+    </w:lvl>
+    <w:lvl w:ilvl="4">
+      <w:start w:val="0"/>
+      <w:numFmt w:val="bullet"/>
+      <w:lvlText w:val="o"/>
+      <w:lvlJc w:val="left"/>
+      <w:pPr>
+        <w:tabs>
+          <w:tab w:val="num" w:pos="0"/>
+        </w:tabs>
+        <w:ind w:left="3600" w:hanging="360"/>
+      </w:pPr>
+      <w:rPr>
+        <w:rFonts w:ascii="Courier New" w:hAnsi="Courier New" w:cs="Courier New" w:hint="default"/>
+      </w:rPr>
+    </w:lvl>
+    <w:lvl w:ilvl="5">
+      <w:start w:val="0"/>
+      <w:numFmt w:val="bullet"/>
+      <w:lvlText w:val=""/>
+      <w:lvlJc w:val="left"/>
+      <w:pPr>
+        <w:tabs>
+          <w:tab w:val="num" w:pos="0"/>
+        </w:tabs>
+        <w:ind w:left="4320" w:hanging="360"/>
+      </w:pPr>
+      <w:rPr>
+        <w:rFonts w:ascii="Wingdings" w:hAnsi="Wingdings" w:cs="Wingdings" w:hint="default"/>
+      </w:rPr>
+    </w:lvl>
+    <w:lvl w:ilvl="6">
+      <w:start w:val="0"/>
+      <w:numFmt w:val="bullet"/>
+      <w:lvlText w:val=""/>
+      <w:lvlJc w:val="left"/>
+      <w:pPr>
+        <w:tabs>
+          <w:tab w:val="num" w:pos="0"/>
+        </w:tabs>
+        <w:ind w:left="5040" w:hanging="360"/>
+      </w:pPr>
+      <w:rPr>
+        <w:rFonts w:ascii="Symbol" w:hAnsi="Symbol" w:cs="Symbol" w:hint="default"/>
+      </w:rPr>
+    </w:lvl>
+    <w:lvl w:ilvl="7">
+      <w:start w:val="0"/>
+      <w:numFmt w:val="bullet"/>
+      <w:lvlText w:val="o"/>
+      <w:lvlJc w:val="left"/>
+      <w:pPr>
+        <w:tabs>
+          <w:tab w:val="num" w:pos="0"/>
+        </w:tabs>
+        <w:ind w:left="5760" w:hanging="360"/>
+      </w:pPr>
+      <w:rPr>
+        <w:rFonts w:ascii="Courier New" w:hAnsi="Courier New" w:cs="Courier New" w:hint="default"/>
+      </w:rPr>
+    </w:lvl>
+    <w:lvl w:ilvl="8">
+      <w:start w:val="0"/>
+      <w:numFmt w:val="bullet"/>
+      <w:lvlText w:val=""/>
+      <w:lvlJc w:val="left"/>
+      <w:pPr>
+        <w:tabs>
+          <w:tab w:val="num" w:pos="0"/>
+        </w:tabs>
+        <w:ind w:left="6480" w:hanging="360"/>
+      </w:pPr>
+      <w:rPr>
+        <w:rFonts w:ascii="Wingdings" w:hAnsi="Wingdings" w:cs="Wingdings" w:hint="default"/>
+      </w:rPr>
+    </w:lvl>
+  </w:abstractNum>
+  <w:abstractNum w:abstractNumId="15">
+    <w:lvl w:ilvl="0">
+      <w:start w:val="1"/>
+      <w:numFmt w:val="none"/>
+      <w:suff w:val="nothing"/>
+      <w:lvlText w:val=""/>
+      <w:lvlJc w:val="left"/>
+      <w:pPr>
+        <w:tabs>
+          <w:tab w:val="num" w:pos="0"/>
+        </w:tabs>
+        <w:ind w:left="0" w:hanging="0"/>
+      </w:pPr>
+    </w:lvl>
+    <w:lvl w:ilvl="1">
+      <w:start w:val="1"/>
+      <w:numFmt w:val="none"/>
+      <w:suff w:val="nothing"/>
+      <w:lvlText w:val=""/>
+      <w:lvlJc w:val="left"/>
+      <w:pPr>
+        <w:tabs>
+          <w:tab w:val="num" w:pos="0"/>
+        </w:tabs>
+        <w:ind w:left="0" w:hanging="0"/>
+      </w:pPr>
+    </w:lvl>
+    <w:lvl w:ilvl="2">
+      <w:start w:val="1"/>
+      <w:numFmt w:val="none"/>
+      <w:suff w:val="nothing"/>
+      <w:lvlText w:val=""/>
+      <w:lvlJc w:val="left"/>
+      <w:pPr>
+        <w:tabs>
+          <w:tab w:val="num" w:pos="0"/>
+        </w:tabs>
+        <w:ind w:left="0" w:hanging="0"/>
+      </w:pPr>
+    </w:lvl>
+    <w:lvl w:ilvl="3">
+      <w:start w:val="1"/>
+      <w:numFmt w:val="none"/>
+      <w:suff w:val="nothing"/>
+      <w:lvlText w:val=""/>
+      <w:lvlJc w:val="left"/>
+      <w:pPr>
+        <w:tabs>
+          <w:tab w:val="num" w:pos="0"/>
+        </w:tabs>
+        <w:ind w:left="0" w:hanging="0"/>
+      </w:pPr>
+    </w:lvl>
+    <w:lvl w:ilvl="4">
+      <w:start w:val="1"/>
+      <w:numFmt w:val="none"/>
+      <w:suff w:val="nothing"/>
+      <w:lvlText w:val=""/>
+      <w:lvlJc w:val="left"/>
+      <w:pPr>
+        <w:tabs>
+          <w:tab w:val="num" w:pos="0"/>
+        </w:tabs>
+        <w:ind w:left="0" w:hanging="0"/>
+      </w:pPr>
+    </w:lvl>
+    <w:lvl w:ilvl="5">
+      <w:start w:val="1"/>
+      <w:numFmt w:val="none"/>
+      <w:suff w:val="nothing"/>
+      <w:lvlText w:val=""/>
+      <w:lvlJc w:val="left"/>
+      <w:pPr>
+        <w:tabs>
+          <w:tab w:val="num" w:pos="0"/>
+        </w:tabs>
+        <w:ind w:left="0" w:hanging="0"/>
+      </w:pPr>
+    </w:lvl>
+    <w:lvl w:ilvl="6">
+      <w:start w:val="1"/>
+      <w:numFmt w:val="none"/>
+      <w:suff w:val="nothing"/>
+      <w:lvlText w:val=""/>
+      <w:lvlJc w:val="left"/>
+      <w:pPr>
+        <w:tabs>
+          <w:tab w:val="num" w:pos="0"/>
+        </w:tabs>
+        <w:ind w:left="0" w:hanging="0"/>
+      </w:pPr>
+    </w:lvl>
+    <w:lvl w:ilvl="7">
+      <w:start w:val="1"/>
+      <w:numFmt w:val="none"/>
+      <w:suff w:val="nothing"/>
+      <w:lvlText w:val=""/>
+      <w:lvlJc w:val="left"/>
+      <w:pPr>
+        <w:tabs>
+          <w:tab w:val="num" w:pos="0"/>
+        </w:tabs>
+        <w:ind w:left="0" w:hanging="0"/>
+      </w:pPr>
+    </w:lvl>
+    <w:lvl w:ilvl="8">
+      <w:start w:val="1"/>
+      <w:numFmt w:val="none"/>
+      <w:suff w:val="nothing"/>
+      <w:lvlText w:val=""/>
+      <w:lvlJc w:val="left"/>
+      <w:pPr>
+        <w:tabs>
+          <w:tab w:val="num" w:pos="0"/>
+        </w:tabs>
+        <w:ind w:left="0" w:hanging="0"/>
+      </w:pPr>
+    </w:lvl>
+  </w:abstractNum>
+  <w:num w:numId="1">
+    <w:abstractNumId w:val="1"/>
+  </w:num>
+  <w:num w:numId="2">
+    <w:abstractNumId w:val="2"/>
+  </w:num>
+  <w:num w:numId="3">
+    <w:abstractNumId w:val="3"/>
+  </w:num>
+  <w:num w:numId="4">
+    <w:abstractNumId w:val="4"/>
+  </w:num>
+  <w:num w:numId="5">
+    <w:abstractNumId w:val="5"/>
+  </w:num>
+  <w:num w:numId="6">
+    <w:abstractNumId w:val="6"/>
+  </w:num>
+  <w:num w:numId="7">
+    <w:abstractNumId w:val="7"/>
+  </w:num>
+  <w:num w:numId="8">
+    <w:abstractNumId w:val="8"/>
+  </w:num>
+  <w:num w:numId="9">
+    <w:abstractNumId w:val="9"/>
+  </w:num>
+  <w:num w:numId="10">
+    <w:abstractNumId w:val="10"/>
+  </w:num>
+  <w:num w:numId="11">
+    <w:abstractNumId w:val="11"/>
+  </w:num>
+  <w:num w:numId="12">
+    <w:abstractNumId w:val="12"/>
+  </w:num>
+  <w:num w:numId="13">
+    <w:abstractNumId w:val="13"/>
+  </w:num>
+  <w:num w:numId="14">
+    <w:abstractNumId w:val="14"/>
+  </w:num>
+  <w:num w:numId="15">
+    <w:abstractNumId w:val="15"/>
+  </w:num>
+</w:numbering>
 </file>
 
 <file path=word/styles.xml><?xml version="1.0" encoding="utf-8"?>
@@ -2114,6 +8318,18 @@
     <w:qFormat/>
     <w:rPr/>
   </w:style>
+  <w:style w:type="character" w:styleId="EndnoteCharacters">
+    <w:name w:val="Endnote Characters"/>
+    <w:qFormat/>
+    <w:rPr/>
+  </w:style>
+  <w:style w:type="character" w:styleId="FollowedHyperlink">
+    <w:name w:val="FollowedHyperlink"/>
+    <w:rPr>
+      <w:color w:val="800000"/>
+      <w:u w:val="single"/>
+    </w:rPr>
+  </w:style>
   <w:style w:type="paragraph" w:styleId="Heading">
     <w:name w:val="Heading"/>
     <w:basedOn w:val="Normal"/>
@@ -2408,6 +8624,15 @@
     <w:link w:val="VerbatimChar"/>
     <w:qFormat/>
     <w:pPr/>
+    <w:rPr/>
+  </w:style>
+  <w:style w:type="paragraph" w:styleId="ListContents">
+    <w:name w:val="List Contents"/>
+    <w:basedOn w:val="Normal"/>
+    <w:qFormat/>
+    <w:pPr>
+      <w:ind w:left="567"/>
+    </w:pPr>
     <w:rPr/>
   </w:style>
   <w:style w:type="table" w:default="1" w:styleId="Table">
